--- a/Proyecto - APP Caja Chica ALM.docx
+++ b/Proyecto - APP Caja Chica ALM.docx
@@ -299,15 +299,13 @@
         </w:rPr>
         <w:t xml:space="preserve">Adjunto de Comprobantes </w:t>
       </w:r>
-      <w:proofErr w:type="spellStart"/>
-      <w:r>
-        <w:rPr>
-          <w:b/>
-          <w:bCs/>
-        </w:rPr>
-        <w:t>Evidenciales</w:t>
-      </w:r>
-      <w:proofErr w:type="spellEnd"/>
+      <w:r>
+        <w:rPr>
+          <w:b/>
+          <w:bCs/>
+        </w:rPr>
+        <w:t>Evidénciales</w:t>
+      </w:r>
       <w:r>
         <w:t>: Posibilidad de fotografiar o subir el recibo de la transacción para auditoría.</w:t>
       </w:r>
@@ -399,13 +397,9 @@
       <w:r>
         <w:t xml:space="preserve">: Acceso a un </w:t>
       </w:r>
-      <w:proofErr w:type="spellStart"/>
-      <w:proofErr w:type="gramStart"/>
-      <w:r>
-        <w:t>click</w:t>
-      </w:r>
-      <w:proofErr w:type="spellEnd"/>
-      <w:proofErr w:type="gramEnd"/>
+      <w:r>
+        <w:t>clic</w:t>
+      </w:r>
       <w:r>
         <w:t xml:space="preserve"> de la factura o foto original respaldatoria de cada movimiento financiero.</w:t>
       </w:r>
@@ -478,11 +472,9 @@
       <w:r>
         <w:t xml:space="preserve">: Almacenamiento rápido en la nube (Google Cloud </w:t>
       </w:r>
-      <w:proofErr w:type="spellStart"/>
-      <w:r>
-        <w:t>Firestore</w:t>
-      </w:r>
-      <w:proofErr w:type="spellEnd"/>
+      <w:r>
+        <w:t>Firestone</w:t>
+      </w:r>
       <w:r>
         <w:t>/Storage), garantizando disponibilidad total 24/7.</w:t>
       </w:r>
@@ -502,62 +494,22 @@
         <w:t>Lectura Inteligente (Google ML Kit)</w:t>
       </w:r>
       <w:r>
-        <w:t xml:space="preserve">: Machine </w:t>
-      </w:r>
-      <w:proofErr w:type="spellStart"/>
-      <w:r>
-        <w:t>Learning</w:t>
-      </w:r>
-      <w:proofErr w:type="spellEnd"/>
-      <w:r>
-        <w:t xml:space="preserve"> ejecutándose directamente en los dispositivos sin consumo extra de datos.</w:t>
-      </w:r>
-    </w:p>
-    <w:p>
-      <w:pPr>
-        <w:rPr>
-          <w:b/>
-          <w:bCs/>
-        </w:rPr>
-      </w:pPr>
-      <w:r>
-        <w:rPr>
-          <w:b/>
-          <w:bCs/>
-        </w:rPr>
-        <w:t>6. Identidad Visual (</w:t>
-      </w:r>
-      <w:proofErr w:type="gramStart"/>
-      <w:r>
-        <w:rPr>
-          <w:b/>
-          <w:bCs/>
-        </w:rPr>
-        <w:t>Look</w:t>
-      </w:r>
-      <w:proofErr w:type="gramEnd"/>
-      <w:r>
-        <w:rPr>
-          <w:b/>
-          <w:bCs/>
-        </w:rPr>
-        <w:t xml:space="preserve"> and </w:t>
-      </w:r>
-      <w:proofErr w:type="spellStart"/>
-      <w:r>
-        <w:rPr>
-          <w:b/>
-          <w:bCs/>
-        </w:rPr>
-        <w:t>Feel</w:t>
-      </w:r>
-      <w:proofErr w:type="spellEnd"/>
-      <w:r>
-        <w:rPr>
-          <w:b/>
-          <w:bCs/>
-        </w:rPr>
-        <w:t>)</w:t>
+        <w:t>: Machine Learning ejecutándose directamente en los dispositivos sin consumo extra de datos.</w:t>
+      </w:r>
+    </w:p>
+    <w:p>
+      <w:pPr>
+        <w:rPr>
+          <w:b/>
+          <w:bCs/>
+        </w:rPr>
+      </w:pPr>
+      <w:r>
+        <w:rPr>
+          <w:b/>
+          <w:bCs/>
+        </w:rPr>
+        <w:t>6. Identidad Visual (Look and Feel)</w:t>
       </w:r>
     </w:p>
     <w:p>
@@ -699,15 +651,13 @@
         </w:rPr>
         <w:t xml:space="preserve">visualización a modo de ejemplo de la </w:t>
       </w:r>
-      <w:proofErr w:type="spellStart"/>
-      <w:r>
-        <w:rPr>
-          <w:b/>
-          <w:bCs/>
-        </w:rPr>
-        <w:t>pagina</w:t>
-      </w:r>
-      <w:proofErr w:type="spellEnd"/>
+      <w:r>
+        <w:rPr>
+          <w:b/>
+          <w:bCs/>
+        </w:rPr>
+        <w:t>página</w:t>
+      </w:r>
       <w:r>
         <w:rPr>
           <w:b/>
@@ -718,6 +668,9 @@
     </w:p>
     <w:p>
       <w:r>
+        <w:rPr>
+          <w:noProof/>
+        </w:rPr>
         <w:drawing>
           <wp:inline distT="0" distB="0" distL="0" distR="0" wp14:anchorId="68DDCE13" wp14:editId="294B0057">
             <wp:extent cx="3606393" cy="2547036"/>
@@ -758,6 +711,9 @@
         <w:br/>
       </w:r>
       <w:r>
+        <w:rPr>
+          <w:noProof/>
+        </w:rPr>
         <w:drawing>
           <wp:inline distT="0" distB="0" distL="0" distR="0" wp14:anchorId="532ADFE2" wp14:editId="73CAB57F">
             <wp:extent cx="3581606" cy="2538375"/>
@@ -794,9 +750,15 @@
           </wp:inline>
         </w:drawing>
       </w:r>
-    </w:p>
-    <w:p>
-      <w:r>
+      <w:r>
+        <w:br/>
+      </w:r>
+    </w:p>
+    <w:p>
+      <w:r>
+        <w:rPr>
+          <w:noProof/>
+        </w:rPr>
         <w:lastRenderedPageBreak/>
         <w:drawing>
           <wp:inline distT="0" distB="0" distL="0" distR="0" wp14:anchorId="34B5AC6E" wp14:editId="71B452CD">
@@ -835,45 +797,11 @@
         </w:drawing>
       </w:r>
       <w:r>
+        <w:rPr>
+          <w:noProof/>
+        </w:rPr>
         <w:drawing>
-          <wp:inline distT="0" distB="0" distL="0" distR="0" wp14:anchorId="22AD655C" wp14:editId="2EA3FA03">
-            <wp:extent cx="1609345" cy="3218688"/>
-            <wp:effectExtent l="0" t="0" r="0" b="1270"/>
-            <wp:docPr id="809696103" name="Imagen 1"/>
-            <wp:cNvGraphicFramePr>
-              <a:graphicFrameLocks xmlns:a="http://schemas.openxmlformats.org/drawingml/2006/main" noChangeAspect="1"/>
-            </wp:cNvGraphicFramePr>
-            <a:graphic xmlns:a="http://schemas.openxmlformats.org/drawingml/2006/main">
-              <a:graphicData uri="http://schemas.openxmlformats.org/drawingml/2006/picture">
-                <pic:pic xmlns:pic="http://schemas.openxmlformats.org/drawingml/2006/picture">
-                  <pic:nvPicPr>
-                    <pic:cNvPr id="809696103" name=""/>
-                    <pic:cNvPicPr/>
-                  </pic:nvPicPr>
-                  <pic:blipFill>
-                    <a:blip r:embed="rId8"/>
-                    <a:stretch>
-                      <a:fillRect/>
-                    </a:stretch>
-                  </pic:blipFill>
-                  <pic:spPr>
-                    <a:xfrm>
-                      <a:off x="0" y="0"/>
-                      <a:ext cx="1622995" cy="3245988"/>
-                    </a:xfrm>
-                    <a:prstGeom prst="rect">
-                      <a:avLst/>
-                    </a:prstGeom>
-                  </pic:spPr>
-                </pic:pic>
-              </a:graphicData>
-            </a:graphic>
-          </wp:inline>
-        </w:drawing>
-      </w:r>
-      <w:r>
-        <w:drawing>
-          <wp:inline distT="0" distB="0" distL="0" distR="0" wp14:anchorId="574D9896" wp14:editId="47E8B155">
+          <wp:inline distT="0" distB="0" distL="0" distR="0" wp14:anchorId="574D9896" wp14:editId="602FC713">
             <wp:extent cx="1645920" cy="3226442"/>
             <wp:effectExtent l="0" t="0" r="0" b="0"/>
             <wp:docPr id="2038815429" name="Imagen 1"/>
@@ -888,7 +816,7 @@
                     <pic:cNvPicPr/>
                   </pic:nvPicPr>
                   <pic:blipFill>
-                    <a:blip r:embed="rId9"/>
+                    <a:blip r:embed="rId8"/>
                     <a:stretch>
                       <a:fillRect/>
                     </a:stretch>
@@ -909,8 +837,1399 @@
         </w:drawing>
       </w:r>
     </w:p>
-    <w:p/>
-    <w:p/>
+    <w:p>
+      <w:r>
+        <w:t>Especificación UI/UX y Funcional</w:t>
+      </w:r>
+    </w:p>
+    <w:p>
+      <w:r>
+        <w:rPr>
+          <w:b/>
+          <w:bCs/>
+        </w:rPr>
+        <w:t>Proyecto:</w:t>
+      </w:r>
+      <w:r>
+        <w:t xml:space="preserve"> App de Gestión de Gastos - Agropecuaria Las Marias </w:t>
+      </w:r>
+      <w:r>
+        <w:br/>
+      </w:r>
+      <w:r>
+        <w:rPr>
+          <w:b/>
+          <w:bCs/>
+        </w:rPr>
+        <w:t>Plataforma:</w:t>
+      </w:r>
+      <w:r>
+        <w:t xml:space="preserve"> Aplicación Móvil (con fase de prueba inicial en entorno Web). </w:t>
+      </w:r>
+      <w:r>
+        <w:br/>
+      </w:r>
+      <w:r>
+        <w:rPr>
+          <w:b/>
+          <w:bCs/>
+        </w:rPr>
+        <w:t>Estado Previo:</w:t>
+      </w:r>
+      <w:r>
+        <w:t xml:space="preserve"> Pantalla de Inicio/Login finalizada y controlada (NO MODIFICAR).</w:t>
+      </w:r>
+    </w:p>
+    <w:p>
+      <w:pPr>
+        <w:rPr>
+          <w:b/>
+          <w:bCs/>
+        </w:rPr>
+      </w:pPr>
+      <w:r>
+        <w:rPr>
+          <w:b/>
+          <w:bCs/>
+        </w:rPr>
+        <w:t>1. Guía de Estilo y UI (Interfaz de Usuario)</w:t>
+      </w:r>
+    </w:p>
+    <w:p>
+      <w:pPr>
+        <w:numPr>
+          <w:ilvl w:val="0"/>
+          <w:numId w:val="8"/>
+        </w:numPr>
+      </w:pPr>
+      <w:r>
+        <w:rPr>
+          <w:b/>
+          <w:bCs/>
+        </w:rPr>
+        <w:t>Estética:</w:t>
+      </w:r>
+      <w:r>
+        <w:t xml:space="preserve"> Diseño minimalista, limpio</w:t>
+      </w:r>
+      <w:r>
+        <w:t>,</w:t>
+      </w:r>
+      <w:r>
+        <w:t xml:space="preserve"> amigable</w:t>
+      </w:r>
+      <w:r>
+        <w:t xml:space="preserve"> y profesional</w:t>
+      </w:r>
+      <w:r>
+        <w:t>. Optimizado estrictamente para dimensiones de teléfonos móviles.</w:t>
+      </w:r>
+    </w:p>
+    <w:p>
+      <w:pPr>
+        <w:numPr>
+          <w:ilvl w:val="0"/>
+          <w:numId w:val="8"/>
+        </w:numPr>
+      </w:pPr>
+      <w:r>
+        <w:rPr>
+          <w:b/>
+          <w:bCs/>
+        </w:rPr>
+        <w:t>Paleta de Colores:</w:t>
+      </w:r>
+      <w:r>
+        <w:t xml:space="preserve"> * Primarios: Blanco y Negro.</w:t>
+      </w:r>
+    </w:p>
+    <w:p>
+      <w:pPr>
+        <w:numPr>
+          <w:ilvl w:val="1"/>
+          <w:numId w:val="8"/>
+        </w:numPr>
+      </w:pPr>
+      <w:r>
+        <w:t>Corporativos: Naranja (#ba4817) y Amarillo (#e5a102).</w:t>
+      </w:r>
+    </w:p>
+    <w:p>
+      <w:pPr>
+        <w:numPr>
+          <w:ilvl w:val="0"/>
+          <w:numId w:val="8"/>
+        </w:numPr>
+      </w:pPr>
+      <w:r>
+        <w:rPr>
+          <w:b/>
+          <w:bCs/>
+        </w:rPr>
+        <w:t>Navegación:</w:t>
+      </w:r>
+      <w:r>
+        <w:t xml:space="preserve"> Menú Hamburguesa (esquina superior izquierda).</w:t>
+      </w:r>
+    </w:p>
+    <w:p>
+      <w:pPr>
+        <w:numPr>
+          <w:ilvl w:val="1"/>
+          <w:numId w:val="8"/>
+        </w:numPr>
+      </w:pPr>
+      <w:r>
+        <w:rPr>
+          <w:i/>
+          <w:iCs/>
+        </w:rPr>
+        <w:t>Cabecera del menú:</w:t>
+      </w:r>
+      <w:r>
+        <w:t xml:space="preserve"> Nombre del usuario activo. Avatar circular con las iniciales del usuario (Ej: Javier Cordoba = "JC").</w:t>
+      </w:r>
+    </w:p>
+    <w:p>
+      <w:pPr>
+        <w:numPr>
+          <w:ilvl w:val="1"/>
+          <w:numId w:val="8"/>
+        </w:numPr>
+      </w:pPr>
+      <w:r>
+        <w:rPr>
+          <w:i/>
+          <w:iCs/>
+        </w:rPr>
+        <w:t>Pie del menú:</w:t>
+      </w:r>
+      <w:r>
+        <w:t xml:space="preserve"> Logo/Texto de identidad: "Agropecuaria Las Marias".</w:t>
+      </w:r>
+    </w:p>
+    <w:p>
+      <w:pPr>
+        <w:numPr>
+          <w:ilvl w:val="1"/>
+          <w:numId w:val="8"/>
+        </w:numPr>
+      </w:pPr>
+      <w:r>
+        <w:rPr>
+          <w:i/>
+          <w:iCs/>
+        </w:rPr>
+        <w:t>Opciones del menú:</w:t>
+      </w:r>
+      <w:r>
+        <w:t xml:space="preserve"> Dashboard, Nuevo Registro, Historial, Perfil (cada uno con un icono minimalista representativo).</w:t>
+      </w:r>
+    </w:p>
+    <w:p>
+      <w:pPr>
+        <w:rPr>
+          <w:b/>
+          <w:bCs/>
+        </w:rPr>
+      </w:pPr>
+      <w:r>
+        <w:rPr>
+          <w:b/>
+          <w:bCs/>
+        </w:rPr>
+        <w:t>2. Vistas de la Aplicación (Navegación)</w:t>
+      </w:r>
+    </w:p>
+    <w:p>
+      <w:r>
+        <w:rPr>
+          <w:b/>
+          <w:bCs/>
+        </w:rPr>
+        <w:t>A. Dashboard (Pantalla Principal)</w:t>
+      </w:r>
+    </w:p>
+    <w:p>
+      <w:pPr>
+        <w:numPr>
+          <w:ilvl w:val="0"/>
+          <w:numId w:val="9"/>
+        </w:numPr>
+      </w:pPr>
+      <w:r>
+        <w:rPr>
+          <w:b/>
+          <w:bCs/>
+        </w:rPr>
+        <w:t>Saludo:</w:t>
+      </w:r>
+      <w:r>
+        <w:t xml:space="preserve"> "Hola, [Nombre de Usuario]".</w:t>
+      </w:r>
+    </w:p>
+    <w:p>
+      <w:pPr>
+        <w:numPr>
+          <w:ilvl w:val="0"/>
+          <w:numId w:val="9"/>
+        </w:numPr>
+      </w:pPr>
+      <w:r>
+        <w:rPr>
+          <w:b/>
+          <w:bCs/>
+        </w:rPr>
+        <w:lastRenderedPageBreak/>
+        <w:t>Tarjetas de Saldo (2 columnas):</w:t>
+      </w:r>
+      <w:r>
+        <w:t xml:space="preserve"> Globos/Tarjetas mostrando el saldo disponible en pesos ($), divididos en Efectivo y Tarjeta. Se calculan dinámicamente según los registros.</w:t>
+      </w:r>
+    </w:p>
+    <w:p>
+      <w:pPr>
+        <w:numPr>
+          <w:ilvl w:val="0"/>
+          <w:numId w:val="9"/>
+        </w:numPr>
+      </w:pPr>
+      <w:r>
+        <w:rPr>
+          <w:b/>
+          <w:bCs/>
+        </w:rPr>
+        <w:t>Tarjetas de Resumen (4 cuadrantes):</w:t>
+      </w:r>
+      <w:r>
+        <w:t xml:space="preserve"> Cantidad de movimientos, Dinero Ingresado, Dinero Egresado, Total Gastos. Afectados por un filtro temporal (Diario, Semanal, Mensual</w:t>
+      </w:r>
+      <w:r>
+        <w:t>, Anual</w:t>
+      </w:r>
+      <w:r>
+        <w:t>).</w:t>
+      </w:r>
+    </w:p>
+    <w:p>
+      <w:pPr>
+        <w:numPr>
+          <w:ilvl w:val="0"/>
+          <w:numId w:val="9"/>
+        </w:numPr>
+      </w:pPr>
+      <w:r>
+        <w:rPr>
+          <w:b/>
+          <w:bCs/>
+        </w:rPr>
+        <w:t>Gráfico Analítico:</w:t>
+      </w:r>
+      <w:r>
+        <w:t xml:space="preserve"> Gráfico de barras/columnas de gastos segmentados por establecimiento (ADM, PL, FL, SI, LC, LH, E7, EM). Afectado por filtro temporal (Diario a Anual).</w:t>
+      </w:r>
+    </w:p>
+    <w:p>
+      <w:pPr>
+        <w:numPr>
+          <w:ilvl w:val="0"/>
+          <w:numId w:val="9"/>
+        </w:numPr>
+      </w:pPr>
+      <w:r>
+        <w:rPr>
+          <w:b/>
+          <w:bCs/>
+        </w:rPr>
+        <w:t>Últimos Movimientos:</w:t>
+      </w:r>
+      <w:r>
+        <w:t xml:space="preserve"> Lista resumida.</w:t>
+      </w:r>
+    </w:p>
+    <w:p>
+      <w:pPr>
+        <w:numPr>
+          <w:ilvl w:val="1"/>
+          <w:numId w:val="9"/>
+        </w:numPr>
+      </w:pPr>
+      <w:r>
+        <w:rPr>
+          <w:i/>
+          <w:iCs/>
+        </w:rPr>
+        <w:t>Acción 1:</w:t>
+      </w:r>
+      <w:r>
+        <w:t xml:space="preserve"> Icono de "Tacho de basura" para eliminar el registro (recalcula el saldo automáticamente).</w:t>
+      </w:r>
+    </w:p>
+    <w:p>
+      <w:pPr>
+        <w:numPr>
+          <w:ilvl w:val="1"/>
+          <w:numId w:val="9"/>
+        </w:numPr>
+      </w:pPr>
+      <w:r>
+        <w:rPr>
+          <w:i/>
+          <w:iCs/>
+        </w:rPr>
+        <w:t>Acción 2:</w:t>
+      </w:r>
+      <w:r>
+        <w:t xml:space="preserve"> Icono de "</w:t>
+      </w:r>
+      <w:proofErr w:type="gramStart"/>
+      <w:r>
+        <w:t>Ticket</w:t>
+      </w:r>
+      <w:proofErr w:type="gramEnd"/>
+      <w:r>
+        <w:t>" (solo visible si el registro se hizo vía PDF/PNG). Al presionarlo, abre el comprobante original para visualización e impresión.</w:t>
+      </w:r>
+    </w:p>
+    <w:p>
+      <w:pPr>
+        <w:pStyle w:val="Prrafodelista"/>
+        <w:numPr>
+          <w:ilvl w:val="0"/>
+          <w:numId w:val="9"/>
+        </w:numPr>
+      </w:pPr>
+      <w:r>
+        <w:rPr>
+          <w:b/>
+          <w:bCs/>
+        </w:rPr>
+        <w:t>Nueva Función:</w:t>
+      </w:r>
+      <w:r>
+        <w:t xml:space="preserve"> Exportación de Egresos.</w:t>
+      </w:r>
+      <w:r>
+        <w:t xml:space="preserve"> Debajo del Gráfico Analítico o junto a los filtros de tiempo, se incluirá un botón dual de "Exportar (Excel) / Imprimir".</w:t>
+      </w:r>
+    </w:p>
+    <w:p>
+      <w:pPr>
+        <w:numPr>
+          <w:ilvl w:val="1"/>
+          <w:numId w:val="9"/>
+        </w:numPr>
+      </w:pPr>
+      <w:r>
+        <w:t>Comportamiento:</w:t>
+      </w:r>
+      <w:r>
+        <w:t xml:space="preserve"> Al hacer clic, el sistema compilará únicamente los </w:t>
+      </w:r>
+      <w:r>
+        <w:t>movimientos de salida (gastos)</w:t>
+      </w:r>
+      <w:r>
+        <w:t xml:space="preserve"> correspondientes al filtro temporal activo en ese momento (Diario, Semanal, Mensual o Anual).</w:t>
+      </w:r>
+    </w:p>
+    <w:p>
+      <w:r>
+        <w:rPr>
+          <w:b/>
+          <w:bCs/>
+        </w:rPr>
+        <w:t>B. Nuevo Registro (Ingresos y Egresos)</w:t>
+      </w:r>
+    </w:p>
+    <w:p>
+      <w:pPr>
+        <w:numPr>
+          <w:ilvl w:val="0"/>
+          <w:numId w:val="10"/>
+        </w:numPr>
+      </w:pPr>
+      <w:r>
+        <w:rPr>
+          <w:b/>
+          <w:bCs/>
+        </w:rPr>
+        <w:t>Selector Superior:</w:t>
+      </w:r>
+      <w:r>
+        <w:t xml:space="preserve"> Botón tipo "Toggle" o pestañas redondeadas para elegir entre "Ingreso" o "Egreso". Todo movimiento guarda automáticamente la Fecha y Hora exactas de la carga.</w:t>
+      </w:r>
+    </w:p>
+    <w:p>
+      <w:pPr>
+        <w:numPr>
+          <w:ilvl w:val="0"/>
+          <w:numId w:val="10"/>
+        </w:numPr>
+      </w:pPr>
+      <w:r>
+        <w:rPr>
+          <w:b/>
+          <w:bCs/>
+        </w:rPr>
+        <w:t>Flujo de Ingreso:</w:t>
+      </w:r>
+      <w:r>
+        <w:t xml:space="preserve"> * Campos: Descripción (Texto), Monto (Numérico, sin puntuación), Asignación (Desplegable de los 8 establecimientos).</w:t>
+      </w:r>
+    </w:p>
+    <w:p>
+      <w:pPr>
+        <w:numPr>
+          <w:ilvl w:val="1"/>
+          <w:numId w:val="10"/>
+        </w:numPr>
+      </w:pPr>
+      <w:r>
+        <w:t>Acción: Botón "Registrar". Limpia campos tras el éxito. Valida que no haya campos vacíos.</w:t>
+      </w:r>
+    </w:p>
+    <w:p>
+      <w:pPr>
+        <w:numPr>
+          <w:ilvl w:val="0"/>
+          <w:numId w:val="10"/>
+        </w:numPr>
+      </w:pPr>
+      <w:r>
+        <w:rPr>
+          <w:b/>
+          <w:bCs/>
+        </w:rPr>
+        <w:t>Flujo de Egreso (3 Métodos):</w:t>
+      </w:r>
+    </w:p>
+    <w:p>
+      <w:pPr>
+        <w:numPr>
+          <w:ilvl w:val="1"/>
+          <w:numId w:val="11"/>
+        </w:numPr>
+      </w:pPr>
+      <w:r>
+        <w:rPr>
+          <w:i/>
+          <w:iCs/>
+        </w:rPr>
+        <w:t>Importar PDF.</w:t>
+      </w:r>
+    </w:p>
+    <w:p>
+      <w:pPr>
+        <w:numPr>
+          <w:ilvl w:val="1"/>
+          <w:numId w:val="11"/>
+        </w:numPr>
+      </w:pPr>
+      <w:r>
+        <w:rPr>
+          <w:i/>
+          <w:iCs/>
+        </w:rPr>
+        <w:t>Importar/Tomar Foto (PNG).</w:t>
+      </w:r>
+    </w:p>
+    <w:p>
+      <w:pPr>
+        <w:numPr>
+          <w:ilvl w:val="1"/>
+          <w:numId w:val="11"/>
+        </w:numPr>
+      </w:pPr>
+      <w:r>
+        <w:rPr>
+          <w:i/>
+          <w:iCs/>
+        </w:rPr>
+        <w:t>Registro Manual.</w:t>
+      </w:r>
+    </w:p>
+    <w:p>
+      <w:pPr>
+        <w:numPr>
+          <w:ilvl w:val="0"/>
+          <w:numId w:val="10"/>
+        </w:numPr>
+      </w:pPr>
+      <w:r>
+        <w:rPr>
+          <w:b/>
+          <w:bCs/>
+        </w:rPr>
+        <w:lastRenderedPageBreak/>
+        <w:t>Motor de Extracción Automática (OCR):</w:t>
+      </w:r>
+      <w:r>
+        <w:t xml:space="preserve"> Para los métodos 1 y 2, el sistema debe extraer automáticamente los datos para evitar por completo la carga manual por parte del usuario. </w:t>
+      </w:r>
+      <w:proofErr w:type="gramStart"/>
+      <w:r>
+        <w:t>Los campos a extraer</w:t>
+      </w:r>
+      <w:proofErr w:type="gramEnd"/>
+      <w:r>
+        <w:t>/llenar son:</w:t>
+      </w:r>
+    </w:p>
+    <w:p>
+      <w:pPr>
+        <w:numPr>
+          <w:ilvl w:val="1"/>
+          <w:numId w:val="10"/>
+        </w:numPr>
+      </w:pPr>
+      <w:r>
+        <w:t xml:space="preserve">Tipo de Comprobante (A, B, C o </w:t>
+      </w:r>
+      <w:proofErr w:type="gramStart"/>
+      <w:r>
+        <w:t>Ticket</w:t>
+      </w:r>
+      <w:proofErr w:type="gramEnd"/>
+      <w:r>
+        <w:t>).</w:t>
+      </w:r>
+    </w:p>
+    <w:p>
+      <w:pPr>
+        <w:numPr>
+          <w:ilvl w:val="1"/>
+          <w:numId w:val="10"/>
+        </w:numPr>
+      </w:pPr>
+      <w:r>
+        <w:t>Nº de Factura, Fecha, Descripción, Monto Total, Subtotal.</w:t>
+      </w:r>
+    </w:p>
+    <w:p>
+      <w:pPr>
+        <w:numPr>
+          <w:ilvl w:val="1"/>
+          <w:numId w:val="10"/>
+        </w:numPr>
+      </w:pPr>
+      <w:r>
+        <w:t>IVA (21%, 10.5%, 27%, No Gravado. Capacidad para registrar 2 IVAs simultáneos).</w:t>
+      </w:r>
+    </w:p>
+    <w:p>
+      <w:pPr>
+        <w:numPr>
+          <w:ilvl w:val="1"/>
+          <w:numId w:val="10"/>
+        </w:numPr>
+      </w:pPr>
+      <w:r>
+        <w:rPr>
+          <w:i/>
+          <w:iCs/>
+        </w:rPr>
+        <w:t>Inputs manuales requeridos:</w:t>
+      </w:r>
+      <w:r>
+        <w:t xml:space="preserve"> Forma de pago (Efectivo/Tarjeta) y Establecimiento destino</w:t>
+      </w:r>
+      <w:r>
+        <w:t xml:space="preserve"> a través de una lista desplegable</w:t>
+      </w:r>
+      <w:r>
+        <w:t>.</w:t>
+      </w:r>
+    </w:p>
+    <w:p>
+      <w:pPr>
+        <w:numPr>
+          <w:ilvl w:val="1"/>
+          <w:numId w:val="10"/>
+        </w:numPr>
+      </w:pPr>
+      <w:r>
+        <w:rPr>
+          <w:i/>
+          <w:iCs/>
+        </w:rPr>
+        <w:t>Nota:</w:t>
+      </w:r>
+      <w:r>
+        <w:t xml:space="preserve"> Todos los datos auto-extraídos deben ser editables por el usuario para corregir errores de lectura del OCR.</w:t>
+      </w:r>
+    </w:p>
+    <w:p>
+      <w:pPr>
+        <w:numPr>
+          <w:ilvl w:val="0"/>
+          <w:numId w:val="10"/>
+        </w:numPr>
+      </w:pPr>
+      <w:r>
+        <w:rPr>
+          <w:b/>
+          <w:bCs/>
+        </w:rPr>
+        <w:t>Validación Final:</w:t>
+      </w:r>
+      <w:r>
+        <w:t xml:space="preserve"> Botón "Registrar". Confirma la carga exitosa, limpia los campos y bloquea el envío si faltan datos.</w:t>
+      </w:r>
+    </w:p>
+    <w:p>
+      <w:r>
+        <w:rPr>
+          <w:b/>
+          <w:bCs/>
+        </w:rPr>
+        <w:t>C. Historial</w:t>
+      </w:r>
+    </w:p>
+    <w:p>
+      <w:pPr>
+        <w:numPr>
+          <w:ilvl w:val="0"/>
+          <w:numId w:val="12"/>
+        </w:numPr>
+      </w:pPr>
+      <w:r>
+        <w:rPr>
+          <w:b/>
+          <w:bCs/>
+        </w:rPr>
+        <w:t>Filtros:</w:t>
+      </w:r>
+      <w:r>
+        <w:t xml:space="preserve"> Día, Semana, Mes.</w:t>
+      </w:r>
+    </w:p>
+    <w:p>
+      <w:pPr>
+        <w:numPr>
+          <w:ilvl w:val="0"/>
+          <w:numId w:val="12"/>
+        </w:numPr>
+      </w:pPr>
+      <w:r>
+        <w:rPr>
+          <w:b/>
+          <w:bCs/>
+        </w:rPr>
+        <w:t>Diseño de Lista:</w:t>
+      </w:r>
+      <w:r>
+        <w:t xml:space="preserve"> Tarjetas individuales con bordes redondeados.</w:t>
+      </w:r>
+    </w:p>
+    <w:p>
+      <w:pPr>
+        <w:numPr>
+          <w:ilvl w:val="0"/>
+          <w:numId w:val="12"/>
+        </w:numPr>
+      </w:pPr>
+      <w:r>
+        <w:rPr>
+          <w:b/>
+          <w:bCs/>
+        </w:rPr>
+        <w:t>Datos por Tarjeta:</w:t>
+      </w:r>
+      <w:r>
+        <w:t xml:space="preserve"> Descripción, Monto, Fecha de carga, Método (Efectivo/Tarjeta).</w:t>
+      </w:r>
+    </w:p>
+    <w:p>
+      <w:pPr>
+        <w:numPr>
+          <w:ilvl w:val="0"/>
+          <w:numId w:val="12"/>
+        </w:numPr>
+      </w:pPr>
+      <w:r>
+        <w:rPr>
+          <w:b/>
+          <w:bCs/>
+        </w:rPr>
+        <w:t>Acción Rápida:</w:t>
+      </w:r>
+      <w:r>
+        <w:t xml:space="preserve"> Botón "Nuevo" en la esquina superior derecha que redirige a la vista "Nuevo Registro".</w:t>
+      </w:r>
+    </w:p>
+    <w:p>
+      <w:pPr>
+        <w:pStyle w:val="NormalWeb"/>
+        <w:numPr>
+          <w:ilvl w:val="0"/>
+          <w:numId w:val="12"/>
+        </w:numPr>
+      </w:pPr>
+      <w:r>
+        <w:rPr>
+          <w:b/>
+          <w:bCs/>
+        </w:rPr>
+        <w:t>Nueva Función:</w:t>
+      </w:r>
+      <w:r>
+        <w:t xml:space="preserve"> Reporte General.</w:t>
+      </w:r>
+      <w:r>
+        <w:t xml:space="preserve"> En la parte superior de la vista de Historial, junto al botón de "Nuevo", se agregará un botón de "Exportar (Excel) / Imprimir Reporte".</w:t>
+      </w:r>
+    </w:p>
+    <w:p>
+      <w:pPr>
+        <w:pStyle w:val="NormalWeb"/>
+        <w:numPr>
+          <w:ilvl w:val="0"/>
+          <w:numId w:val="20"/>
+        </w:numPr>
+      </w:pPr>
+      <w:r>
+        <w:t>Comportamiento:</w:t>
+      </w:r>
+      <w:r>
+        <w:t xml:space="preserve"> Esto descargará el listado completo de los movimientos en pantalla, incluyendo </w:t>
+      </w:r>
+      <w:r>
+        <w:t>tanto Ingresos como Egresos</w:t>
+      </w:r>
+      <w:r>
+        <w:t>, filtrados por el rango de tiempo seleccionado (Diario a Anual).</w:t>
+      </w:r>
+    </w:p>
+    <w:p>
+      <w:pPr>
+        <w:ind w:left="720"/>
+      </w:pPr>
+    </w:p>
+    <w:p>
+      <w:r>
+        <w:rPr>
+          <w:b/>
+          <w:bCs/>
+        </w:rPr>
+        <w:t>D. Perfil</w:t>
+      </w:r>
+    </w:p>
+    <w:p>
+      <w:pPr>
+        <w:numPr>
+          <w:ilvl w:val="0"/>
+          <w:numId w:val="13"/>
+        </w:numPr>
+      </w:pPr>
+      <w:r>
+        <w:rPr>
+          <w:b/>
+          <w:bCs/>
+        </w:rPr>
+        <w:t>Visualización:</w:t>
+      </w:r>
+      <w:r>
+        <w:t xml:space="preserve"> Datos cargados en el registro inicial.</w:t>
+      </w:r>
+    </w:p>
+    <w:p>
+      <w:pPr>
+        <w:numPr>
+          <w:ilvl w:val="0"/>
+          <w:numId w:val="13"/>
+        </w:numPr>
+      </w:pPr>
+      <w:r>
+        <w:rPr>
+          <w:b/>
+          <w:bCs/>
+        </w:rPr>
+        <w:t>Edición:</w:t>
+      </w:r>
+      <w:r>
+        <w:t xml:space="preserve"> Permite agregar Número Telefónico, Establecimiento a cargo y un campo de texto libre para "Comentarios".</w:t>
+      </w:r>
+    </w:p>
+    <w:p>
+      <w:pPr>
+        <w:rPr>
+          <w:b/>
+          <w:bCs/>
+        </w:rPr>
+      </w:pPr>
+      <w:r>
+        <w:rPr>
+          <w:b/>
+          <w:bCs/>
+        </w:rPr>
+        <w:t>3. Requisitos Administrativos y de Arquitectura</w:t>
+      </w:r>
+    </w:p>
+    <w:p>
+      <w:pPr>
+        <w:numPr>
+          <w:ilvl w:val="0"/>
+          <w:numId w:val="14"/>
+        </w:numPr>
+      </w:pPr>
+      <w:r>
+        <w:rPr>
+          <w:b/>
+          <w:bCs/>
+        </w:rPr>
+        <w:lastRenderedPageBreak/>
+        <w:t>Entorno de Pruebas:</w:t>
+      </w:r>
+      <w:r>
+        <w:t xml:space="preserve"> El diseño debe renderizarse primero en una versión Web responsiva para que el cliente apruebe la UI y pruebe las funciones antes del empaquetado móvil.</w:t>
+      </w:r>
+    </w:p>
+    <w:p>
+      <w:pPr>
+        <w:numPr>
+          <w:ilvl w:val="0"/>
+          <w:numId w:val="14"/>
+        </w:numPr>
+      </w:pPr>
+      <w:r>
+        <w:rPr>
+          <w:b/>
+          <w:bCs/>
+        </w:rPr>
+        <w:t>Panel de Administrador:</w:t>
+      </w:r>
+      <w:r>
+        <w:t xml:space="preserve"> El rol de administrador debe tener permisos globales para navegar, visualizar y auditar los registros y movimientos de cualquier usuario del sistema.</w:t>
+      </w:r>
+    </w:p>
+    <w:p>
+      <w:pPr>
+        <w:numPr>
+          <w:ilvl w:val="0"/>
+          <w:numId w:val="14"/>
+        </w:numPr>
+      </w:pPr>
+      <w:r>
+        <w:rPr>
+          <w:b/>
+          <w:bCs/>
+        </w:rPr>
+        <w:t>Grabación de Prueba:</w:t>
+      </w:r>
+      <w:r>
+        <w:t xml:space="preserve"> No realizar la grabación de prueba o visualización.</w:t>
+      </w:r>
+    </w:p>
+    <w:p>
+      <w:pPr>
+        <w:rPr>
+          <w:b/>
+          <w:bCs/>
+        </w:rPr>
+      </w:pPr>
+      <w:r>
+        <w:rPr>
+          <w:b/>
+          <w:bCs/>
+        </w:rPr>
+        <w:t>Definiciones Técnicas Finales</w:t>
+      </w:r>
+    </w:p>
+    <w:p>
+      <w:r>
+        <w:rPr>
+          <w:b/>
+          <w:bCs/>
+        </w:rPr>
+        <w:t>1. Motor de Extracción (OCR) Recomendado</w:t>
+      </w:r>
+      <w:r>
+        <w:t xml:space="preserve"> Para lidiar con la complejidad y variabilidad de las facturas argentinas (A, B, C y </w:t>
+      </w:r>
+      <w:proofErr w:type="gramStart"/>
+      <w:r>
+        <w:t>tickets</w:t>
+      </w:r>
+      <w:proofErr w:type="gramEnd"/>
+      <w:r>
+        <w:t xml:space="preserve">), la mejor opción actual en el mercado es utilizar </w:t>
+      </w:r>
+      <w:r>
+        <w:rPr>
+          <w:b/>
+          <w:bCs/>
+        </w:rPr>
+        <w:t>Google Cloud Document AI</w:t>
+      </w:r>
+      <w:r>
+        <w:t xml:space="preserve"> o </w:t>
+      </w:r>
+      <w:r>
+        <w:rPr>
+          <w:b/>
+          <w:bCs/>
+        </w:rPr>
+        <w:t>AWS Textract</w:t>
+      </w:r>
+      <w:r>
+        <w:t>.</w:t>
+      </w:r>
+    </w:p>
+    <w:p>
+      <w:pPr>
+        <w:numPr>
+          <w:ilvl w:val="0"/>
+          <w:numId w:val="15"/>
+        </w:numPr>
+      </w:pPr>
+      <w:r>
+        <w:rPr>
+          <w:b/>
+          <w:bCs/>
+        </w:rPr>
+        <w:t>¿Por qué?</w:t>
+      </w:r>
+      <w:r>
+        <w:t xml:space="preserve"> A diferencia de un OCR tradicional que solo lee texto suelto, estas son herramientas de Inteligencia Artificial entrenadas específicamente para "entender" facturas. Buscan automáticamente pares de datos (ejemplo: encuentran la palabra "Total" o "IVA" y capturan el número que está al lado, sin importar el formato de la imprenta).</w:t>
+      </w:r>
+    </w:p>
+    <w:p>
+      <w:r>
+        <w:rPr>
+          <w:b/>
+          <w:bCs/>
+        </w:rPr>
+        <w:t>2. Experiencia de Carga (UI/UX) y Procesamiento</w:t>
+      </w:r>
+      <w:r>
+        <w:t xml:space="preserve"> El procesamiento de imágenes y lectura de PDFs tomará unos segundos. Para manejar esto, el escaneo se ejecutará en un proceso en segundo plano (background thread). En la interfaz se mostrará un indicador de carga animado (un </w:t>
+      </w:r>
+      <w:r>
+        <w:rPr>
+          <w:i/>
+          <w:iCs/>
+        </w:rPr>
+        <w:t>spinner</w:t>
+      </w:r>
+      <w:r>
+        <w:t xml:space="preserve"> o barra de progreso) acompañado de un texto como </w:t>
+      </w:r>
+      <w:r>
+        <w:rPr>
+          <w:i/>
+          <w:iCs/>
+        </w:rPr>
+        <w:t>"Analizando comprobante..."</w:t>
+      </w:r>
+      <w:r>
+        <w:t>. Esto asegurará que la interfaz siga respondiendo a las interacciones del sistema y evitará por completo que la pantalla colapse o se quede congelada de forma permanente esperando el resultado. Además, se incluirá un límite de tiempo (timeout): si el archivo es ilegible o el servicio tarda demasiado, el proceso se interrumpirá mostrando un mensaje de error amigable para que el usuario pueda hacer la carga manual, asegurando que la aplicación nunca quede tildada.</w:t>
+      </w:r>
+    </w:p>
+    <w:p>
+      <w:r>
+        <w:rPr>
+          <w:b/>
+          <w:bCs/>
+        </w:rPr>
+        <w:t>3. Sistema de Roles y Base de Datos</w:t>
+      </w:r>
+      <w:r>
+        <w:t xml:space="preserve"> Se implementará un sistema de permisos basado en atributos en la base de datos central. Cada cuenta creada tendrá un campo oculto (por ejemplo: rol: "usuario" o rol: "administrador"). Al iniciar sesión con tu cuenta de administrador, la aplicación leerá este permiso y desbloqueará dinámicamente una vista especial en el Dashboard que te permitirá desplegar una lista de todos los usuarios, entrar a sus perfiles y auditar o editar sus movimientos.</w:t>
+      </w:r>
+    </w:p>
+    <w:p>
+      <w:r>
+        <w:rPr>
+          <w:b/>
+          <w:bCs/>
+        </w:rPr>
+        <w:t>4. Política de Retención de Archivos</w:t>
+      </w:r>
+      <w:r>
+        <w:t xml:space="preserve"> Para optimizar costos de servidor y liberar espacio, se programará una tarea automatizada (conocida como </w:t>
+      </w:r>
+      <w:r>
+        <w:rPr>
+          <w:i/>
+          <w:iCs/>
+        </w:rPr>
+        <w:t>Cron Job</w:t>
+      </w:r>
+      <w:r>
+        <w:t xml:space="preserve">) en el servidor (backend). Este proceso se ejecutará de forma silenciosa todos los días a la madrugada. Su función será escanear el almacenamiento en la nube, identificar </w:t>
+      </w:r>
+      <w:r>
+        <w:lastRenderedPageBreak/>
+        <w:t>todas las imágenes y PDFs cuya fecha de subida sea mayor a 60 días (2 meses) y eliminarlos permanentemente. Los datos de texto del gasto (monto, fecha, descripción) permanecerán intactos en el historial.</w:t>
+      </w:r>
+    </w:p>
+    <w:p>
+      <w:r>
+        <w:rPr>
+          <w:b/>
+          <w:bCs/>
+        </w:rPr>
+        <w:t>5. Arquitectura "Offline-First" (Sin Conexión)</w:t>
+      </w:r>
+      <w:r>
+        <w:t xml:space="preserve"> Dado que los establecimientos tienen nula o baja conectividad, la aplicación se programará bajo una arquitectura "Primero Fuera de Línea".</w:t>
+      </w:r>
+    </w:p>
+    <w:p>
+      <w:pPr>
+        <w:numPr>
+          <w:ilvl w:val="0"/>
+          <w:numId w:val="16"/>
+        </w:numPr>
+      </w:pPr>
+      <w:r>
+        <w:rPr>
+          <w:b/>
+          <w:bCs/>
+        </w:rPr>
+        <w:t>Funcionamiento:</w:t>
+      </w:r>
+      <w:r>
+        <w:t xml:space="preserve"> La </w:t>
+      </w:r>
+      <w:proofErr w:type="gramStart"/>
+      <w:r>
+        <w:t>app</w:t>
+      </w:r>
+      <w:proofErr w:type="gramEnd"/>
+      <w:r>
+        <w:t xml:space="preserve"> tendrá una base de datos local (dentro del mismo teléfono). Cuando un usuario registre un gasto en "El Moro", la </w:t>
+      </w:r>
+      <w:proofErr w:type="gramStart"/>
+      <w:r>
+        <w:t>app</w:t>
+      </w:r>
+      <w:proofErr w:type="gramEnd"/>
+      <w:r>
+        <w:t xml:space="preserve"> lo guardará instantáneamente en el teléfono con un estado de </w:t>
+      </w:r>
+      <w:r>
+        <w:rPr>
+          <w:i/>
+          <w:iCs/>
+        </w:rPr>
+        <w:t>"Pendiente de sincronización"</w:t>
+      </w:r>
+      <w:r>
+        <w:t>, permitiendo al usuario seguir trabajando sin interrupciones ni errores de conexión.</w:t>
+      </w:r>
+    </w:p>
+    <w:p>
+      <w:pPr>
+        <w:numPr>
+          <w:ilvl w:val="0"/>
+          <w:numId w:val="16"/>
+        </w:numPr>
+      </w:pPr>
+      <w:r>
+        <w:rPr>
+          <w:b/>
+          <w:bCs/>
+        </w:rPr>
+        <w:t>Sincronización Automática:</w:t>
+      </w:r>
+      <w:r>
+        <w:t xml:space="preserve"> Un servicio en segundo plano monitoreará constantemente el estado de la red. En el momento en que el teléfono detecte señal de internet (3G/4G o Wi-Fi), la aplicación enviará automáticamente los registros pendientes a la base de datos principal en la nube.</w:t>
+      </w:r>
+    </w:p>
+    <w:p>
+      <w:pPr>
+        <w:pStyle w:val="Prrafodelista"/>
+        <w:numPr>
+          <w:ilvl w:val="0"/>
+          <w:numId w:val="7"/>
+        </w:numPr>
+      </w:pPr>
+      <w:r>
+        <w:rPr>
+          <w:b/>
+          <w:bCs/>
+        </w:rPr>
+        <w:t xml:space="preserve">Impresión o exportación a Excel: </w:t>
+      </w:r>
+      <w:r>
+        <w:t>Para que esta función sea realmente útil, el Excel resultante se estructurará como una base de datos limpia (con columnas separadas para fechas, montos, establecimientos y categorías). Esta estructura tabular ordenada es ideal para que los datos queden listos por si más adelante querés aplicarles macros o cruzar información rápidamente sin tener que andar acomodando celdas a mano.</w:t>
+      </w:r>
+    </w:p>
+    <w:p>
+      <w:pPr>
+        <w:pStyle w:val="Prrafodelista"/>
+      </w:pPr>
+      <w:r>
+        <w:t xml:space="preserve">Además, compilar meses o años enteros de historial en un archivo puede tomar un par de segundos. Para evitar el problema de que la pantalla de carga quede tildada o el usuario piense que la </w:t>
+      </w:r>
+      <w:proofErr w:type="gramStart"/>
+      <w:r>
+        <w:t>app</w:t>
+      </w:r>
+      <w:proofErr w:type="gramEnd"/>
+      <w:r>
+        <w:t xml:space="preserve"> se trabó, esta acción mostrará un indicador de "Generando archivo..." claro y animado, manteniendo la interfaz fluida en todo momento.</w:t>
+      </w:r>
+    </w:p>
+    <w:p>
+      <w:pPr>
+        <w:pStyle w:val="Prrafodelista"/>
+      </w:pPr>
+    </w:p>
+    <w:p>
+      <w:pPr>
+        <w:pStyle w:val="Prrafodelista"/>
+        <w:rPr>
+          <w:b/>
+          <w:bCs/>
+        </w:rPr>
+      </w:pPr>
+      <w:r>
+        <w:rPr>
+          <w:b/>
+          <w:bCs/>
+        </w:rPr>
+        <w:t>Actualizaciones Finales al Documento de Diseño</w:t>
+      </w:r>
+    </w:p>
+    <w:p>
+      <w:pPr>
+        <w:pStyle w:val="Prrafodelista"/>
+      </w:pPr>
+      <w:r>
+        <w:rPr>
+          <w:b/>
+          <w:bCs/>
+        </w:rPr>
+        <w:t>1. Formato de Exportación a Excel (Diseño Híbrido)</w:t>
+      </w:r>
+    </w:p>
+    <w:p>
+      <w:pPr>
+        <w:pStyle w:val="Prrafodelista"/>
+        <w:numPr>
+          <w:ilvl w:val="0"/>
+          <w:numId w:val="21"/>
+        </w:numPr>
+      </w:pPr>
+      <w:r>
+        <w:t>Al seleccionar la opción "Exportar (Excel)", el sistema generará un archivo .xlsx estructurado en dos solapas (hojas) para satisfacer ambas necesidades:</w:t>
+      </w:r>
+    </w:p>
+    <w:p>
+      <w:pPr>
+        <w:pStyle w:val="Prrafodelista"/>
+        <w:numPr>
+          <w:ilvl w:val="1"/>
+          <w:numId w:val="21"/>
+        </w:numPr>
+      </w:pPr>
+      <w:r>
+        <w:rPr>
+          <w:b/>
+          <w:bCs/>
+        </w:rPr>
+        <w:t>Hoja 1 - Reporte Ejecutivo:</w:t>
+      </w:r>
+      <w:r>
+        <w:t xml:space="preserve"> Contendrá un diseño visual atractivo con el logo de "Agropecuaria Las Marias", los colores corporativos (Naranja y Amarillo), la fecha de emisión, el rango del filtro aplicado y los totales sumariados al final de la tabla.</w:t>
+      </w:r>
+    </w:p>
+    <w:p>
+      <w:pPr>
+        <w:pStyle w:val="Prrafodelista"/>
+        <w:numPr>
+          <w:ilvl w:val="1"/>
+          <w:numId w:val="21"/>
+        </w:numPr>
+      </w:pPr>
+      <w:r>
+        <w:rPr>
+          <w:b/>
+          <w:bCs/>
+        </w:rPr>
+        <w:t>Hoja 2 - Base de Datos Plana:</w:t>
+      </w:r>
+      <w:r>
+        <w:t xml:space="preserve"> Contendrá los mismos </w:t>
+      </w:r>
+      <w:proofErr w:type="gramStart"/>
+      <w:r>
+        <w:t>datos</w:t>
+      </w:r>
+      <w:proofErr w:type="gramEnd"/>
+      <w:r>
+        <w:t xml:space="preserve"> pero en un formato de tabla cruda (sin estilos visuales complejos ni celdas </w:t>
+      </w:r>
+      <w:r>
+        <w:lastRenderedPageBreak/>
+        <w:t>combinadas), lista para ser importada a otros sistemas, utilizar macros o facilitar el trabajo contable.</w:t>
+      </w:r>
+    </w:p>
+    <w:p>
+      <w:pPr>
+        <w:pStyle w:val="Prrafodelista"/>
+      </w:pPr>
+      <w:r>
+        <w:rPr>
+          <w:b/>
+          <w:bCs/>
+        </w:rPr>
+        <w:t>2. Formato de Impresión (PDF A4)</w:t>
+      </w:r>
+    </w:p>
+    <w:p>
+      <w:pPr>
+        <w:pStyle w:val="Prrafodelista"/>
+        <w:numPr>
+          <w:ilvl w:val="0"/>
+          <w:numId w:val="22"/>
+        </w:numPr>
+      </w:pPr>
+      <w:r>
+        <w:t xml:space="preserve">Al presionar el botón "Imprimir", la aplicación no dependerá del Excel. En su lugar, generará automáticamente un documento </w:t>
+      </w:r>
+      <w:r>
+        <w:rPr>
+          <w:b/>
+          <w:bCs/>
+        </w:rPr>
+        <w:t>PDF maquetado específicamente para tamaño de hoja A4</w:t>
+      </w:r>
+      <w:r>
+        <w:t>.</w:t>
+      </w:r>
+    </w:p>
+    <w:p>
+      <w:pPr>
+        <w:pStyle w:val="Prrafodelista"/>
+        <w:numPr>
+          <w:ilvl w:val="0"/>
+          <w:numId w:val="22"/>
+        </w:numPr>
+      </w:pPr>
+      <w:r>
+        <w:t>Este PDF incluirá el membrete de la empresa, el detalle de los movimientos (Ingresos/Egresos según el filtro) y estará optimizado en blanco, negro y escala de grises para no gastar tinta innecesariamente, manteniendo detalles sutiles en los colores corporativos.</w:t>
+      </w:r>
+    </w:p>
+    <w:p>
+      <w:pPr>
+        <w:pStyle w:val="Prrafodelista"/>
+      </w:pPr>
+      <w:r>
+        <w:rPr>
+          <w:b/>
+          <w:bCs/>
+        </w:rPr>
+        <w:t>3. Permisos de Exportación e Impresión</w:t>
+      </w:r>
+    </w:p>
+    <w:p>
+      <w:pPr>
+        <w:pStyle w:val="Prrafodelista"/>
+        <w:numPr>
+          <w:ilvl w:val="0"/>
+          <w:numId w:val="23"/>
+        </w:numPr>
+      </w:pPr>
+      <w:r>
+        <w:rPr>
+          <w:b/>
+          <w:bCs/>
+        </w:rPr>
+        <w:t>Acceso Universal:</w:t>
+      </w:r>
+      <w:r>
+        <w:t xml:space="preserve"> La función de exportar a Excel y generar el PDF de impresión estará habilitada para todos los usuarios.</w:t>
+      </w:r>
+    </w:p>
+    <w:p>
+      <w:pPr>
+        <w:pStyle w:val="Prrafodelista"/>
+        <w:numPr>
+          <w:ilvl w:val="0"/>
+          <w:numId w:val="23"/>
+        </w:numPr>
+      </w:pPr>
+      <w:r>
+        <w:rPr>
+          <w:b/>
+          <w:bCs/>
+        </w:rPr>
+        <w:t>Lógica de Datos:</w:t>
+      </w:r>
+      <w:r>
+        <w:t xml:space="preserve"> Los empleados estándar solo podrán generar reportes y descargar la información correspondiente a </w:t>
+      </w:r>
+      <w:r>
+        <w:rPr>
+          <w:i/>
+          <w:iCs/>
+        </w:rPr>
+        <w:t>sus propios</w:t>
+      </w:r>
+      <w:r>
+        <w:t xml:space="preserve"> movimientos cargados. El usuario Administrador, desde su vista global, podrá generar reportes que incluyan los movimientos de todos los empleados y establecimientos.</w:t>
+      </w:r>
+    </w:p>
+    <w:p>
+      <w:pPr>
+        <w:pStyle w:val="Prrafodelista"/>
+      </w:pPr>
+      <w:r>
+        <w:rPr>
+          <w:b/>
+          <w:bCs/>
+        </w:rPr>
+        <w:t>4. Nota Técnica de Rendimiento (Prevención de Cuelgues)</w:t>
+      </w:r>
+    </w:p>
+    <w:p>
+      <w:pPr>
+        <w:pStyle w:val="Prrafodelista"/>
+        <w:numPr>
+          <w:ilvl w:val="0"/>
+          <w:numId w:val="24"/>
+        </w:numPr>
+      </w:pPr>
+      <w:r>
+        <w:t>Tanto la generación de reportes (Excel/PDF) como la extracción automática de datos (OCR) de facturas son procesos pesados. Para asegurar el rendimiento óptimo, estas tareas se ejecutarán de forma asíncrona.</w:t>
+      </w:r>
+    </w:p>
+    <w:p>
+      <w:pPr>
+        <w:pStyle w:val="Prrafodelista"/>
+        <w:numPr>
+          <w:ilvl w:val="0"/>
+          <w:numId w:val="24"/>
+        </w:numPr>
+      </w:pPr>
+      <w:r>
+        <w:t xml:space="preserve">Esto garantiza que la pantalla de carga se mantenga siempre fluida con su respectivo símbolo animado, </w:t>
+      </w:r>
+      <w:r>
+        <w:rPr>
+          <w:b/>
+          <w:bCs/>
+        </w:rPr>
+        <w:t>solucionando y previniendo definitivamente que la pantalla quede tildada o congelada</w:t>
+      </w:r>
+      <w:r>
+        <w:t xml:space="preserve"> mientras el sistema procesa la información</w:t>
+      </w:r>
+    </w:p>
+    <w:p>
+      <w:pPr>
+        <w:pStyle w:val="Prrafodelista"/>
+      </w:pPr>
+    </w:p>
+    <w:p>
+      <w:pPr>
+        <w:pStyle w:val="Prrafodelista"/>
+      </w:pPr>
+    </w:p>
     <w:sectPr>
       <w:pgSz w:w="11906" w:h="16838"/>
       <w:pgMar w:top="1417" w:right="1701" w:bottom="1417" w:left="1701" w:header="708" w:footer="708" w:gutter="0"/>
@@ -924,9 +2243,307 @@
 <file path=word/numbering.xml><?xml version="1.0" encoding="utf-8"?>
 <w:numbering xmlns:wpc="http://schemas.microsoft.com/office/word/2010/wordprocessingCanvas" xmlns:cx="http://schemas.microsoft.com/office/drawing/2014/chartex" xmlns:cx1="http://schemas.microsoft.com/office/drawing/2015/9/8/chartex" xmlns:cx2="http://schemas.microsoft.com/office/drawing/2015/10/21/chartex" xmlns:cx3="http://schemas.microsoft.com/office/drawing/2016/5/9/chartex" xmlns:cx4="http://schemas.microsoft.com/office/drawing/2016/5/10/chartex" xmlns:cx5="http://schemas.microsoft.com/office/drawing/2016/5/11/chartex" xmlns:cx6="http://schemas.microsoft.com/office/drawing/2016/5/12/chartex" xmlns:cx7="http://schemas.microsoft.com/office/drawing/2016/5/13/chartex" xmlns:cx8="http://schemas.microsoft.com/office/drawing/2016/5/14/chartex" xmlns:mc="http://schemas.openxmlformats.org/markup-compatibility/2006" xmlns:aink="http://schemas.microsoft.com/office/drawing/2016/ink" xmlns:am3d="http://schemas.microsoft.com/office/drawing/2017/model3d" xmlns:o="urn:schemas-microsoft-com:office:office" xmlns:oel="http://schemas.microsoft.com/office/2019/extlst" xmlns:r="http://schemas.openxmlformats.org/officeDocument/2006/relationships" xmlns:m="http://schemas.openxmlformats.org/officeDocument/2006/math" xmlns:v="urn:schemas-microsoft-com:vml" xmlns:wp14="http://schemas.microsoft.com/office/word/2010/wordprocessingDrawing" xmlns:wp="http://schemas.openxmlformats.org/drawingml/2006/wordprocessingDrawing" xmlns:w10="urn:schemas-microsoft-com:office:word" xmlns:w="http://schemas.openxmlformats.org/wordprocessingml/2006/main" xmlns:w14="http://schemas.microsoft.com/office/word/2010/wordml" xmlns:w15="http://schemas.microsoft.com/office/word/2012/wordml" xmlns:w16cex="http://schemas.microsoft.com/office/word/2018/wordml/cex" xmlns:w16cid="http://schemas.microsoft.com/office/word/2016/wordml/cid" xmlns:w16="http://schemas.microsoft.com/office/word/2018/wordml" xmlns:w16du="http://schemas.microsoft.com/office/word/2023/wordml/word16du" xmlns:w16sdtdh="http://schemas.microsoft.com/office/word/2020/wordml/sdtdatahash" xmlns:w16sdtfl="http://schemas.microsoft.com/office/word/2024/wordml/sdtformatlock" xmlns:w16se="http://schemas.microsoft.com/office/word/2015/wordml/symex" xmlns:wpg="http://schemas.microsoft.com/office/word/2010/wordprocessingGroup" xmlns:wpi="http://schemas.microsoft.com/office/word/2010/wordprocessingInk" xmlns:wne="http://schemas.microsoft.com/office/word/2006/wordml" xmlns:wps="http://schemas.microsoft.com/office/word/2010/wordprocessingShape" mc:Ignorable="w14 w15 w16se w16cid w16 w16cex w16sdtdh w16sdtfl w16du wp14">
   <w:abstractNum w:abstractNumId="0" w15:restartNumberingAfterBreak="0">
+    <w:nsid w:val="042C427C"/>
+    <w:multiLevelType w:val="multilevel"/>
+    <w:tmpl w:val="BD760E86"/>
+    <w:lvl w:ilvl="0">
+      <w:start w:val="1"/>
+      <w:numFmt w:val="bullet"/>
+      <w:lvlText w:val=""/>
+      <w:lvlJc w:val="left"/>
+      <w:pPr>
+        <w:tabs>
+          <w:tab w:val="num" w:pos="720"/>
+        </w:tabs>
+        <w:ind w:left="720" w:hanging="360"/>
+      </w:pPr>
+      <w:rPr>
+        <w:rFonts w:ascii="Symbol" w:hAnsi="Symbol" w:hint="default"/>
+        <w:sz w:val="20"/>
+      </w:rPr>
+    </w:lvl>
+    <w:lvl w:ilvl="1" w:tentative="1">
+      <w:start w:val="1"/>
+      <w:numFmt w:val="bullet"/>
+      <w:lvlText w:val="o"/>
+      <w:lvlJc w:val="left"/>
+      <w:pPr>
+        <w:tabs>
+          <w:tab w:val="num" w:pos="1440"/>
+        </w:tabs>
+        <w:ind w:left="1440" w:hanging="360"/>
+      </w:pPr>
+      <w:rPr>
+        <w:rFonts w:ascii="Courier New" w:hAnsi="Courier New" w:hint="default"/>
+        <w:sz w:val="20"/>
+      </w:rPr>
+    </w:lvl>
+    <w:lvl w:ilvl="2" w:tentative="1">
+      <w:start w:val="1"/>
+      <w:numFmt w:val="bullet"/>
+      <w:lvlText w:val=""/>
+      <w:lvlJc w:val="left"/>
+      <w:pPr>
+        <w:tabs>
+          <w:tab w:val="num" w:pos="2160"/>
+        </w:tabs>
+        <w:ind w:left="2160" w:hanging="360"/>
+      </w:pPr>
+      <w:rPr>
+        <w:rFonts w:ascii="Wingdings" w:hAnsi="Wingdings" w:hint="default"/>
+        <w:sz w:val="20"/>
+      </w:rPr>
+    </w:lvl>
+    <w:lvl w:ilvl="3" w:tentative="1">
+      <w:start w:val="1"/>
+      <w:numFmt w:val="bullet"/>
+      <w:lvlText w:val=""/>
+      <w:lvlJc w:val="left"/>
+      <w:pPr>
+        <w:tabs>
+          <w:tab w:val="num" w:pos="2880"/>
+        </w:tabs>
+        <w:ind w:left="2880" w:hanging="360"/>
+      </w:pPr>
+      <w:rPr>
+        <w:rFonts w:ascii="Wingdings" w:hAnsi="Wingdings" w:hint="default"/>
+        <w:sz w:val="20"/>
+      </w:rPr>
+    </w:lvl>
+    <w:lvl w:ilvl="4" w:tentative="1">
+      <w:start w:val="1"/>
+      <w:numFmt w:val="bullet"/>
+      <w:lvlText w:val=""/>
+      <w:lvlJc w:val="left"/>
+      <w:pPr>
+        <w:tabs>
+          <w:tab w:val="num" w:pos="3600"/>
+        </w:tabs>
+        <w:ind w:left="3600" w:hanging="360"/>
+      </w:pPr>
+      <w:rPr>
+        <w:rFonts w:ascii="Wingdings" w:hAnsi="Wingdings" w:hint="default"/>
+        <w:sz w:val="20"/>
+      </w:rPr>
+    </w:lvl>
+    <w:lvl w:ilvl="5" w:tentative="1">
+      <w:start w:val="1"/>
+      <w:numFmt w:val="bullet"/>
+      <w:lvlText w:val=""/>
+      <w:lvlJc w:val="left"/>
+      <w:pPr>
+        <w:tabs>
+          <w:tab w:val="num" w:pos="4320"/>
+        </w:tabs>
+        <w:ind w:left="4320" w:hanging="360"/>
+      </w:pPr>
+      <w:rPr>
+        <w:rFonts w:ascii="Wingdings" w:hAnsi="Wingdings" w:hint="default"/>
+        <w:sz w:val="20"/>
+      </w:rPr>
+    </w:lvl>
+    <w:lvl w:ilvl="6" w:tentative="1">
+      <w:start w:val="1"/>
+      <w:numFmt w:val="bullet"/>
+      <w:lvlText w:val=""/>
+      <w:lvlJc w:val="left"/>
+      <w:pPr>
+        <w:tabs>
+          <w:tab w:val="num" w:pos="5040"/>
+        </w:tabs>
+        <w:ind w:left="5040" w:hanging="360"/>
+      </w:pPr>
+      <w:rPr>
+        <w:rFonts w:ascii="Wingdings" w:hAnsi="Wingdings" w:hint="default"/>
+        <w:sz w:val="20"/>
+      </w:rPr>
+    </w:lvl>
+    <w:lvl w:ilvl="7" w:tentative="1">
+      <w:start w:val="1"/>
+      <w:numFmt w:val="bullet"/>
+      <w:lvlText w:val=""/>
+      <w:lvlJc w:val="left"/>
+      <w:pPr>
+        <w:tabs>
+          <w:tab w:val="num" w:pos="5760"/>
+        </w:tabs>
+        <w:ind w:left="5760" w:hanging="360"/>
+      </w:pPr>
+      <w:rPr>
+        <w:rFonts w:ascii="Wingdings" w:hAnsi="Wingdings" w:hint="default"/>
+        <w:sz w:val="20"/>
+      </w:rPr>
+    </w:lvl>
+    <w:lvl w:ilvl="8" w:tentative="1">
+      <w:start w:val="1"/>
+      <w:numFmt w:val="bullet"/>
+      <w:lvlText w:val=""/>
+      <w:lvlJc w:val="left"/>
+      <w:pPr>
+        <w:tabs>
+          <w:tab w:val="num" w:pos="6480"/>
+        </w:tabs>
+        <w:ind w:left="6480" w:hanging="360"/>
+      </w:pPr>
+      <w:rPr>
+        <w:rFonts w:ascii="Wingdings" w:hAnsi="Wingdings" w:hint="default"/>
+        <w:sz w:val="20"/>
+      </w:rPr>
+    </w:lvl>
+  </w:abstractNum>
+  <w:abstractNum w:abstractNumId="1" w15:restartNumberingAfterBreak="0">
+    <w:nsid w:val="04FE44E7"/>
+    <w:multiLevelType w:val="multilevel"/>
+    <w:tmpl w:val="1A4E68EC"/>
+    <w:lvl w:ilvl="0">
+      <w:start w:val="1"/>
+      <w:numFmt w:val="bullet"/>
+      <w:lvlText w:val=""/>
+      <w:lvlJc w:val="left"/>
+      <w:pPr>
+        <w:tabs>
+          <w:tab w:val="num" w:pos="720"/>
+        </w:tabs>
+        <w:ind w:left="720" w:hanging="360"/>
+      </w:pPr>
+      <w:rPr>
+        <w:rFonts w:ascii="Symbol" w:hAnsi="Symbol" w:hint="default"/>
+        <w:sz w:val="20"/>
+      </w:rPr>
+    </w:lvl>
+    <w:lvl w:ilvl="1" w:tentative="1">
+      <w:start w:val="1"/>
+      <w:numFmt w:val="bullet"/>
+      <w:lvlText w:val="o"/>
+      <w:lvlJc w:val="left"/>
+      <w:pPr>
+        <w:tabs>
+          <w:tab w:val="num" w:pos="1440"/>
+        </w:tabs>
+        <w:ind w:left="1440" w:hanging="360"/>
+      </w:pPr>
+      <w:rPr>
+        <w:rFonts w:ascii="Courier New" w:hAnsi="Courier New" w:hint="default"/>
+        <w:sz w:val="20"/>
+      </w:rPr>
+    </w:lvl>
+    <w:lvl w:ilvl="2" w:tentative="1">
+      <w:start w:val="1"/>
+      <w:numFmt w:val="bullet"/>
+      <w:lvlText w:val=""/>
+      <w:lvlJc w:val="left"/>
+      <w:pPr>
+        <w:tabs>
+          <w:tab w:val="num" w:pos="2160"/>
+        </w:tabs>
+        <w:ind w:left="2160" w:hanging="360"/>
+      </w:pPr>
+      <w:rPr>
+        <w:rFonts w:ascii="Wingdings" w:hAnsi="Wingdings" w:hint="default"/>
+        <w:sz w:val="20"/>
+      </w:rPr>
+    </w:lvl>
+    <w:lvl w:ilvl="3" w:tentative="1">
+      <w:start w:val="1"/>
+      <w:numFmt w:val="bullet"/>
+      <w:lvlText w:val=""/>
+      <w:lvlJc w:val="left"/>
+      <w:pPr>
+        <w:tabs>
+          <w:tab w:val="num" w:pos="2880"/>
+        </w:tabs>
+        <w:ind w:left="2880" w:hanging="360"/>
+      </w:pPr>
+      <w:rPr>
+        <w:rFonts w:ascii="Wingdings" w:hAnsi="Wingdings" w:hint="default"/>
+        <w:sz w:val="20"/>
+      </w:rPr>
+    </w:lvl>
+    <w:lvl w:ilvl="4" w:tentative="1">
+      <w:start w:val="1"/>
+      <w:numFmt w:val="bullet"/>
+      <w:lvlText w:val=""/>
+      <w:lvlJc w:val="left"/>
+      <w:pPr>
+        <w:tabs>
+          <w:tab w:val="num" w:pos="3600"/>
+        </w:tabs>
+        <w:ind w:left="3600" w:hanging="360"/>
+      </w:pPr>
+      <w:rPr>
+        <w:rFonts w:ascii="Wingdings" w:hAnsi="Wingdings" w:hint="default"/>
+        <w:sz w:val="20"/>
+      </w:rPr>
+    </w:lvl>
+    <w:lvl w:ilvl="5" w:tentative="1">
+      <w:start w:val="1"/>
+      <w:numFmt w:val="bullet"/>
+      <w:lvlText w:val=""/>
+      <w:lvlJc w:val="left"/>
+      <w:pPr>
+        <w:tabs>
+          <w:tab w:val="num" w:pos="4320"/>
+        </w:tabs>
+        <w:ind w:left="4320" w:hanging="360"/>
+      </w:pPr>
+      <w:rPr>
+        <w:rFonts w:ascii="Wingdings" w:hAnsi="Wingdings" w:hint="default"/>
+        <w:sz w:val="20"/>
+      </w:rPr>
+    </w:lvl>
+    <w:lvl w:ilvl="6" w:tentative="1">
+      <w:start w:val="1"/>
+      <w:numFmt w:val="bullet"/>
+      <w:lvlText w:val=""/>
+      <w:lvlJc w:val="left"/>
+      <w:pPr>
+        <w:tabs>
+          <w:tab w:val="num" w:pos="5040"/>
+        </w:tabs>
+        <w:ind w:left="5040" w:hanging="360"/>
+      </w:pPr>
+      <w:rPr>
+        <w:rFonts w:ascii="Wingdings" w:hAnsi="Wingdings" w:hint="default"/>
+        <w:sz w:val="20"/>
+      </w:rPr>
+    </w:lvl>
+    <w:lvl w:ilvl="7" w:tentative="1">
+      <w:start w:val="1"/>
+      <w:numFmt w:val="bullet"/>
+      <w:lvlText w:val=""/>
+      <w:lvlJc w:val="left"/>
+      <w:pPr>
+        <w:tabs>
+          <w:tab w:val="num" w:pos="5760"/>
+        </w:tabs>
+        <w:ind w:left="5760" w:hanging="360"/>
+      </w:pPr>
+      <w:rPr>
+        <w:rFonts w:ascii="Wingdings" w:hAnsi="Wingdings" w:hint="default"/>
+        <w:sz w:val="20"/>
+      </w:rPr>
+    </w:lvl>
+    <w:lvl w:ilvl="8" w:tentative="1">
+      <w:start w:val="1"/>
+      <w:numFmt w:val="bullet"/>
+      <w:lvlText w:val=""/>
+      <w:lvlJc w:val="left"/>
+      <w:pPr>
+        <w:tabs>
+          <w:tab w:val="num" w:pos="6480"/>
+        </w:tabs>
+        <w:ind w:left="6480" w:hanging="360"/>
+      </w:pPr>
+      <w:rPr>
+        <w:rFonts w:ascii="Wingdings" w:hAnsi="Wingdings" w:hint="default"/>
+        <w:sz w:val="20"/>
+      </w:rPr>
+    </w:lvl>
+  </w:abstractNum>
+  <w:abstractNum w:abstractNumId="2" w15:restartNumberingAfterBreak="0">
     <w:nsid w:val="13FF592F"/>
     <w:multiLevelType w:val="multilevel"/>
-    <w:tmpl w:val="4798ECFA"/>
+    <w:tmpl w:val="31226490"/>
     <w:lvl w:ilvl="0">
       <w:start w:val="1"/>
       <w:numFmt w:val="bullet"/>
@@ -943,26 +2560,314 @@
         <w:sz w:val="20"/>
       </w:rPr>
     </w:lvl>
-    <w:lvl w:ilvl="1" w:tentative="1">
+    <w:lvl w:ilvl="1">
+      <w:numFmt w:val="bullet"/>
+      <w:lvlText w:val="-"/>
+      <w:lvlJc w:val="left"/>
+      <w:pPr>
+        <w:ind w:left="1440" w:hanging="360"/>
+      </w:pPr>
+      <w:rPr>
+        <w:rFonts w:ascii="Aptos" w:eastAsiaTheme="minorHAnsi" w:hAnsi="Aptos" w:cstheme="minorBidi" w:hint="default"/>
+      </w:rPr>
+    </w:lvl>
+    <w:lvl w:ilvl="2" w:tentative="1">
       <w:start w:val="1"/>
       <w:numFmt w:val="bullet"/>
       <w:lvlText w:val=""/>
       <w:lvlJc w:val="left"/>
       <w:pPr>
         <w:tabs>
+          <w:tab w:val="num" w:pos="2160"/>
+        </w:tabs>
+        <w:ind w:left="2160" w:hanging="360"/>
+      </w:pPr>
+      <w:rPr>
+        <w:rFonts w:ascii="Symbol" w:hAnsi="Symbol" w:hint="default"/>
+        <w:sz w:val="20"/>
+      </w:rPr>
+    </w:lvl>
+    <w:lvl w:ilvl="3" w:tentative="1">
+      <w:start w:val="1"/>
+      <w:numFmt w:val="bullet"/>
+      <w:lvlText w:val=""/>
+      <w:lvlJc w:val="left"/>
+      <w:pPr>
+        <w:tabs>
+          <w:tab w:val="num" w:pos="2880"/>
+        </w:tabs>
+        <w:ind w:left="2880" w:hanging="360"/>
+      </w:pPr>
+      <w:rPr>
+        <w:rFonts w:ascii="Symbol" w:hAnsi="Symbol" w:hint="default"/>
+        <w:sz w:val="20"/>
+      </w:rPr>
+    </w:lvl>
+    <w:lvl w:ilvl="4" w:tentative="1">
+      <w:start w:val="1"/>
+      <w:numFmt w:val="bullet"/>
+      <w:lvlText w:val=""/>
+      <w:lvlJc w:val="left"/>
+      <w:pPr>
+        <w:tabs>
+          <w:tab w:val="num" w:pos="3600"/>
+        </w:tabs>
+        <w:ind w:left="3600" w:hanging="360"/>
+      </w:pPr>
+      <w:rPr>
+        <w:rFonts w:ascii="Symbol" w:hAnsi="Symbol" w:hint="default"/>
+        <w:sz w:val="20"/>
+      </w:rPr>
+    </w:lvl>
+    <w:lvl w:ilvl="5" w:tentative="1">
+      <w:start w:val="1"/>
+      <w:numFmt w:val="bullet"/>
+      <w:lvlText w:val=""/>
+      <w:lvlJc w:val="left"/>
+      <w:pPr>
+        <w:tabs>
+          <w:tab w:val="num" w:pos="4320"/>
+        </w:tabs>
+        <w:ind w:left="4320" w:hanging="360"/>
+      </w:pPr>
+      <w:rPr>
+        <w:rFonts w:ascii="Symbol" w:hAnsi="Symbol" w:hint="default"/>
+        <w:sz w:val="20"/>
+      </w:rPr>
+    </w:lvl>
+    <w:lvl w:ilvl="6" w:tentative="1">
+      <w:start w:val="1"/>
+      <w:numFmt w:val="bullet"/>
+      <w:lvlText w:val=""/>
+      <w:lvlJc w:val="left"/>
+      <w:pPr>
+        <w:tabs>
+          <w:tab w:val="num" w:pos="5040"/>
+        </w:tabs>
+        <w:ind w:left="5040" w:hanging="360"/>
+      </w:pPr>
+      <w:rPr>
+        <w:rFonts w:ascii="Symbol" w:hAnsi="Symbol" w:hint="default"/>
+        <w:sz w:val="20"/>
+      </w:rPr>
+    </w:lvl>
+    <w:lvl w:ilvl="7" w:tentative="1">
+      <w:start w:val="1"/>
+      <w:numFmt w:val="bullet"/>
+      <w:lvlText w:val=""/>
+      <w:lvlJc w:val="left"/>
+      <w:pPr>
+        <w:tabs>
+          <w:tab w:val="num" w:pos="5760"/>
+        </w:tabs>
+        <w:ind w:left="5760" w:hanging="360"/>
+      </w:pPr>
+      <w:rPr>
+        <w:rFonts w:ascii="Symbol" w:hAnsi="Symbol" w:hint="default"/>
+        <w:sz w:val="20"/>
+      </w:rPr>
+    </w:lvl>
+    <w:lvl w:ilvl="8" w:tentative="1">
+      <w:start w:val="1"/>
+      <w:numFmt w:val="bullet"/>
+      <w:lvlText w:val=""/>
+      <w:lvlJc w:val="left"/>
+      <w:pPr>
+        <w:tabs>
+          <w:tab w:val="num" w:pos="6480"/>
+        </w:tabs>
+        <w:ind w:left="6480" w:hanging="360"/>
+      </w:pPr>
+      <w:rPr>
+        <w:rFonts w:ascii="Symbol" w:hAnsi="Symbol" w:hint="default"/>
+        <w:sz w:val="20"/>
+      </w:rPr>
+    </w:lvl>
+  </w:abstractNum>
+  <w:abstractNum w:abstractNumId="3" w15:restartNumberingAfterBreak="0">
+    <w:nsid w:val="1B2228E5"/>
+    <w:multiLevelType w:val="multilevel"/>
+    <w:tmpl w:val="31226490"/>
+    <w:lvl w:ilvl="0">
+      <w:start w:val="1"/>
+      <w:numFmt w:val="bullet"/>
+      <w:lvlText w:val=""/>
+      <w:lvlJc w:val="left"/>
+      <w:pPr>
+        <w:tabs>
+          <w:tab w:val="num" w:pos="720"/>
+        </w:tabs>
+        <w:ind w:left="720" w:hanging="360"/>
+      </w:pPr>
+      <w:rPr>
+        <w:rFonts w:ascii="Symbol" w:hAnsi="Symbol" w:hint="default"/>
+        <w:sz w:val="20"/>
+      </w:rPr>
+    </w:lvl>
+    <w:lvl w:ilvl="1">
+      <w:numFmt w:val="bullet"/>
+      <w:lvlText w:val="-"/>
+      <w:lvlJc w:val="left"/>
+      <w:pPr>
+        <w:ind w:left="1440" w:hanging="360"/>
+      </w:pPr>
+      <w:rPr>
+        <w:rFonts w:ascii="Aptos" w:eastAsiaTheme="minorHAnsi" w:hAnsi="Aptos" w:cstheme="minorBidi" w:hint="default"/>
+      </w:rPr>
+    </w:lvl>
+    <w:lvl w:ilvl="2" w:tentative="1">
+      <w:start w:val="1"/>
+      <w:numFmt w:val="bullet"/>
+      <w:lvlText w:val=""/>
+      <w:lvlJc w:val="left"/>
+      <w:pPr>
+        <w:tabs>
+          <w:tab w:val="num" w:pos="2160"/>
+        </w:tabs>
+        <w:ind w:left="2160" w:hanging="360"/>
+      </w:pPr>
+      <w:rPr>
+        <w:rFonts w:ascii="Symbol" w:hAnsi="Symbol" w:hint="default"/>
+        <w:sz w:val="20"/>
+      </w:rPr>
+    </w:lvl>
+    <w:lvl w:ilvl="3" w:tentative="1">
+      <w:start w:val="1"/>
+      <w:numFmt w:val="bullet"/>
+      <w:lvlText w:val=""/>
+      <w:lvlJc w:val="left"/>
+      <w:pPr>
+        <w:tabs>
+          <w:tab w:val="num" w:pos="2880"/>
+        </w:tabs>
+        <w:ind w:left="2880" w:hanging="360"/>
+      </w:pPr>
+      <w:rPr>
+        <w:rFonts w:ascii="Symbol" w:hAnsi="Symbol" w:hint="default"/>
+        <w:sz w:val="20"/>
+      </w:rPr>
+    </w:lvl>
+    <w:lvl w:ilvl="4" w:tentative="1">
+      <w:start w:val="1"/>
+      <w:numFmt w:val="bullet"/>
+      <w:lvlText w:val=""/>
+      <w:lvlJc w:val="left"/>
+      <w:pPr>
+        <w:tabs>
+          <w:tab w:val="num" w:pos="3600"/>
+        </w:tabs>
+        <w:ind w:left="3600" w:hanging="360"/>
+      </w:pPr>
+      <w:rPr>
+        <w:rFonts w:ascii="Symbol" w:hAnsi="Symbol" w:hint="default"/>
+        <w:sz w:val="20"/>
+      </w:rPr>
+    </w:lvl>
+    <w:lvl w:ilvl="5" w:tentative="1">
+      <w:start w:val="1"/>
+      <w:numFmt w:val="bullet"/>
+      <w:lvlText w:val=""/>
+      <w:lvlJc w:val="left"/>
+      <w:pPr>
+        <w:tabs>
+          <w:tab w:val="num" w:pos="4320"/>
+        </w:tabs>
+        <w:ind w:left="4320" w:hanging="360"/>
+      </w:pPr>
+      <w:rPr>
+        <w:rFonts w:ascii="Symbol" w:hAnsi="Symbol" w:hint="default"/>
+        <w:sz w:val="20"/>
+      </w:rPr>
+    </w:lvl>
+    <w:lvl w:ilvl="6" w:tentative="1">
+      <w:start w:val="1"/>
+      <w:numFmt w:val="bullet"/>
+      <w:lvlText w:val=""/>
+      <w:lvlJc w:val="left"/>
+      <w:pPr>
+        <w:tabs>
+          <w:tab w:val="num" w:pos="5040"/>
+        </w:tabs>
+        <w:ind w:left="5040" w:hanging="360"/>
+      </w:pPr>
+      <w:rPr>
+        <w:rFonts w:ascii="Symbol" w:hAnsi="Symbol" w:hint="default"/>
+        <w:sz w:val="20"/>
+      </w:rPr>
+    </w:lvl>
+    <w:lvl w:ilvl="7" w:tentative="1">
+      <w:start w:val="1"/>
+      <w:numFmt w:val="bullet"/>
+      <w:lvlText w:val=""/>
+      <w:lvlJc w:val="left"/>
+      <w:pPr>
+        <w:tabs>
+          <w:tab w:val="num" w:pos="5760"/>
+        </w:tabs>
+        <w:ind w:left="5760" w:hanging="360"/>
+      </w:pPr>
+      <w:rPr>
+        <w:rFonts w:ascii="Symbol" w:hAnsi="Symbol" w:hint="default"/>
+        <w:sz w:val="20"/>
+      </w:rPr>
+    </w:lvl>
+    <w:lvl w:ilvl="8" w:tentative="1">
+      <w:start w:val="1"/>
+      <w:numFmt w:val="bullet"/>
+      <w:lvlText w:val=""/>
+      <w:lvlJc w:val="left"/>
+      <w:pPr>
+        <w:tabs>
+          <w:tab w:val="num" w:pos="6480"/>
+        </w:tabs>
+        <w:ind w:left="6480" w:hanging="360"/>
+      </w:pPr>
+      <w:rPr>
+        <w:rFonts w:ascii="Symbol" w:hAnsi="Symbol" w:hint="default"/>
+        <w:sz w:val="20"/>
+      </w:rPr>
+    </w:lvl>
+  </w:abstractNum>
+  <w:abstractNum w:abstractNumId="4" w15:restartNumberingAfterBreak="0">
+    <w:nsid w:val="255913A6"/>
+    <w:multiLevelType w:val="multilevel"/>
+    <w:tmpl w:val="E7D80B28"/>
+    <w:lvl w:ilvl="0">
+      <w:start w:val="1"/>
+      <w:numFmt w:val="bullet"/>
+      <w:lvlText w:val=""/>
+      <w:lvlJc w:val="left"/>
+      <w:pPr>
+        <w:tabs>
+          <w:tab w:val="num" w:pos="720"/>
+        </w:tabs>
+        <w:ind w:left="720" w:hanging="360"/>
+      </w:pPr>
+      <w:rPr>
+        <w:rFonts w:ascii="Symbol" w:hAnsi="Symbol" w:hint="default"/>
+        <w:sz w:val="20"/>
+      </w:rPr>
+    </w:lvl>
+    <w:lvl w:ilvl="1">
+      <w:start w:val="1"/>
+      <w:numFmt w:val="bullet"/>
+      <w:lvlText w:val="o"/>
+      <w:lvlJc w:val="left"/>
+      <w:pPr>
+        <w:tabs>
           <w:tab w:val="num" w:pos="1440"/>
         </w:tabs>
         <w:ind w:left="1440" w:hanging="360"/>
       </w:pPr>
       <w:rPr>
-        <w:rFonts w:ascii="Symbol" w:hAnsi="Symbol" w:hint="default"/>
+        <w:rFonts w:ascii="Courier New" w:hAnsi="Courier New" w:hint="default"/>
         <w:sz w:val="20"/>
       </w:rPr>
     </w:lvl>
     <w:lvl w:ilvl="2" w:tentative="1">
       <w:start w:val="1"/>
       <w:numFmt w:val="bullet"/>
-      <w:lvlText w:val=""/>
+      <w:lvlText w:val=""/>
       <w:lvlJc w:val="left"/>
       <w:pPr>
         <w:tabs>
@@ -971,14 +2876,14 @@
         <w:ind w:left="2160" w:hanging="360"/>
       </w:pPr>
       <w:rPr>
-        <w:rFonts w:ascii="Symbol" w:hAnsi="Symbol" w:hint="default"/>
+        <w:rFonts w:ascii="Wingdings" w:hAnsi="Wingdings" w:hint="default"/>
         <w:sz w:val="20"/>
       </w:rPr>
     </w:lvl>
     <w:lvl w:ilvl="3" w:tentative="1">
       <w:start w:val="1"/>
       <w:numFmt w:val="bullet"/>
-      <w:lvlText w:val=""/>
+      <w:lvlText w:val=""/>
       <w:lvlJc w:val="left"/>
       <w:pPr>
         <w:tabs>
@@ -987,14 +2892,14 @@
         <w:ind w:left="2880" w:hanging="360"/>
       </w:pPr>
       <w:rPr>
-        <w:rFonts w:ascii="Symbol" w:hAnsi="Symbol" w:hint="default"/>
+        <w:rFonts w:ascii="Wingdings" w:hAnsi="Wingdings" w:hint="default"/>
         <w:sz w:val="20"/>
       </w:rPr>
     </w:lvl>
     <w:lvl w:ilvl="4" w:tentative="1">
       <w:start w:val="1"/>
       <w:numFmt w:val="bullet"/>
-      <w:lvlText w:val=""/>
+      <w:lvlText w:val=""/>
       <w:lvlJc w:val="left"/>
       <w:pPr>
         <w:tabs>
@@ -1003,14 +2908,14 @@
         <w:ind w:left="3600" w:hanging="360"/>
       </w:pPr>
       <w:rPr>
-        <w:rFonts w:ascii="Symbol" w:hAnsi="Symbol" w:hint="default"/>
+        <w:rFonts w:ascii="Wingdings" w:hAnsi="Wingdings" w:hint="default"/>
         <w:sz w:val="20"/>
       </w:rPr>
     </w:lvl>
     <w:lvl w:ilvl="5" w:tentative="1">
       <w:start w:val="1"/>
       <w:numFmt w:val="bullet"/>
-      <w:lvlText w:val=""/>
+      <w:lvlText w:val=""/>
       <w:lvlJc w:val="left"/>
       <w:pPr>
         <w:tabs>
@@ -1019,14 +2924,14 @@
         <w:ind w:left="4320" w:hanging="360"/>
       </w:pPr>
       <w:rPr>
-        <w:rFonts w:ascii="Symbol" w:hAnsi="Symbol" w:hint="default"/>
+        <w:rFonts w:ascii="Wingdings" w:hAnsi="Wingdings" w:hint="default"/>
         <w:sz w:val="20"/>
       </w:rPr>
     </w:lvl>
     <w:lvl w:ilvl="6" w:tentative="1">
       <w:start w:val="1"/>
       <w:numFmt w:val="bullet"/>
-      <w:lvlText w:val=""/>
+      <w:lvlText w:val=""/>
       <w:lvlJc w:val="left"/>
       <w:pPr>
         <w:tabs>
@@ -1035,14 +2940,14 @@
         <w:ind w:left="5040" w:hanging="360"/>
       </w:pPr>
       <w:rPr>
-        <w:rFonts w:ascii="Symbol" w:hAnsi="Symbol" w:hint="default"/>
+        <w:rFonts w:ascii="Wingdings" w:hAnsi="Wingdings" w:hint="default"/>
         <w:sz w:val="20"/>
       </w:rPr>
     </w:lvl>
     <w:lvl w:ilvl="7" w:tentative="1">
       <w:start w:val="1"/>
       <w:numFmt w:val="bullet"/>
-      <w:lvlText w:val=""/>
+      <w:lvlText w:val=""/>
       <w:lvlJc w:val="left"/>
       <w:pPr>
         <w:tabs>
@@ -1051,14 +2956,14 @@
         <w:ind w:left="5760" w:hanging="360"/>
       </w:pPr>
       <w:rPr>
-        <w:rFonts w:ascii="Symbol" w:hAnsi="Symbol" w:hint="default"/>
+        <w:rFonts w:ascii="Wingdings" w:hAnsi="Wingdings" w:hint="default"/>
         <w:sz w:val="20"/>
       </w:rPr>
     </w:lvl>
     <w:lvl w:ilvl="8" w:tentative="1">
       <w:start w:val="1"/>
       <w:numFmt w:val="bullet"/>
-      <w:lvlText w:val=""/>
+      <w:lvlText w:val=""/>
       <w:lvlJc w:val="left"/>
       <w:pPr>
         <w:tabs>
@@ -1067,12 +2972,12 @@
         <w:ind w:left="6480" w:hanging="360"/>
       </w:pPr>
       <w:rPr>
-        <w:rFonts w:ascii="Symbol" w:hAnsi="Symbol" w:hint="default"/>
+        <w:rFonts w:ascii="Wingdings" w:hAnsi="Wingdings" w:hint="default"/>
         <w:sz w:val="20"/>
       </w:rPr>
     </w:lvl>
   </w:abstractNum>
-  <w:abstractNum w:abstractNumId="1" w15:restartNumberingAfterBreak="0">
+  <w:abstractNum w:abstractNumId="5" w15:restartNumberingAfterBreak="0">
     <w:nsid w:val="2D2068CD"/>
     <w:multiLevelType w:val="multilevel"/>
     <w:tmpl w:val="85382132"/>
@@ -1221,7 +3126,752 @@
       </w:rPr>
     </w:lvl>
   </w:abstractNum>
-  <w:abstractNum w:abstractNumId="2" w15:restartNumberingAfterBreak="0">
+  <w:abstractNum w:abstractNumId="6" w15:restartNumberingAfterBreak="0">
+    <w:nsid w:val="2D5608B6"/>
+    <w:multiLevelType w:val="multilevel"/>
+    <w:tmpl w:val="BED4647A"/>
+    <w:lvl w:ilvl="0">
+      <w:start w:val="1"/>
+      <w:numFmt w:val="bullet"/>
+      <w:lvlText w:val=""/>
+      <w:lvlJc w:val="left"/>
+      <w:pPr>
+        <w:tabs>
+          <w:tab w:val="num" w:pos="720"/>
+        </w:tabs>
+        <w:ind w:left="720" w:hanging="360"/>
+      </w:pPr>
+      <w:rPr>
+        <w:rFonts w:ascii="Symbol" w:hAnsi="Symbol" w:hint="default"/>
+        <w:sz w:val="20"/>
+      </w:rPr>
+    </w:lvl>
+    <w:lvl w:ilvl="1" w:tentative="1">
+      <w:start w:val="1"/>
+      <w:numFmt w:val="bullet"/>
+      <w:lvlText w:val="o"/>
+      <w:lvlJc w:val="left"/>
+      <w:pPr>
+        <w:tabs>
+          <w:tab w:val="num" w:pos="1440"/>
+        </w:tabs>
+        <w:ind w:left="1440" w:hanging="360"/>
+      </w:pPr>
+      <w:rPr>
+        <w:rFonts w:ascii="Courier New" w:hAnsi="Courier New" w:hint="default"/>
+        <w:sz w:val="20"/>
+      </w:rPr>
+    </w:lvl>
+    <w:lvl w:ilvl="2" w:tentative="1">
+      <w:start w:val="1"/>
+      <w:numFmt w:val="bullet"/>
+      <w:lvlText w:val=""/>
+      <w:lvlJc w:val="left"/>
+      <w:pPr>
+        <w:tabs>
+          <w:tab w:val="num" w:pos="2160"/>
+        </w:tabs>
+        <w:ind w:left="2160" w:hanging="360"/>
+      </w:pPr>
+      <w:rPr>
+        <w:rFonts w:ascii="Wingdings" w:hAnsi="Wingdings" w:hint="default"/>
+        <w:sz w:val="20"/>
+      </w:rPr>
+    </w:lvl>
+    <w:lvl w:ilvl="3" w:tentative="1">
+      <w:start w:val="1"/>
+      <w:numFmt w:val="bullet"/>
+      <w:lvlText w:val=""/>
+      <w:lvlJc w:val="left"/>
+      <w:pPr>
+        <w:tabs>
+          <w:tab w:val="num" w:pos="2880"/>
+        </w:tabs>
+        <w:ind w:left="2880" w:hanging="360"/>
+      </w:pPr>
+      <w:rPr>
+        <w:rFonts w:ascii="Wingdings" w:hAnsi="Wingdings" w:hint="default"/>
+        <w:sz w:val="20"/>
+      </w:rPr>
+    </w:lvl>
+    <w:lvl w:ilvl="4" w:tentative="1">
+      <w:start w:val="1"/>
+      <w:numFmt w:val="bullet"/>
+      <w:lvlText w:val=""/>
+      <w:lvlJc w:val="left"/>
+      <w:pPr>
+        <w:tabs>
+          <w:tab w:val="num" w:pos="3600"/>
+        </w:tabs>
+        <w:ind w:left="3600" w:hanging="360"/>
+      </w:pPr>
+      <w:rPr>
+        <w:rFonts w:ascii="Wingdings" w:hAnsi="Wingdings" w:hint="default"/>
+        <w:sz w:val="20"/>
+      </w:rPr>
+    </w:lvl>
+    <w:lvl w:ilvl="5" w:tentative="1">
+      <w:start w:val="1"/>
+      <w:numFmt w:val="bullet"/>
+      <w:lvlText w:val=""/>
+      <w:lvlJc w:val="left"/>
+      <w:pPr>
+        <w:tabs>
+          <w:tab w:val="num" w:pos="4320"/>
+        </w:tabs>
+        <w:ind w:left="4320" w:hanging="360"/>
+      </w:pPr>
+      <w:rPr>
+        <w:rFonts w:ascii="Wingdings" w:hAnsi="Wingdings" w:hint="default"/>
+        <w:sz w:val="20"/>
+      </w:rPr>
+    </w:lvl>
+    <w:lvl w:ilvl="6" w:tentative="1">
+      <w:start w:val="1"/>
+      <w:numFmt w:val="bullet"/>
+      <w:lvlText w:val=""/>
+      <w:lvlJc w:val="left"/>
+      <w:pPr>
+        <w:tabs>
+          <w:tab w:val="num" w:pos="5040"/>
+        </w:tabs>
+        <w:ind w:left="5040" w:hanging="360"/>
+      </w:pPr>
+      <w:rPr>
+        <w:rFonts w:ascii="Wingdings" w:hAnsi="Wingdings" w:hint="default"/>
+        <w:sz w:val="20"/>
+      </w:rPr>
+    </w:lvl>
+    <w:lvl w:ilvl="7" w:tentative="1">
+      <w:start w:val="1"/>
+      <w:numFmt w:val="bullet"/>
+      <w:lvlText w:val=""/>
+      <w:lvlJc w:val="left"/>
+      <w:pPr>
+        <w:tabs>
+          <w:tab w:val="num" w:pos="5760"/>
+        </w:tabs>
+        <w:ind w:left="5760" w:hanging="360"/>
+      </w:pPr>
+      <w:rPr>
+        <w:rFonts w:ascii="Wingdings" w:hAnsi="Wingdings" w:hint="default"/>
+        <w:sz w:val="20"/>
+      </w:rPr>
+    </w:lvl>
+    <w:lvl w:ilvl="8" w:tentative="1">
+      <w:start w:val="1"/>
+      <w:numFmt w:val="bullet"/>
+      <w:lvlText w:val=""/>
+      <w:lvlJc w:val="left"/>
+      <w:pPr>
+        <w:tabs>
+          <w:tab w:val="num" w:pos="6480"/>
+        </w:tabs>
+        <w:ind w:left="6480" w:hanging="360"/>
+      </w:pPr>
+      <w:rPr>
+        <w:rFonts w:ascii="Wingdings" w:hAnsi="Wingdings" w:hint="default"/>
+        <w:sz w:val="20"/>
+      </w:rPr>
+    </w:lvl>
+  </w:abstractNum>
+  <w:abstractNum w:abstractNumId="7" w15:restartNumberingAfterBreak="0">
+    <w:nsid w:val="2F5B7CEC"/>
+    <w:multiLevelType w:val="multilevel"/>
+    <w:tmpl w:val="6DC0C28E"/>
+    <w:lvl w:ilvl="0">
+      <w:start w:val="1"/>
+      <w:numFmt w:val="bullet"/>
+      <w:lvlText w:val=""/>
+      <w:lvlJc w:val="left"/>
+      <w:pPr>
+        <w:tabs>
+          <w:tab w:val="num" w:pos="720"/>
+        </w:tabs>
+        <w:ind w:left="720" w:hanging="360"/>
+      </w:pPr>
+      <w:rPr>
+        <w:rFonts w:ascii="Symbol" w:hAnsi="Symbol" w:hint="default"/>
+        <w:sz w:val="20"/>
+      </w:rPr>
+    </w:lvl>
+    <w:lvl w:ilvl="1">
+      <w:start w:val="1"/>
+      <w:numFmt w:val="bullet"/>
+      <w:lvlText w:val="o"/>
+      <w:lvlJc w:val="left"/>
+      <w:pPr>
+        <w:tabs>
+          <w:tab w:val="num" w:pos="1440"/>
+        </w:tabs>
+        <w:ind w:left="1440" w:hanging="360"/>
+      </w:pPr>
+      <w:rPr>
+        <w:rFonts w:ascii="Courier New" w:hAnsi="Courier New" w:hint="default"/>
+        <w:sz w:val="20"/>
+      </w:rPr>
+    </w:lvl>
+    <w:lvl w:ilvl="2" w:tentative="1">
+      <w:start w:val="1"/>
+      <w:numFmt w:val="bullet"/>
+      <w:lvlText w:val=""/>
+      <w:lvlJc w:val="left"/>
+      <w:pPr>
+        <w:tabs>
+          <w:tab w:val="num" w:pos="2160"/>
+        </w:tabs>
+        <w:ind w:left="2160" w:hanging="360"/>
+      </w:pPr>
+      <w:rPr>
+        <w:rFonts w:ascii="Wingdings" w:hAnsi="Wingdings" w:hint="default"/>
+        <w:sz w:val="20"/>
+      </w:rPr>
+    </w:lvl>
+    <w:lvl w:ilvl="3" w:tentative="1">
+      <w:start w:val="1"/>
+      <w:numFmt w:val="bullet"/>
+      <w:lvlText w:val=""/>
+      <w:lvlJc w:val="left"/>
+      <w:pPr>
+        <w:tabs>
+          <w:tab w:val="num" w:pos="2880"/>
+        </w:tabs>
+        <w:ind w:left="2880" w:hanging="360"/>
+      </w:pPr>
+      <w:rPr>
+        <w:rFonts w:ascii="Wingdings" w:hAnsi="Wingdings" w:hint="default"/>
+        <w:sz w:val="20"/>
+      </w:rPr>
+    </w:lvl>
+    <w:lvl w:ilvl="4" w:tentative="1">
+      <w:start w:val="1"/>
+      <w:numFmt w:val="bullet"/>
+      <w:lvlText w:val=""/>
+      <w:lvlJc w:val="left"/>
+      <w:pPr>
+        <w:tabs>
+          <w:tab w:val="num" w:pos="3600"/>
+        </w:tabs>
+        <w:ind w:left="3600" w:hanging="360"/>
+      </w:pPr>
+      <w:rPr>
+        <w:rFonts w:ascii="Wingdings" w:hAnsi="Wingdings" w:hint="default"/>
+        <w:sz w:val="20"/>
+      </w:rPr>
+    </w:lvl>
+    <w:lvl w:ilvl="5" w:tentative="1">
+      <w:start w:val="1"/>
+      <w:numFmt w:val="bullet"/>
+      <w:lvlText w:val=""/>
+      <w:lvlJc w:val="left"/>
+      <w:pPr>
+        <w:tabs>
+          <w:tab w:val="num" w:pos="4320"/>
+        </w:tabs>
+        <w:ind w:left="4320" w:hanging="360"/>
+      </w:pPr>
+      <w:rPr>
+        <w:rFonts w:ascii="Wingdings" w:hAnsi="Wingdings" w:hint="default"/>
+        <w:sz w:val="20"/>
+      </w:rPr>
+    </w:lvl>
+    <w:lvl w:ilvl="6" w:tentative="1">
+      <w:start w:val="1"/>
+      <w:numFmt w:val="bullet"/>
+      <w:lvlText w:val=""/>
+      <w:lvlJc w:val="left"/>
+      <w:pPr>
+        <w:tabs>
+          <w:tab w:val="num" w:pos="5040"/>
+        </w:tabs>
+        <w:ind w:left="5040" w:hanging="360"/>
+      </w:pPr>
+      <w:rPr>
+        <w:rFonts w:ascii="Wingdings" w:hAnsi="Wingdings" w:hint="default"/>
+        <w:sz w:val="20"/>
+      </w:rPr>
+    </w:lvl>
+    <w:lvl w:ilvl="7" w:tentative="1">
+      <w:start w:val="1"/>
+      <w:numFmt w:val="bullet"/>
+      <w:lvlText w:val=""/>
+      <w:lvlJc w:val="left"/>
+      <w:pPr>
+        <w:tabs>
+          <w:tab w:val="num" w:pos="5760"/>
+        </w:tabs>
+        <w:ind w:left="5760" w:hanging="360"/>
+      </w:pPr>
+      <w:rPr>
+        <w:rFonts w:ascii="Wingdings" w:hAnsi="Wingdings" w:hint="default"/>
+        <w:sz w:val="20"/>
+      </w:rPr>
+    </w:lvl>
+    <w:lvl w:ilvl="8" w:tentative="1">
+      <w:start w:val="1"/>
+      <w:numFmt w:val="bullet"/>
+      <w:lvlText w:val=""/>
+      <w:lvlJc w:val="left"/>
+      <w:pPr>
+        <w:tabs>
+          <w:tab w:val="num" w:pos="6480"/>
+        </w:tabs>
+        <w:ind w:left="6480" w:hanging="360"/>
+      </w:pPr>
+      <w:rPr>
+        <w:rFonts w:ascii="Wingdings" w:hAnsi="Wingdings" w:hint="default"/>
+        <w:sz w:val="20"/>
+      </w:rPr>
+    </w:lvl>
+  </w:abstractNum>
+  <w:abstractNum w:abstractNumId="8" w15:restartNumberingAfterBreak="0">
+    <w:nsid w:val="2FE9343F"/>
+    <w:multiLevelType w:val="multilevel"/>
+    <w:tmpl w:val="451493FC"/>
+    <w:lvl w:ilvl="0">
+      <w:start w:val="1"/>
+      <w:numFmt w:val="bullet"/>
+      <w:lvlText w:val=""/>
+      <w:lvlJc w:val="left"/>
+      <w:pPr>
+        <w:tabs>
+          <w:tab w:val="num" w:pos="720"/>
+        </w:tabs>
+        <w:ind w:left="720" w:hanging="360"/>
+      </w:pPr>
+      <w:rPr>
+        <w:rFonts w:ascii="Symbol" w:hAnsi="Symbol" w:hint="default"/>
+        <w:sz w:val="20"/>
+      </w:rPr>
+    </w:lvl>
+    <w:lvl w:ilvl="1" w:tentative="1">
+      <w:start w:val="1"/>
+      <w:numFmt w:val="bullet"/>
+      <w:lvlText w:val="o"/>
+      <w:lvlJc w:val="left"/>
+      <w:pPr>
+        <w:tabs>
+          <w:tab w:val="num" w:pos="1440"/>
+        </w:tabs>
+        <w:ind w:left="1440" w:hanging="360"/>
+      </w:pPr>
+      <w:rPr>
+        <w:rFonts w:ascii="Courier New" w:hAnsi="Courier New" w:hint="default"/>
+        <w:sz w:val="20"/>
+      </w:rPr>
+    </w:lvl>
+    <w:lvl w:ilvl="2" w:tentative="1">
+      <w:start w:val="1"/>
+      <w:numFmt w:val="bullet"/>
+      <w:lvlText w:val=""/>
+      <w:lvlJc w:val="left"/>
+      <w:pPr>
+        <w:tabs>
+          <w:tab w:val="num" w:pos="2160"/>
+        </w:tabs>
+        <w:ind w:left="2160" w:hanging="360"/>
+      </w:pPr>
+      <w:rPr>
+        <w:rFonts w:ascii="Wingdings" w:hAnsi="Wingdings" w:hint="default"/>
+        <w:sz w:val="20"/>
+      </w:rPr>
+    </w:lvl>
+    <w:lvl w:ilvl="3" w:tentative="1">
+      <w:start w:val="1"/>
+      <w:numFmt w:val="bullet"/>
+      <w:lvlText w:val=""/>
+      <w:lvlJc w:val="left"/>
+      <w:pPr>
+        <w:tabs>
+          <w:tab w:val="num" w:pos="2880"/>
+        </w:tabs>
+        <w:ind w:left="2880" w:hanging="360"/>
+      </w:pPr>
+      <w:rPr>
+        <w:rFonts w:ascii="Wingdings" w:hAnsi="Wingdings" w:hint="default"/>
+        <w:sz w:val="20"/>
+      </w:rPr>
+    </w:lvl>
+    <w:lvl w:ilvl="4" w:tentative="1">
+      <w:start w:val="1"/>
+      <w:numFmt w:val="bullet"/>
+      <w:lvlText w:val=""/>
+      <w:lvlJc w:val="left"/>
+      <w:pPr>
+        <w:tabs>
+          <w:tab w:val="num" w:pos="3600"/>
+        </w:tabs>
+        <w:ind w:left="3600" w:hanging="360"/>
+      </w:pPr>
+      <w:rPr>
+        <w:rFonts w:ascii="Wingdings" w:hAnsi="Wingdings" w:hint="default"/>
+        <w:sz w:val="20"/>
+      </w:rPr>
+    </w:lvl>
+    <w:lvl w:ilvl="5" w:tentative="1">
+      <w:start w:val="1"/>
+      <w:numFmt w:val="bullet"/>
+      <w:lvlText w:val=""/>
+      <w:lvlJc w:val="left"/>
+      <w:pPr>
+        <w:tabs>
+          <w:tab w:val="num" w:pos="4320"/>
+        </w:tabs>
+        <w:ind w:left="4320" w:hanging="360"/>
+      </w:pPr>
+      <w:rPr>
+        <w:rFonts w:ascii="Wingdings" w:hAnsi="Wingdings" w:hint="default"/>
+        <w:sz w:val="20"/>
+      </w:rPr>
+    </w:lvl>
+    <w:lvl w:ilvl="6" w:tentative="1">
+      <w:start w:val="1"/>
+      <w:numFmt w:val="bullet"/>
+      <w:lvlText w:val=""/>
+      <w:lvlJc w:val="left"/>
+      <w:pPr>
+        <w:tabs>
+          <w:tab w:val="num" w:pos="5040"/>
+        </w:tabs>
+        <w:ind w:left="5040" w:hanging="360"/>
+      </w:pPr>
+      <w:rPr>
+        <w:rFonts w:ascii="Wingdings" w:hAnsi="Wingdings" w:hint="default"/>
+        <w:sz w:val="20"/>
+      </w:rPr>
+    </w:lvl>
+    <w:lvl w:ilvl="7" w:tentative="1">
+      <w:start w:val="1"/>
+      <w:numFmt w:val="bullet"/>
+      <w:lvlText w:val=""/>
+      <w:lvlJc w:val="left"/>
+      <w:pPr>
+        <w:tabs>
+          <w:tab w:val="num" w:pos="5760"/>
+        </w:tabs>
+        <w:ind w:left="5760" w:hanging="360"/>
+      </w:pPr>
+      <w:rPr>
+        <w:rFonts w:ascii="Wingdings" w:hAnsi="Wingdings" w:hint="default"/>
+        <w:sz w:val="20"/>
+      </w:rPr>
+    </w:lvl>
+    <w:lvl w:ilvl="8" w:tentative="1">
+      <w:start w:val="1"/>
+      <w:numFmt w:val="bullet"/>
+      <w:lvlText w:val=""/>
+      <w:lvlJc w:val="left"/>
+      <w:pPr>
+        <w:tabs>
+          <w:tab w:val="num" w:pos="6480"/>
+        </w:tabs>
+        <w:ind w:left="6480" w:hanging="360"/>
+      </w:pPr>
+      <w:rPr>
+        <w:rFonts w:ascii="Wingdings" w:hAnsi="Wingdings" w:hint="default"/>
+        <w:sz w:val="20"/>
+      </w:rPr>
+    </w:lvl>
+  </w:abstractNum>
+  <w:abstractNum w:abstractNumId="9" w15:restartNumberingAfterBreak="0">
+    <w:nsid w:val="33057C5C"/>
+    <w:multiLevelType w:val="multilevel"/>
+    <w:tmpl w:val="90626F84"/>
+    <w:lvl w:ilvl="0">
+      <w:start w:val="1"/>
+      <w:numFmt w:val="bullet"/>
+      <w:lvlText w:val=""/>
+      <w:lvlJc w:val="left"/>
+      <w:pPr>
+        <w:tabs>
+          <w:tab w:val="num" w:pos="720"/>
+        </w:tabs>
+        <w:ind w:left="720" w:hanging="360"/>
+      </w:pPr>
+      <w:rPr>
+        <w:rFonts w:ascii="Symbol" w:hAnsi="Symbol" w:hint="default"/>
+        <w:sz w:val="20"/>
+      </w:rPr>
+    </w:lvl>
+    <w:lvl w:ilvl="1" w:tentative="1">
+      <w:start w:val="1"/>
+      <w:numFmt w:val="bullet"/>
+      <w:lvlText w:val="o"/>
+      <w:lvlJc w:val="left"/>
+      <w:pPr>
+        <w:tabs>
+          <w:tab w:val="num" w:pos="1440"/>
+        </w:tabs>
+        <w:ind w:left="1440" w:hanging="360"/>
+      </w:pPr>
+      <w:rPr>
+        <w:rFonts w:ascii="Courier New" w:hAnsi="Courier New" w:hint="default"/>
+        <w:sz w:val="20"/>
+      </w:rPr>
+    </w:lvl>
+    <w:lvl w:ilvl="2" w:tentative="1">
+      <w:start w:val="1"/>
+      <w:numFmt w:val="bullet"/>
+      <w:lvlText w:val=""/>
+      <w:lvlJc w:val="left"/>
+      <w:pPr>
+        <w:tabs>
+          <w:tab w:val="num" w:pos="2160"/>
+        </w:tabs>
+        <w:ind w:left="2160" w:hanging="360"/>
+      </w:pPr>
+      <w:rPr>
+        <w:rFonts w:ascii="Wingdings" w:hAnsi="Wingdings" w:hint="default"/>
+        <w:sz w:val="20"/>
+      </w:rPr>
+    </w:lvl>
+    <w:lvl w:ilvl="3" w:tentative="1">
+      <w:start w:val="1"/>
+      <w:numFmt w:val="bullet"/>
+      <w:lvlText w:val=""/>
+      <w:lvlJc w:val="left"/>
+      <w:pPr>
+        <w:tabs>
+          <w:tab w:val="num" w:pos="2880"/>
+        </w:tabs>
+        <w:ind w:left="2880" w:hanging="360"/>
+      </w:pPr>
+      <w:rPr>
+        <w:rFonts w:ascii="Wingdings" w:hAnsi="Wingdings" w:hint="default"/>
+        <w:sz w:val="20"/>
+      </w:rPr>
+    </w:lvl>
+    <w:lvl w:ilvl="4" w:tentative="1">
+      <w:start w:val="1"/>
+      <w:numFmt w:val="bullet"/>
+      <w:lvlText w:val=""/>
+      <w:lvlJc w:val="left"/>
+      <w:pPr>
+        <w:tabs>
+          <w:tab w:val="num" w:pos="3600"/>
+        </w:tabs>
+        <w:ind w:left="3600" w:hanging="360"/>
+      </w:pPr>
+      <w:rPr>
+        <w:rFonts w:ascii="Wingdings" w:hAnsi="Wingdings" w:hint="default"/>
+        <w:sz w:val="20"/>
+      </w:rPr>
+    </w:lvl>
+    <w:lvl w:ilvl="5" w:tentative="1">
+      <w:start w:val="1"/>
+      <w:numFmt w:val="bullet"/>
+      <w:lvlText w:val=""/>
+      <w:lvlJc w:val="left"/>
+      <w:pPr>
+        <w:tabs>
+          <w:tab w:val="num" w:pos="4320"/>
+        </w:tabs>
+        <w:ind w:left="4320" w:hanging="360"/>
+      </w:pPr>
+      <w:rPr>
+        <w:rFonts w:ascii="Wingdings" w:hAnsi="Wingdings" w:hint="default"/>
+        <w:sz w:val="20"/>
+      </w:rPr>
+    </w:lvl>
+    <w:lvl w:ilvl="6" w:tentative="1">
+      <w:start w:val="1"/>
+      <w:numFmt w:val="bullet"/>
+      <w:lvlText w:val=""/>
+      <w:lvlJc w:val="left"/>
+      <w:pPr>
+        <w:tabs>
+          <w:tab w:val="num" w:pos="5040"/>
+        </w:tabs>
+        <w:ind w:left="5040" w:hanging="360"/>
+      </w:pPr>
+      <w:rPr>
+        <w:rFonts w:ascii="Wingdings" w:hAnsi="Wingdings" w:hint="default"/>
+        <w:sz w:val="20"/>
+      </w:rPr>
+    </w:lvl>
+    <w:lvl w:ilvl="7" w:tentative="1">
+      <w:start w:val="1"/>
+      <w:numFmt w:val="bullet"/>
+      <w:lvlText w:val=""/>
+      <w:lvlJc w:val="left"/>
+      <w:pPr>
+        <w:tabs>
+          <w:tab w:val="num" w:pos="5760"/>
+        </w:tabs>
+        <w:ind w:left="5760" w:hanging="360"/>
+      </w:pPr>
+      <w:rPr>
+        <w:rFonts w:ascii="Wingdings" w:hAnsi="Wingdings" w:hint="default"/>
+        <w:sz w:val="20"/>
+      </w:rPr>
+    </w:lvl>
+    <w:lvl w:ilvl="8" w:tentative="1">
+      <w:start w:val="1"/>
+      <w:numFmt w:val="bullet"/>
+      <w:lvlText w:val=""/>
+      <w:lvlJc w:val="left"/>
+      <w:pPr>
+        <w:tabs>
+          <w:tab w:val="num" w:pos="6480"/>
+        </w:tabs>
+        <w:ind w:left="6480" w:hanging="360"/>
+      </w:pPr>
+      <w:rPr>
+        <w:rFonts w:ascii="Wingdings" w:hAnsi="Wingdings" w:hint="default"/>
+        <w:sz w:val="20"/>
+      </w:rPr>
+    </w:lvl>
+  </w:abstractNum>
+  <w:abstractNum w:abstractNumId="10" w15:restartNumberingAfterBreak="0">
+    <w:nsid w:val="3386566D"/>
+    <w:multiLevelType w:val="multilevel"/>
+    <w:tmpl w:val="90626F84"/>
+    <w:lvl w:ilvl="0">
+      <w:start w:val="1"/>
+      <w:numFmt w:val="bullet"/>
+      <w:lvlText w:val=""/>
+      <w:lvlJc w:val="left"/>
+      <w:pPr>
+        <w:tabs>
+          <w:tab w:val="num" w:pos="720"/>
+        </w:tabs>
+        <w:ind w:left="720" w:hanging="360"/>
+      </w:pPr>
+      <w:rPr>
+        <w:rFonts w:ascii="Symbol" w:hAnsi="Symbol" w:hint="default"/>
+        <w:sz w:val="20"/>
+      </w:rPr>
+    </w:lvl>
+    <w:lvl w:ilvl="1" w:tentative="1">
+      <w:start w:val="1"/>
+      <w:numFmt w:val="bullet"/>
+      <w:lvlText w:val="o"/>
+      <w:lvlJc w:val="left"/>
+      <w:pPr>
+        <w:tabs>
+          <w:tab w:val="num" w:pos="1440"/>
+        </w:tabs>
+        <w:ind w:left="1440" w:hanging="360"/>
+      </w:pPr>
+      <w:rPr>
+        <w:rFonts w:ascii="Courier New" w:hAnsi="Courier New" w:hint="default"/>
+        <w:sz w:val="20"/>
+      </w:rPr>
+    </w:lvl>
+    <w:lvl w:ilvl="2" w:tentative="1">
+      <w:start w:val="1"/>
+      <w:numFmt w:val="bullet"/>
+      <w:lvlText w:val=""/>
+      <w:lvlJc w:val="left"/>
+      <w:pPr>
+        <w:tabs>
+          <w:tab w:val="num" w:pos="2160"/>
+        </w:tabs>
+        <w:ind w:left="2160" w:hanging="360"/>
+      </w:pPr>
+      <w:rPr>
+        <w:rFonts w:ascii="Wingdings" w:hAnsi="Wingdings" w:hint="default"/>
+        <w:sz w:val="20"/>
+      </w:rPr>
+    </w:lvl>
+    <w:lvl w:ilvl="3" w:tentative="1">
+      <w:start w:val="1"/>
+      <w:numFmt w:val="bullet"/>
+      <w:lvlText w:val=""/>
+      <w:lvlJc w:val="left"/>
+      <w:pPr>
+        <w:tabs>
+          <w:tab w:val="num" w:pos="2880"/>
+        </w:tabs>
+        <w:ind w:left="2880" w:hanging="360"/>
+      </w:pPr>
+      <w:rPr>
+        <w:rFonts w:ascii="Wingdings" w:hAnsi="Wingdings" w:hint="default"/>
+        <w:sz w:val="20"/>
+      </w:rPr>
+    </w:lvl>
+    <w:lvl w:ilvl="4" w:tentative="1">
+      <w:start w:val="1"/>
+      <w:numFmt w:val="bullet"/>
+      <w:lvlText w:val=""/>
+      <w:lvlJc w:val="left"/>
+      <w:pPr>
+        <w:tabs>
+          <w:tab w:val="num" w:pos="3600"/>
+        </w:tabs>
+        <w:ind w:left="3600" w:hanging="360"/>
+      </w:pPr>
+      <w:rPr>
+        <w:rFonts w:ascii="Wingdings" w:hAnsi="Wingdings" w:hint="default"/>
+        <w:sz w:val="20"/>
+      </w:rPr>
+    </w:lvl>
+    <w:lvl w:ilvl="5" w:tentative="1">
+      <w:start w:val="1"/>
+      <w:numFmt w:val="bullet"/>
+      <w:lvlText w:val=""/>
+      <w:lvlJc w:val="left"/>
+      <w:pPr>
+        <w:tabs>
+          <w:tab w:val="num" w:pos="4320"/>
+        </w:tabs>
+        <w:ind w:left="4320" w:hanging="360"/>
+      </w:pPr>
+      <w:rPr>
+        <w:rFonts w:ascii="Wingdings" w:hAnsi="Wingdings" w:hint="default"/>
+        <w:sz w:val="20"/>
+      </w:rPr>
+    </w:lvl>
+    <w:lvl w:ilvl="6" w:tentative="1">
+      <w:start w:val="1"/>
+      <w:numFmt w:val="bullet"/>
+      <w:lvlText w:val=""/>
+      <w:lvlJc w:val="left"/>
+      <w:pPr>
+        <w:tabs>
+          <w:tab w:val="num" w:pos="5040"/>
+        </w:tabs>
+        <w:ind w:left="5040" w:hanging="360"/>
+      </w:pPr>
+      <w:rPr>
+        <w:rFonts w:ascii="Wingdings" w:hAnsi="Wingdings" w:hint="default"/>
+        <w:sz w:val="20"/>
+      </w:rPr>
+    </w:lvl>
+    <w:lvl w:ilvl="7" w:tentative="1">
+      <w:start w:val="1"/>
+      <w:numFmt w:val="bullet"/>
+      <w:lvlText w:val=""/>
+      <w:lvlJc w:val="left"/>
+      <w:pPr>
+        <w:tabs>
+          <w:tab w:val="num" w:pos="5760"/>
+        </w:tabs>
+        <w:ind w:left="5760" w:hanging="360"/>
+      </w:pPr>
+      <w:rPr>
+        <w:rFonts w:ascii="Wingdings" w:hAnsi="Wingdings" w:hint="default"/>
+        <w:sz w:val="20"/>
+      </w:rPr>
+    </w:lvl>
+    <w:lvl w:ilvl="8" w:tentative="1">
+      <w:start w:val="1"/>
+      <w:numFmt w:val="bullet"/>
+      <w:lvlText w:val=""/>
+      <w:lvlJc w:val="left"/>
+      <w:pPr>
+        <w:tabs>
+          <w:tab w:val="num" w:pos="6480"/>
+        </w:tabs>
+        <w:ind w:left="6480" w:hanging="360"/>
+      </w:pPr>
+      <w:rPr>
+        <w:rFonts w:ascii="Wingdings" w:hAnsi="Wingdings" w:hint="default"/>
+        <w:sz w:val="20"/>
+      </w:rPr>
+    </w:lvl>
+  </w:abstractNum>
+  <w:abstractNum w:abstractNumId="11" w15:restartNumberingAfterBreak="0">
     <w:nsid w:val="34491C17"/>
     <w:multiLevelType w:val="multilevel"/>
     <w:tmpl w:val="9AF8A20A"/>
@@ -1370,7 +4020,716 @@
       </w:rPr>
     </w:lvl>
   </w:abstractNum>
-  <w:abstractNum w:abstractNumId="3" w15:restartNumberingAfterBreak="0">
+  <w:abstractNum w:abstractNumId="12" w15:restartNumberingAfterBreak="0">
+    <w:nsid w:val="484247D0"/>
+    <w:multiLevelType w:val="multilevel"/>
+    <w:tmpl w:val="90626F84"/>
+    <w:lvl w:ilvl="0">
+      <w:start w:val="1"/>
+      <w:numFmt w:val="bullet"/>
+      <w:lvlText w:val=""/>
+      <w:lvlJc w:val="left"/>
+      <w:pPr>
+        <w:tabs>
+          <w:tab w:val="num" w:pos="720"/>
+        </w:tabs>
+        <w:ind w:left="720" w:hanging="360"/>
+      </w:pPr>
+      <w:rPr>
+        <w:rFonts w:ascii="Symbol" w:hAnsi="Symbol" w:hint="default"/>
+        <w:sz w:val="20"/>
+      </w:rPr>
+    </w:lvl>
+    <w:lvl w:ilvl="1">
+      <w:start w:val="1"/>
+      <w:numFmt w:val="bullet"/>
+      <w:lvlText w:val="o"/>
+      <w:lvlJc w:val="left"/>
+      <w:pPr>
+        <w:tabs>
+          <w:tab w:val="num" w:pos="1440"/>
+        </w:tabs>
+        <w:ind w:left="1440" w:hanging="360"/>
+      </w:pPr>
+      <w:rPr>
+        <w:rFonts w:ascii="Courier New" w:hAnsi="Courier New" w:hint="default"/>
+        <w:sz w:val="20"/>
+      </w:rPr>
+    </w:lvl>
+    <w:lvl w:ilvl="2" w:tentative="1">
+      <w:start w:val="1"/>
+      <w:numFmt w:val="bullet"/>
+      <w:lvlText w:val=""/>
+      <w:lvlJc w:val="left"/>
+      <w:pPr>
+        <w:tabs>
+          <w:tab w:val="num" w:pos="2160"/>
+        </w:tabs>
+        <w:ind w:left="2160" w:hanging="360"/>
+      </w:pPr>
+      <w:rPr>
+        <w:rFonts w:ascii="Wingdings" w:hAnsi="Wingdings" w:hint="default"/>
+        <w:sz w:val="20"/>
+      </w:rPr>
+    </w:lvl>
+    <w:lvl w:ilvl="3" w:tentative="1">
+      <w:start w:val="1"/>
+      <w:numFmt w:val="bullet"/>
+      <w:lvlText w:val=""/>
+      <w:lvlJc w:val="left"/>
+      <w:pPr>
+        <w:tabs>
+          <w:tab w:val="num" w:pos="2880"/>
+        </w:tabs>
+        <w:ind w:left="2880" w:hanging="360"/>
+      </w:pPr>
+      <w:rPr>
+        <w:rFonts w:ascii="Wingdings" w:hAnsi="Wingdings" w:hint="default"/>
+        <w:sz w:val="20"/>
+      </w:rPr>
+    </w:lvl>
+    <w:lvl w:ilvl="4" w:tentative="1">
+      <w:start w:val="1"/>
+      <w:numFmt w:val="bullet"/>
+      <w:lvlText w:val=""/>
+      <w:lvlJc w:val="left"/>
+      <w:pPr>
+        <w:tabs>
+          <w:tab w:val="num" w:pos="3600"/>
+        </w:tabs>
+        <w:ind w:left="3600" w:hanging="360"/>
+      </w:pPr>
+      <w:rPr>
+        <w:rFonts w:ascii="Wingdings" w:hAnsi="Wingdings" w:hint="default"/>
+        <w:sz w:val="20"/>
+      </w:rPr>
+    </w:lvl>
+    <w:lvl w:ilvl="5" w:tentative="1">
+      <w:start w:val="1"/>
+      <w:numFmt w:val="bullet"/>
+      <w:lvlText w:val=""/>
+      <w:lvlJc w:val="left"/>
+      <w:pPr>
+        <w:tabs>
+          <w:tab w:val="num" w:pos="4320"/>
+        </w:tabs>
+        <w:ind w:left="4320" w:hanging="360"/>
+      </w:pPr>
+      <w:rPr>
+        <w:rFonts w:ascii="Wingdings" w:hAnsi="Wingdings" w:hint="default"/>
+        <w:sz w:val="20"/>
+      </w:rPr>
+    </w:lvl>
+    <w:lvl w:ilvl="6" w:tentative="1">
+      <w:start w:val="1"/>
+      <w:numFmt w:val="bullet"/>
+      <w:lvlText w:val=""/>
+      <w:lvlJc w:val="left"/>
+      <w:pPr>
+        <w:tabs>
+          <w:tab w:val="num" w:pos="5040"/>
+        </w:tabs>
+        <w:ind w:left="5040" w:hanging="360"/>
+      </w:pPr>
+      <w:rPr>
+        <w:rFonts w:ascii="Wingdings" w:hAnsi="Wingdings" w:hint="default"/>
+        <w:sz w:val="20"/>
+      </w:rPr>
+    </w:lvl>
+    <w:lvl w:ilvl="7" w:tentative="1">
+      <w:start w:val="1"/>
+      <w:numFmt w:val="bullet"/>
+      <w:lvlText w:val=""/>
+      <w:lvlJc w:val="left"/>
+      <w:pPr>
+        <w:tabs>
+          <w:tab w:val="num" w:pos="5760"/>
+        </w:tabs>
+        <w:ind w:left="5760" w:hanging="360"/>
+      </w:pPr>
+      <w:rPr>
+        <w:rFonts w:ascii="Wingdings" w:hAnsi="Wingdings" w:hint="default"/>
+        <w:sz w:val="20"/>
+      </w:rPr>
+    </w:lvl>
+    <w:lvl w:ilvl="8" w:tentative="1">
+      <w:start w:val="1"/>
+      <w:numFmt w:val="bullet"/>
+      <w:lvlText w:val=""/>
+      <w:lvlJc w:val="left"/>
+      <w:pPr>
+        <w:tabs>
+          <w:tab w:val="num" w:pos="6480"/>
+        </w:tabs>
+        <w:ind w:left="6480" w:hanging="360"/>
+      </w:pPr>
+      <w:rPr>
+        <w:rFonts w:ascii="Wingdings" w:hAnsi="Wingdings" w:hint="default"/>
+        <w:sz w:val="20"/>
+      </w:rPr>
+    </w:lvl>
+  </w:abstractNum>
+  <w:abstractNum w:abstractNumId="13" w15:restartNumberingAfterBreak="0">
+    <w:nsid w:val="48B63712"/>
+    <w:multiLevelType w:val="multilevel"/>
+    <w:tmpl w:val="451493FC"/>
+    <w:lvl w:ilvl="0">
+      <w:start w:val="1"/>
+      <w:numFmt w:val="bullet"/>
+      <w:lvlText w:val=""/>
+      <w:lvlJc w:val="left"/>
+      <w:pPr>
+        <w:tabs>
+          <w:tab w:val="num" w:pos="720"/>
+        </w:tabs>
+        <w:ind w:left="720" w:hanging="360"/>
+      </w:pPr>
+      <w:rPr>
+        <w:rFonts w:ascii="Symbol" w:hAnsi="Symbol" w:hint="default"/>
+        <w:sz w:val="20"/>
+      </w:rPr>
+    </w:lvl>
+    <w:lvl w:ilvl="1" w:tentative="1">
+      <w:start w:val="1"/>
+      <w:numFmt w:val="bullet"/>
+      <w:lvlText w:val="o"/>
+      <w:lvlJc w:val="left"/>
+      <w:pPr>
+        <w:tabs>
+          <w:tab w:val="num" w:pos="1440"/>
+        </w:tabs>
+        <w:ind w:left="1440" w:hanging="360"/>
+      </w:pPr>
+      <w:rPr>
+        <w:rFonts w:ascii="Courier New" w:hAnsi="Courier New" w:hint="default"/>
+        <w:sz w:val="20"/>
+      </w:rPr>
+    </w:lvl>
+    <w:lvl w:ilvl="2" w:tentative="1">
+      <w:start w:val="1"/>
+      <w:numFmt w:val="bullet"/>
+      <w:lvlText w:val=""/>
+      <w:lvlJc w:val="left"/>
+      <w:pPr>
+        <w:tabs>
+          <w:tab w:val="num" w:pos="2160"/>
+        </w:tabs>
+        <w:ind w:left="2160" w:hanging="360"/>
+      </w:pPr>
+      <w:rPr>
+        <w:rFonts w:ascii="Wingdings" w:hAnsi="Wingdings" w:hint="default"/>
+        <w:sz w:val="20"/>
+      </w:rPr>
+    </w:lvl>
+    <w:lvl w:ilvl="3" w:tentative="1">
+      <w:start w:val="1"/>
+      <w:numFmt w:val="bullet"/>
+      <w:lvlText w:val=""/>
+      <w:lvlJc w:val="left"/>
+      <w:pPr>
+        <w:tabs>
+          <w:tab w:val="num" w:pos="2880"/>
+        </w:tabs>
+        <w:ind w:left="2880" w:hanging="360"/>
+      </w:pPr>
+      <w:rPr>
+        <w:rFonts w:ascii="Wingdings" w:hAnsi="Wingdings" w:hint="default"/>
+        <w:sz w:val="20"/>
+      </w:rPr>
+    </w:lvl>
+    <w:lvl w:ilvl="4" w:tentative="1">
+      <w:start w:val="1"/>
+      <w:numFmt w:val="bullet"/>
+      <w:lvlText w:val=""/>
+      <w:lvlJc w:val="left"/>
+      <w:pPr>
+        <w:tabs>
+          <w:tab w:val="num" w:pos="3600"/>
+        </w:tabs>
+        <w:ind w:left="3600" w:hanging="360"/>
+      </w:pPr>
+      <w:rPr>
+        <w:rFonts w:ascii="Wingdings" w:hAnsi="Wingdings" w:hint="default"/>
+        <w:sz w:val="20"/>
+      </w:rPr>
+    </w:lvl>
+    <w:lvl w:ilvl="5" w:tentative="1">
+      <w:start w:val="1"/>
+      <w:numFmt w:val="bullet"/>
+      <w:lvlText w:val=""/>
+      <w:lvlJc w:val="left"/>
+      <w:pPr>
+        <w:tabs>
+          <w:tab w:val="num" w:pos="4320"/>
+        </w:tabs>
+        <w:ind w:left="4320" w:hanging="360"/>
+      </w:pPr>
+      <w:rPr>
+        <w:rFonts w:ascii="Wingdings" w:hAnsi="Wingdings" w:hint="default"/>
+        <w:sz w:val="20"/>
+      </w:rPr>
+    </w:lvl>
+    <w:lvl w:ilvl="6" w:tentative="1">
+      <w:start w:val="1"/>
+      <w:numFmt w:val="bullet"/>
+      <w:lvlText w:val=""/>
+      <w:lvlJc w:val="left"/>
+      <w:pPr>
+        <w:tabs>
+          <w:tab w:val="num" w:pos="5040"/>
+        </w:tabs>
+        <w:ind w:left="5040" w:hanging="360"/>
+      </w:pPr>
+      <w:rPr>
+        <w:rFonts w:ascii="Wingdings" w:hAnsi="Wingdings" w:hint="default"/>
+        <w:sz w:val="20"/>
+      </w:rPr>
+    </w:lvl>
+    <w:lvl w:ilvl="7" w:tentative="1">
+      <w:start w:val="1"/>
+      <w:numFmt w:val="bullet"/>
+      <w:lvlText w:val=""/>
+      <w:lvlJc w:val="left"/>
+      <w:pPr>
+        <w:tabs>
+          <w:tab w:val="num" w:pos="5760"/>
+        </w:tabs>
+        <w:ind w:left="5760" w:hanging="360"/>
+      </w:pPr>
+      <w:rPr>
+        <w:rFonts w:ascii="Wingdings" w:hAnsi="Wingdings" w:hint="default"/>
+        <w:sz w:val="20"/>
+      </w:rPr>
+    </w:lvl>
+    <w:lvl w:ilvl="8" w:tentative="1">
+      <w:start w:val="1"/>
+      <w:numFmt w:val="bullet"/>
+      <w:lvlText w:val=""/>
+      <w:lvlJc w:val="left"/>
+      <w:pPr>
+        <w:tabs>
+          <w:tab w:val="num" w:pos="6480"/>
+        </w:tabs>
+        <w:ind w:left="6480" w:hanging="360"/>
+      </w:pPr>
+      <w:rPr>
+        <w:rFonts w:ascii="Wingdings" w:hAnsi="Wingdings" w:hint="default"/>
+        <w:sz w:val="20"/>
+      </w:rPr>
+    </w:lvl>
+  </w:abstractNum>
+  <w:abstractNum w:abstractNumId="14" w15:restartNumberingAfterBreak="0">
+    <w:nsid w:val="492A057B"/>
+    <w:multiLevelType w:val="multilevel"/>
+    <w:tmpl w:val="451493FC"/>
+    <w:lvl w:ilvl="0">
+      <w:start w:val="1"/>
+      <w:numFmt w:val="bullet"/>
+      <w:lvlText w:val=""/>
+      <w:lvlJc w:val="left"/>
+      <w:pPr>
+        <w:tabs>
+          <w:tab w:val="num" w:pos="720"/>
+        </w:tabs>
+        <w:ind w:left="720" w:hanging="360"/>
+      </w:pPr>
+      <w:rPr>
+        <w:rFonts w:ascii="Symbol" w:hAnsi="Symbol" w:hint="default"/>
+        <w:sz w:val="20"/>
+      </w:rPr>
+    </w:lvl>
+    <w:lvl w:ilvl="1" w:tentative="1">
+      <w:start w:val="1"/>
+      <w:numFmt w:val="bullet"/>
+      <w:lvlText w:val="o"/>
+      <w:lvlJc w:val="left"/>
+      <w:pPr>
+        <w:tabs>
+          <w:tab w:val="num" w:pos="1440"/>
+        </w:tabs>
+        <w:ind w:left="1440" w:hanging="360"/>
+      </w:pPr>
+      <w:rPr>
+        <w:rFonts w:ascii="Courier New" w:hAnsi="Courier New" w:hint="default"/>
+        <w:sz w:val="20"/>
+      </w:rPr>
+    </w:lvl>
+    <w:lvl w:ilvl="2" w:tentative="1">
+      <w:start w:val="1"/>
+      <w:numFmt w:val="bullet"/>
+      <w:lvlText w:val=""/>
+      <w:lvlJc w:val="left"/>
+      <w:pPr>
+        <w:tabs>
+          <w:tab w:val="num" w:pos="2160"/>
+        </w:tabs>
+        <w:ind w:left="2160" w:hanging="360"/>
+      </w:pPr>
+      <w:rPr>
+        <w:rFonts w:ascii="Wingdings" w:hAnsi="Wingdings" w:hint="default"/>
+        <w:sz w:val="20"/>
+      </w:rPr>
+    </w:lvl>
+    <w:lvl w:ilvl="3" w:tentative="1">
+      <w:start w:val="1"/>
+      <w:numFmt w:val="bullet"/>
+      <w:lvlText w:val=""/>
+      <w:lvlJc w:val="left"/>
+      <w:pPr>
+        <w:tabs>
+          <w:tab w:val="num" w:pos="2880"/>
+        </w:tabs>
+        <w:ind w:left="2880" w:hanging="360"/>
+      </w:pPr>
+      <w:rPr>
+        <w:rFonts w:ascii="Wingdings" w:hAnsi="Wingdings" w:hint="default"/>
+        <w:sz w:val="20"/>
+      </w:rPr>
+    </w:lvl>
+    <w:lvl w:ilvl="4" w:tentative="1">
+      <w:start w:val="1"/>
+      <w:numFmt w:val="bullet"/>
+      <w:lvlText w:val=""/>
+      <w:lvlJc w:val="left"/>
+      <w:pPr>
+        <w:tabs>
+          <w:tab w:val="num" w:pos="3600"/>
+        </w:tabs>
+        <w:ind w:left="3600" w:hanging="360"/>
+      </w:pPr>
+      <w:rPr>
+        <w:rFonts w:ascii="Wingdings" w:hAnsi="Wingdings" w:hint="default"/>
+        <w:sz w:val="20"/>
+      </w:rPr>
+    </w:lvl>
+    <w:lvl w:ilvl="5" w:tentative="1">
+      <w:start w:val="1"/>
+      <w:numFmt w:val="bullet"/>
+      <w:lvlText w:val=""/>
+      <w:lvlJc w:val="left"/>
+      <w:pPr>
+        <w:tabs>
+          <w:tab w:val="num" w:pos="4320"/>
+        </w:tabs>
+        <w:ind w:left="4320" w:hanging="360"/>
+      </w:pPr>
+      <w:rPr>
+        <w:rFonts w:ascii="Wingdings" w:hAnsi="Wingdings" w:hint="default"/>
+        <w:sz w:val="20"/>
+      </w:rPr>
+    </w:lvl>
+    <w:lvl w:ilvl="6" w:tentative="1">
+      <w:start w:val="1"/>
+      <w:numFmt w:val="bullet"/>
+      <w:lvlText w:val=""/>
+      <w:lvlJc w:val="left"/>
+      <w:pPr>
+        <w:tabs>
+          <w:tab w:val="num" w:pos="5040"/>
+        </w:tabs>
+        <w:ind w:left="5040" w:hanging="360"/>
+      </w:pPr>
+      <w:rPr>
+        <w:rFonts w:ascii="Wingdings" w:hAnsi="Wingdings" w:hint="default"/>
+        <w:sz w:val="20"/>
+      </w:rPr>
+    </w:lvl>
+    <w:lvl w:ilvl="7" w:tentative="1">
+      <w:start w:val="1"/>
+      <w:numFmt w:val="bullet"/>
+      <w:lvlText w:val=""/>
+      <w:lvlJc w:val="left"/>
+      <w:pPr>
+        <w:tabs>
+          <w:tab w:val="num" w:pos="5760"/>
+        </w:tabs>
+        <w:ind w:left="5760" w:hanging="360"/>
+      </w:pPr>
+      <w:rPr>
+        <w:rFonts w:ascii="Wingdings" w:hAnsi="Wingdings" w:hint="default"/>
+        <w:sz w:val="20"/>
+      </w:rPr>
+    </w:lvl>
+    <w:lvl w:ilvl="8" w:tentative="1">
+      <w:start w:val="1"/>
+      <w:numFmt w:val="bullet"/>
+      <w:lvlText w:val=""/>
+      <w:lvlJc w:val="left"/>
+      <w:pPr>
+        <w:tabs>
+          <w:tab w:val="num" w:pos="6480"/>
+        </w:tabs>
+        <w:ind w:left="6480" w:hanging="360"/>
+      </w:pPr>
+      <w:rPr>
+        <w:rFonts w:ascii="Wingdings" w:hAnsi="Wingdings" w:hint="default"/>
+        <w:sz w:val="20"/>
+      </w:rPr>
+    </w:lvl>
+  </w:abstractNum>
+  <w:abstractNum w:abstractNumId="15" w15:restartNumberingAfterBreak="0">
+    <w:nsid w:val="5837769C"/>
+    <w:multiLevelType w:val="multilevel"/>
+    <w:tmpl w:val="451493FC"/>
+    <w:lvl w:ilvl="0">
+      <w:start w:val="1"/>
+      <w:numFmt w:val="bullet"/>
+      <w:lvlText w:val=""/>
+      <w:lvlJc w:val="left"/>
+      <w:pPr>
+        <w:tabs>
+          <w:tab w:val="num" w:pos="720"/>
+        </w:tabs>
+        <w:ind w:left="720" w:hanging="360"/>
+      </w:pPr>
+      <w:rPr>
+        <w:rFonts w:ascii="Symbol" w:hAnsi="Symbol" w:hint="default"/>
+        <w:sz w:val="20"/>
+      </w:rPr>
+    </w:lvl>
+    <w:lvl w:ilvl="1" w:tentative="1">
+      <w:start w:val="1"/>
+      <w:numFmt w:val="bullet"/>
+      <w:lvlText w:val="o"/>
+      <w:lvlJc w:val="left"/>
+      <w:pPr>
+        <w:tabs>
+          <w:tab w:val="num" w:pos="1440"/>
+        </w:tabs>
+        <w:ind w:left="1440" w:hanging="360"/>
+      </w:pPr>
+      <w:rPr>
+        <w:rFonts w:ascii="Courier New" w:hAnsi="Courier New" w:hint="default"/>
+        <w:sz w:val="20"/>
+      </w:rPr>
+    </w:lvl>
+    <w:lvl w:ilvl="2" w:tentative="1">
+      <w:start w:val="1"/>
+      <w:numFmt w:val="bullet"/>
+      <w:lvlText w:val=""/>
+      <w:lvlJc w:val="left"/>
+      <w:pPr>
+        <w:tabs>
+          <w:tab w:val="num" w:pos="2160"/>
+        </w:tabs>
+        <w:ind w:left="2160" w:hanging="360"/>
+      </w:pPr>
+      <w:rPr>
+        <w:rFonts w:ascii="Wingdings" w:hAnsi="Wingdings" w:hint="default"/>
+        <w:sz w:val="20"/>
+      </w:rPr>
+    </w:lvl>
+    <w:lvl w:ilvl="3" w:tentative="1">
+      <w:start w:val="1"/>
+      <w:numFmt w:val="bullet"/>
+      <w:lvlText w:val=""/>
+      <w:lvlJc w:val="left"/>
+      <w:pPr>
+        <w:tabs>
+          <w:tab w:val="num" w:pos="2880"/>
+        </w:tabs>
+        <w:ind w:left="2880" w:hanging="360"/>
+      </w:pPr>
+      <w:rPr>
+        <w:rFonts w:ascii="Wingdings" w:hAnsi="Wingdings" w:hint="default"/>
+        <w:sz w:val="20"/>
+      </w:rPr>
+    </w:lvl>
+    <w:lvl w:ilvl="4" w:tentative="1">
+      <w:start w:val="1"/>
+      <w:numFmt w:val="bullet"/>
+      <w:lvlText w:val=""/>
+      <w:lvlJc w:val="left"/>
+      <w:pPr>
+        <w:tabs>
+          <w:tab w:val="num" w:pos="3600"/>
+        </w:tabs>
+        <w:ind w:left="3600" w:hanging="360"/>
+      </w:pPr>
+      <w:rPr>
+        <w:rFonts w:ascii="Wingdings" w:hAnsi="Wingdings" w:hint="default"/>
+        <w:sz w:val="20"/>
+      </w:rPr>
+    </w:lvl>
+    <w:lvl w:ilvl="5" w:tentative="1">
+      <w:start w:val="1"/>
+      <w:numFmt w:val="bullet"/>
+      <w:lvlText w:val=""/>
+      <w:lvlJc w:val="left"/>
+      <w:pPr>
+        <w:tabs>
+          <w:tab w:val="num" w:pos="4320"/>
+        </w:tabs>
+        <w:ind w:left="4320" w:hanging="360"/>
+      </w:pPr>
+      <w:rPr>
+        <w:rFonts w:ascii="Wingdings" w:hAnsi="Wingdings" w:hint="default"/>
+        <w:sz w:val="20"/>
+      </w:rPr>
+    </w:lvl>
+    <w:lvl w:ilvl="6" w:tentative="1">
+      <w:start w:val="1"/>
+      <w:numFmt w:val="bullet"/>
+      <w:lvlText w:val=""/>
+      <w:lvlJc w:val="left"/>
+      <w:pPr>
+        <w:tabs>
+          <w:tab w:val="num" w:pos="5040"/>
+        </w:tabs>
+        <w:ind w:left="5040" w:hanging="360"/>
+      </w:pPr>
+      <w:rPr>
+        <w:rFonts w:ascii="Wingdings" w:hAnsi="Wingdings" w:hint="default"/>
+        <w:sz w:val="20"/>
+      </w:rPr>
+    </w:lvl>
+    <w:lvl w:ilvl="7" w:tentative="1">
+      <w:start w:val="1"/>
+      <w:numFmt w:val="bullet"/>
+      <w:lvlText w:val=""/>
+      <w:lvlJc w:val="left"/>
+      <w:pPr>
+        <w:tabs>
+          <w:tab w:val="num" w:pos="5760"/>
+        </w:tabs>
+        <w:ind w:left="5760" w:hanging="360"/>
+      </w:pPr>
+      <w:rPr>
+        <w:rFonts w:ascii="Wingdings" w:hAnsi="Wingdings" w:hint="default"/>
+        <w:sz w:val="20"/>
+      </w:rPr>
+    </w:lvl>
+    <w:lvl w:ilvl="8" w:tentative="1">
+      <w:start w:val="1"/>
+      <w:numFmt w:val="bullet"/>
+      <w:lvlText w:val=""/>
+      <w:lvlJc w:val="left"/>
+      <w:pPr>
+        <w:tabs>
+          <w:tab w:val="num" w:pos="6480"/>
+        </w:tabs>
+        <w:ind w:left="6480" w:hanging="360"/>
+      </w:pPr>
+      <w:rPr>
+        <w:rFonts w:ascii="Wingdings" w:hAnsi="Wingdings" w:hint="default"/>
+        <w:sz w:val="20"/>
+      </w:rPr>
+    </w:lvl>
+  </w:abstractNum>
+  <w:abstractNum w:abstractNumId="16" w15:restartNumberingAfterBreak="0">
+    <w:nsid w:val="587A11E4"/>
+    <w:multiLevelType w:val="hybridMultilevel"/>
+    <w:tmpl w:val="3134DD42"/>
+    <w:lvl w:ilvl="0" w:tplc="2C0A0003">
+      <w:start w:val="1"/>
+      <w:numFmt w:val="bullet"/>
+      <w:lvlText w:val="o"/>
+      <w:lvlJc w:val="left"/>
+      <w:pPr>
+        <w:ind w:left="1440" w:hanging="360"/>
+      </w:pPr>
+      <w:rPr>
+        <w:rFonts w:ascii="Courier New" w:hAnsi="Courier New" w:cs="Courier New" w:hint="default"/>
+      </w:rPr>
+    </w:lvl>
+    <w:lvl w:ilvl="1" w:tplc="2C0A0003" w:tentative="1">
+      <w:start w:val="1"/>
+      <w:numFmt w:val="bullet"/>
+      <w:lvlText w:val="o"/>
+      <w:lvlJc w:val="left"/>
+      <w:pPr>
+        <w:ind w:left="2160" w:hanging="360"/>
+      </w:pPr>
+      <w:rPr>
+        <w:rFonts w:ascii="Courier New" w:hAnsi="Courier New" w:cs="Courier New" w:hint="default"/>
+      </w:rPr>
+    </w:lvl>
+    <w:lvl w:ilvl="2" w:tplc="2C0A0005" w:tentative="1">
+      <w:start w:val="1"/>
+      <w:numFmt w:val="bullet"/>
+      <w:lvlText w:val=""/>
+      <w:lvlJc w:val="left"/>
+      <w:pPr>
+        <w:ind w:left="2880" w:hanging="360"/>
+      </w:pPr>
+      <w:rPr>
+        <w:rFonts w:ascii="Wingdings" w:hAnsi="Wingdings" w:hint="default"/>
+      </w:rPr>
+    </w:lvl>
+    <w:lvl w:ilvl="3" w:tplc="2C0A0001" w:tentative="1">
+      <w:start w:val="1"/>
+      <w:numFmt w:val="bullet"/>
+      <w:lvlText w:val=""/>
+      <w:lvlJc w:val="left"/>
+      <w:pPr>
+        <w:ind w:left="3600" w:hanging="360"/>
+      </w:pPr>
+      <w:rPr>
+        <w:rFonts w:ascii="Symbol" w:hAnsi="Symbol" w:hint="default"/>
+      </w:rPr>
+    </w:lvl>
+    <w:lvl w:ilvl="4" w:tplc="2C0A0003" w:tentative="1">
+      <w:start w:val="1"/>
+      <w:numFmt w:val="bullet"/>
+      <w:lvlText w:val="o"/>
+      <w:lvlJc w:val="left"/>
+      <w:pPr>
+        <w:ind w:left="4320" w:hanging="360"/>
+      </w:pPr>
+      <w:rPr>
+        <w:rFonts w:ascii="Courier New" w:hAnsi="Courier New" w:cs="Courier New" w:hint="default"/>
+      </w:rPr>
+    </w:lvl>
+    <w:lvl w:ilvl="5" w:tplc="2C0A0005" w:tentative="1">
+      <w:start w:val="1"/>
+      <w:numFmt w:val="bullet"/>
+      <w:lvlText w:val=""/>
+      <w:lvlJc w:val="left"/>
+      <w:pPr>
+        <w:ind w:left="5040" w:hanging="360"/>
+      </w:pPr>
+      <w:rPr>
+        <w:rFonts w:ascii="Wingdings" w:hAnsi="Wingdings" w:hint="default"/>
+      </w:rPr>
+    </w:lvl>
+    <w:lvl w:ilvl="6" w:tplc="2C0A0001" w:tentative="1">
+      <w:start w:val="1"/>
+      <w:numFmt w:val="bullet"/>
+      <w:lvlText w:val=""/>
+      <w:lvlJc w:val="left"/>
+      <w:pPr>
+        <w:ind w:left="5760" w:hanging="360"/>
+      </w:pPr>
+      <w:rPr>
+        <w:rFonts w:ascii="Symbol" w:hAnsi="Symbol" w:hint="default"/>
+      </w:rPr>
+    </w:lvl>
+    <w:lvl w:ilvl="7" w:tplc="2C0A0003" w:tentative="1">
+      <w:start w:val="1"/>
+      <w:numFmt w:val="bullet"/>
+      <w:lvlText w:val="o"/>
+      <w:lvlJc w:val="left"/>
+      <w:pPr>
+        <w:ind w:left="6480" w:hanging="360"/>
+      </w:pPr>
+      <w:rPr>
+        <w:rFonts w:ascii="Courier New" w:hAnsi="Courier New" w:cs="Courier New" w:hint="default"/>
+      </w:rPr>
+    </w:lvl>
+    <w:lvl w:ilvl="8" w:tplc="2C0A0005" w:tentative="1">
+      <w:start w:val="1"/>
+      <w:numFmt w:val="bullet"/>
+      <w:lvlText w:val=""/>
+      <w:lvlJc w:val="left"/>
+      <w:pPr>
+        <w:ind w:left="7200" w:hanging="360"/>
+      </w:pPr>
+      <w:rPr>
+        <w:rFonts w:ascii="Wingdings" w:hAnsi="Wingdings" w:hint="default"/>
+      </w:rPr>
+    </w:lvl>
+  </w:abstractNum>
+  <w:abstractNum w:abstractNumId="17" w15:restartNumberingAfterBreak="0">
     <w:nsid w:val="5A4B48AC"/>
     <w:multiLevelType w:val="multilevel"/>
     <w:tmpl w:val="5016D8D2"/>
@@ -1519,7 +4878,305 @@
       </w:rPr>
     </w:lvl>
   </w:abstractNum>
-  <w:abstractNum w:abstractNumId="4" w15:restartNumberingAfterBreak="0">
+  <w:abstractNum w:abstractNumId="18" w15:restartNumberingAfterBreak="0">
+    <w:nsid w:val="5CE450E1"/>
+    <w:multiLevelType w:val="multilevel"/>
+    <w:tmpl w:val="2B78F2FA"/>
+    <w:lvl w:ilvl="0">
+      <w:start w:val="1"/>
+      <w:numFmt w:val="bullet"/>
+      <w:lvlText w:val=""/>
+      <w:lvlJc w:val="left"/>
+      <w:pPr>
+        <w:tabs>
+          <w:tab w:val="num" w:pos="720"/>
+        </w:tabs>
+        <w:ind w:left="720" w:hanging="360"/>
+      </w:pPr>
+      <w:rPr>
+        <w:rFonts w:ascii="Symbol" w:hAnsi="Symbol" w:hint="default"/>
+        <w:sz w:val="20"/>
+      </w:rPr>
+    </w:lvl>
+    <w:lvl w:ilvl="1" w:tentative="1">
+      <w:start w:val="1"/>
+      <w:numFmt w:val="bullet"/>
+      <w:lvlText w:val="o"/>
+      <w:lvlJc w:val="left"/>
+      <w:pPr>
+        <w:tabs>
+          <w:tab w:val="num" w:pos="1440"/>
+        </w:tabs>
+        <w:ind w:left="1440" w:hanging="360"/>
+      </w:pPr>
+      <w:rPr>
+        <w:rFonts w:ascii="Courier New" w:hAnsi="Courier New" w:hint="default"/>
+        <w:sz w:val="20"/>
+      </w:rPr>
+    </w:lvl>
+    <w:lvl w:ilvl="2" w:tentative="1">
+      <w:start w:val="1"/>
+      <w:numFmt w:val="bullet"/>
+      <w:lvlText w:val=""/>
+      <w:lvlJc w:val="left"/>
+      <w:pPr>
+        <w:tabs>
+          <w:tab w:val="num" w:pos="2160"/>
+        </w:tabs>
+        <w:ind w:left="2160" w:hanging="360"/>
+      </w:pPr>
+      <w:rPr>
+        <w:rFonts w:ascii="Wingdings" w:hAnsi="Wingdings" w:hint="default"/>
+        <w:sz w:val="20"/>
+      </w:rPr>
+    </w:lvl>
+    <w:lvl w:ilvl="3" w:tentative="1">
+      <w:start w:val="1"/>
+      <w:numFmt w:val="bullet"/>
+      <w:lvlText w:val=""/>
+      <w:lvlJc w:val="left"/>
+      <w:pPr>
+        <w:tabs>
+          <w:tab w:val="num" w:pos="2880"/>
+        </w:tabs>
+        <w:ind w:left="2880" w:hanging="360"/>
+      </w:pPr>
+      <w:rPr>
+        <w:rFonts w:ascii="Wingdings" w:hAnsi="Wingdings" w:hint="default"/>
+        <w:sz w:val="20"/>
+      </w:rPr>
+    </w:lvl>
+    <w:lvl w:ilvl="4" w:tentative="1">
+      <w:start w:val="1"/>
+      <w:numFmt w:val="bullet"/>
+      <w:lvlText w:val=""/>
+      <w:lvlJc w:val="left"/>
+      <w:pPr>
+        <w:tabs>
+          <w:tab w:val="num" w:pos="3600"/>
+        </w:tabs>
+        <w:ind w:left="3600" w:hanging="360"/>
+      </w:pPr>
+      <w:rPr>
+        <w:rFonts w:ascii="Wingdings" w:hAnsi="Wingdings" w:hint="default"/>
+        <w:sz w:val="20"/>
+      </w:rPr>
+    </w:lvl>
+    <w:lvl w:ilvl="5" w:tentative="1">
+      <w:start w:val="1"/>
+      <w:numFmt w:val="bullet"/>
+      <w:lvlText w:val=""/>
+      <w:lvlJc w:val="left"/>
+      <w:pPr>
+        <w:tabs>
+          <w:tab w:val="num" w:pos="4320"/>
+        </w:tabs>
+        <w:ind w:left="4320" w:hanging="360"/>
+      </w:pPr>
+      <w:rPr>
+        <w:rFonts w:ascii="Wingdings" w:hAnsi="Wingdings" w:hint="default"/>
+        <w:sz w:val="20"/>
+      </w:rPr>
+    </w:lvl>
+    <w:lvl w:ilvl="6" w:tentative="1">
+      <w:start w:val="1"/>
+      <w:numFmt w:val="bullet"/>
+      <w:lvlText w:val=""/>
+      <w:lvlJc w:val="left"/>
+      <w:pPr>
+        <w:tabs>
+          <w:tab w:val="num" w:pos="5040"/>
+        </w:tabs>
+        <w:ind w:left="5040" w:hanging="360"/>
+      </w:pPr>
+      <w:rPr>
+        <w:rFonts w:ascii="Wingdings" w:hAnsi="Wingdings" w:hint="default"/>
+        <w:sz w:val="20"/>
+      </w:rPr>
+    </w:lvl>
+    <w:lvl w:ilvl="7" w:tentative="1">
+      <w:start w:val="1"/>
+      <w:numFmt w:val="bullet"/>
+      <w:lvlText w:val=""/>
+      <w:lvlJc w:val="left"/>
+      <w:pPr>
+        <w:tabs>
+          <w:tab w:val="num" w:pos="5760"/>
+        </w:tabs>
+        <w:ind w:left="5760" w:hanging="360"/>
+      </w:pPr>
+      <w:rPr>
+        <w:rFonts w:ascii="Wingdings" w:hAnsi="Wingdings" w:hint="default"/>
+        <w:sz w:val="20"/>
+      </w:rPr>
+    </w:lvl>
+    <w:lvl w:ilvl="8" w:tentative="1">
+      <w:start w:val="1"/>
+      <w:numFmt w:val="bullet"/>
+      <w:lvlText w:val=""/>
+      <w:lvlJc w:val="left"/>
+      <w:pPr>
+        <w:tabs>
+          <w:tab w:val="num" w:pos="6480"/>
+        </w:tabs>
+        <w:ind w:left="6480" w:hanging="360"/>
+      </w:pPr>
+      <w:rPr>
+        <w:rFonts w:ascii="Wingdings" w:hAnsi="Wingdings" w:hint="default"/>
+        <w:sz w:val="20"/>
+      </w:rPr>
+    </w:lvl>
+  </w:abstractNum>
+  <w:abstractNum w:abstractNumId="19" w15:restartNumberingAfterBreak="0">
+    <w:nsid w:val="61745AFF"/>
+    <w:multiLevelType w:val="multilevel"/>
+    <w:tmpl w:val="451493FC"/>
+    <w:lvl w:ilvl="0">
+      <w:start w:val="1"/>
+      <w:numFmt w:val="bullet"/>
+      <w:lvlText w:val=""/>
+      <w:lvlJc w:val="left"/>
+      <w:pPr>
+        <w:tabs>
+          <w:tab w:val="num" w:pos="720"/>
+        </w:tabs>
+        <w:ind w:left="720" w:hanging="360"/>
+      </w:pPr>
+      <w:rPr>
+        <w:rFonts w:ascii="Symbol" w:hAnsi="Symbol" w:hint="default"/>
+        <w:sz w:val="20"/>
+      </w:rPr>
+    </w:lvl>
+    <w:lvl w:ilvl="1">
+      <w:start w:val="1"/>
+      <w:numFmt w:val="bullet"/>
+      <w:lvlText w:val="o"/>
+      <w:lvlJc w:val="left"/>
+      <w:pPr>
+        <w:tabs>
+          <w:tab w:val="num" w:pos="1440"/>
+        </w:tabs>
+        <w:ind w:left="1440" w:hanging="360"/>
+      </w:pPr>
+      <w:rPr>
+        <w:rFonts w:ascii="Courier New" w:hAnsi="Courier New" w:hint="default"/>
+        <w:sz w:val="20"/>
+      </w:rPr>
+    </w:lvl>
+    <w:lvl w:ilvl="2" w:tentative="1">
+      <w:start w:val="1"/>
+      <w:numFmt w:val="bullet"/>
+      <w:lvlText w:val=""/>
+      <w:lvlJc w:val="left"/>
+      <w:pPr>
+        <w:tabs>
+          <w:tab w:val="num" w:pos="2160"/>
+        </w:tabs>
+        <w:ind w:left="2160" w:hanging="360"/>
+      </w:pPr>
+      <w:rPr>
+        <w:rFonts w:ascii="Wingdings" w:hAnsi="Wingdings" w:hint="default"/>
+        <w:sz w:val="20"/>
+      </w:rPr>
+    </w:lvl>
+    <w:lvl w:ilvl="3" w:tentative="1">
+      <w:start w:val="1"/>
+      <w:numFmt w:val="bullet"/>
+      <w:lvlText w:val=""/>
+      <w:lvlJc w:val="left"/>
+      <w:pPr>
+        <w:tabs>
+          <w:tab w:val="num" w:pos="2880"/>
+        </w:tabs>
+        <w:ind w:left="2880" w:hanging="360"/>
+      </w:pPr>
+      <w:rPr>
+        <w:rFonts w:ascii="Wingdings" w:hAnsi="Wingdings" w:hint="default"/>
+        <w:sz w:val="20"/>
+      </w:rPr>
+    </w:lvl>
+    <w:lvl w:ilvl="4" w:tentative="1">
+      <w:start w:val="1"/>
+      <w:numFmt w:val="bullet"/>
+      <w:lvlText w:val=""/>
+      <w:lvlJc w:val="left"/>
+      <w:pPr>
+        <w:tabs>
+          <w:tab w:val="num" w:pos="3600"/>
+        </w:tabs>
+        <w:ind w:left="3600" w:hanging="360"/>
+      </w:pPr>
+      <w:rPr>
+        <w:rFonts w:ascii="Wingdings" w:hAnsi="Wingdings" w:hint="default"/>
+        <w:sz w:val="20"/>
+      </w:rPr>
+    </w:lvl>
+    <w:lvl w:ilvl="5" w:tentative="1">
+      <w:start w:val="1"/>
+      <w:numFmt w:val="bullet"/>
+      <w:lvlText w:val=""/>
+      <w:lvlJc w:val="left"/>
+      <w:pPr>
+        <w:tabs>
+          <w:tab w:val="num" w:pos="4320"/>
+        </w:tabs>
+        <w:ind w:left="4320" w:hanging="360"/>
+      </w:pPr>
+      <w:rPr>
+        <w:rFonts w:ascii="Wingdings" w:hAnsi="Wingdings" w:hint="default"/>
+        <w:sz w:val="20"/>
+      </w:rPr>
+    </w:lvl>
+    <w:lvl w:ilvl="6" w:tentative="1">
+      <w:start w:val="1"/>
+      <w:numFmt w:val="bullet"/>
+      <w:lvlText w:val=""/>
+      <w:lvlJc w:val="left"/>
+      <w:pPr>
+        <w:tabs>
+          <w:tab w:val="num" w:pos="5040"/>
+        </w:tabs>
+        <w:ind w:left="5040" w:hanging="360"/>
+      </w:pPr>
+      <w:rPr>
+        <w:rFonts w:ascii="Wingdings" w:hAnsi="Wingdings" w:hint="default"/>
+        <w:sz w:val="20"/>
+      </w:rPr>
+    </w:lvl>
+    <w:lvl w:ilvl="7" w:tentative="1">
+      <w:start w:val="1"/>
+      <w:numFmt w:val="bullet"/>
+      <w:lvlText w:val=""/>
+      <w:lvlJc w:val="left"/>
+      <w:pPr>
+        <w:tabs>
+          <w:tab w:val="num" w:pos="5760"/>
+        </w:tabs>
+        <w:ind w:left="5760" w:hanging="360"/>
+      </w:pPr>
+      <w:rPr>
+        <w:rFonts w:ascii="Wingdings" w:hAnsi="Wingdings" w:hint="default"/>
+        <w:sz w:val="20"/>
+      </w:rPr>
+    </w:lvl>
+    <w:lvl w:ilvl="8" w:tentative="1">
+      <w:start w:val="1"/>
+      <w:numFmt w:val="bullet"/>
+      <w:lvlText w:val=""/>
+      <w:lvlJc w:val="left"/>
+      <w:pPr>
+        <w:tabs>
+          <w:tab w:val="num" w:pos="6480"/>
+        </w:tabs>
+        <w:ind w:left="6480" w:hanging="360"/>
+      </w:pPr>
+      <w:rPr>
+        <w:rFonts w:ascii="Wingdings" w:hAnsi="Wingdings" w:hint="default"/>
+        <w:sz w:val="20"/>
+      </w:rPr>
+    </w:lvl>
+  </w:abstractNum>
+  <w:abstractNum w:abstractNumId="20" w15:restartNumberingAfterBreak="0">
     <w:nsid w:val="61BA65FB"/>
     <w:multiLevelType w:val="multilevel"/>
     <w:tmpl w:val="31CA6D64"/>
@@ -1632,20 +5289,480 @@
       </w:pPr>
     </w:lvl>
   </w:abstractNum>
+  <w:abstractNum w:abstractNumId="21" w15:restartNumberingAfterBreak="0">
+    <w:nsid w:val="64FB4CD7"/>
+    <w:multiLevelType w:val="multilevel"/>
+    <w:tmpl w:val="787A6BDE"/>
+    <w:lvl w:ilvl="0">
+      <w:start w:val="1"/>
+      <w:numFmt w:val="decimal"/>
+      <w:lvlText w:val="%1."/>
+      <w:lvlJc w:val="left"/>
+      <w:pPr>
+        <w:tabs>
+          <w:tab w:val="num" w:pos="720"/>
+        </w:tabs>
+        <w:ind w:left="720" w:hanging="360"/>
+      </w:pPr>
+      <w:rPr>
+        <w:rFonts w:asciiTheme="minorHAnsi" w:eastAsiaTheme="minorHAnsi" w:hAnsiTheme="minorHAnsi" w:cstheme="minorBidi"/>
+        <w:sz w:val="20"/>
+      </w:rPr>
+    </w:lvl>
+    <w:lvl w:ilvl="1">
+      <w:start w:val="1"/>
+      <w:numFmt w:val="lowerLetter"/>
+      <w:lvlText w:val="%2."/>
+      <w:lvlJc w:val="left"/>
+      <w:pPr>
+        <w:ind w:left="1440" w:hanging="360"/>
+      </w:pPr>
+      <w:rPr>
+        <w:rFonts w:asciiTheme="minorHAnsi" w:eastAsiaTheme="minorHAnsi" w:hAnsiTheme="minorHAnsi" w:cstheme="minorBidi"/>
+      </w:rPr>
+    </w:lvl>
+    <w:lvl w:ilvl="2" w:tentative="1">
+      <w:start w:val="1"/>
+      <w:numFmt w:val="bullet"/>
+      <w:lvlText w:val=""/>
+      <w:lvlJc w:val="left"/>
+      <w:pPr>
+        <w:tabs>
+          <w:tab w:val="num" w:pos="2160"/>
+        </w:tabs>
+        <w:ind w:left="2160" w:hanging="360"/>
+      </w:pPr>
+      <w:rPr>
+        <w:rFonts w:ascii="Symbol" w:hAnsi="Symbol" w:hint="default"/>
+        <w:sz w:val="20"/>
+      </w:rPr>
+    </w:lvl>
+    <w:lvl w:ilvl="3" w:tentative="1">
+      <w:start w:val="1"/>
+      <w:numFmt w:val="bullet"/>
+      <w:lvlText w:val=""/>
+      <w:lvlJc w:val="left"/>
+      <w:pPr>
+        <w:tabs>
+          <w:tab w:val="num" w:pos="2880"/>
+        </w:tabs>
+        <w:ind w:left="2880" w:hanging="360"/>
+      </w:pPr>
+      <w:rPr>
+        <w:rFonts w:ascii="Symbol" w:hAnsi="Symbol" w:hint="default"/>
+        <w:sz w:val="20"/>
+      </w:rPr>
+    </w:lvl>
+    <w:lvl w:ilvl="4" w:tentative="1">
+      <w:start w:val="1"/>
+      <w:numFmt w:val="bullet"/>
+      <w:lvlText w:val=""/>
+      <w:lvlJc w:val="left"/>
+      <w:pPr>
+        <w:tabs>
+          <w:tab w:val="num" w:pos="3600"/>
+        </w:tabs>
+        <w:ind w:left="3600" w:hanging="360"/>
+      </w:pPr>
+      <w:rPr>
+        <w:rFonts w:ascii="Symbol" w:hAnsi="Symbol" w:hint="default"/>
+        <w:sz w:val="20"/>
+      </w:rPr>
+    </w:lvl>
+    <w:lvl w:ilvl="5" w:tentative="1">
+      <w:start w:val="1"/>
+      <w:numFmt w:val="bullet"/>
+      <w:lvlText w:val=""/>
+      <w:lvlJc w:val="left"/>
+      <w:pPr>
+        <w:tabs>
+          <w:tab w:val="num" w:pos="4320"/>
+        </w:tabs>
+        <w:ind w:left="4320" w:hanging="360"/>
+      </w:pPr>
+      <w:rPr>
+        <w:rFonts w:ascii="Symbol" w:hAnsi="Symbol" w:hint="default"/>
+        <w:sz w:val="20"/>
+      </w:rPr>
+    </w:lvl>
+    <w:lvl w:ilvl="6" w:tentative="1">
+      <w:start w:val="1"/>
+      <w:numFmt w:val="bullet"/>
+      <w:lvlText w:val=""/>
+      <w:lvlJc w:val="left"/>
+      <w:pPr>
+        <w:tabs>
+          <w:tab w:val="num" w:pos="5040"/>
+        </w:tabs>
+        <w:ind w:left="5040" w:hanging="360"/>
+      </w:pPr>
+      <w:rPr>
+        <w:rFonts w:ascii="Symbol" w:hAnsi="Symbol" w:hint="default"/>
+        <w:sz w:val="20"/>
+      </w:rPr>
+    </w:lvl>
+    <w:lvl w:ilvl="7" w:tentative="1">
+      <w:start w:val="1"/>
+      <w:numFmt w:val="bullet"/>
+      <w:lvlText w:val=""/>
+      <w:lvlJc w:val="left"/>
+      <w:pPr>
+        <w:tabs>
+          <w:tab w:val="num" w:pos="5760"/>
+        </w:tabs>
+        <w:ind w:left="5760" w:hanging="360"/>
+      </w:pPr>
+      <w:rPr>
+        <w:rFonts w:ascii="Symbol" w:hAnsi="Symbol" w:hint="default"/>
+        <w:sz w:val="20"/>
+      </w:rPr>
+    </w:lvl>
+    <w:lvl w:ilvl="8" w:tentative="1">
+      <w:start w:val="1"/>
+      <w:numFmt w:val="bullet"/>
+      <w:lvlText w:val=""/>
+      <w:lvlJc w:val="left"/>
+      <w:pPr>
+        <w:tabs>
+          <w:tab w:val="num" w:pos="6480"/>
+        </w:tabs>
+        <w:ind w:left="6480" w:hanging="360"/>
+      </w:pPr>
+      <w:rPr>
+        <w:rFonts w:ascii="Symbol" w:hAnsi="Symbol" w:hint="default"/>
+        <w:sz w:val="20"/>
+      </w:rPr>
+    </w:lvl>
+  </w:abstractNum>
+  <w:abstractNum w:abstractNumId="22" w15:restartNumberingAfterBreak="0">
+    <w:nsid w:val="71272B1B"/>
+    <w:multiLevelType w:val="hybridMultilevel"/>
+    <w:tmpl w:val="F1783B18"/>
+    <w:lvl w:ilvl="0" w:tplc="86CE1544">
+      <w:start w:val="1"/>
+      <w:numFmt w:val="bullet"/>
+      <w:lvlText w:val=""/>
+      <w:lvlJc w:val="left"/>
+      <w:pPr>
+        <w:tabs>
+          <w:tab w:val="num" w:pos="720"/>
+        </w:tabs>
+        <w:ind w:left="720" w:hanging="360"/>
+      </w:pPr>
+      <w:rPr>
+        <w:rFonts w:ascii="Symbol" w:hAnsi="Symbol" w:hint="default"/>
+        <w:sz w:val="20"/>
+      </w:rPr>
+    </w:lvl>
+    <w:lvl w:ilvl="1" w:tplc="2F205338">
+      <w:start w:val="1"/>
+      <w:numFmt w:val="decimal"/>
+      <w:lvlText w:val="%2."/>
+      <w:lvlJc w:val="left"/>
+      <w:pPr>
+        <w:tabs>
+          <w:tab w:val="num" w:pos="1440"/>
+        </w:tabs>
+        <w:ind w:left="1440" w:hanging="360"/>
+      </w:pPr>
+    </w:lvl>
+    <w:lvl w:ilvl="2" w:tplc="0FE41F9E" w:tentative="1">
+      <w:start w:val="1"/>
+      <w:numFmt w:val="bullet"/>
+      <w:lvlText w:val=""/>
+      <w:lvlJc w:val="left"/>
+      <w:pPr>
+        <w:tabs>
+          <w:tab w:val="num" w:pos="2160"/>
+        </w:tabs>
+        <w:ind w:left="2160" w:hanging="360"/>
+      </w:pPr>
+      <w:rPr>
+        <w:rFonts w:ascii="Wingdings" w:hAnsi="Wingdings" w:hint="default"/>
+        <w:sz w:val="20"/>
+      </w:rPr>
+    </w:lvl>
+    <w:lvl w:ilvl="3" w:tplc="5B86AE58" w:tentative="1">
+      <w:start w:val="1"/>
+      <w:numFmt w:val="bullet"/>
+      <w:lvlText w:val=""/>
+      <w:lvlJc w:val="left"/>
+      <w:pPr>
+        <w:tabs>
+          <w:tab w:val="num" w:pos="2880"/>
+        </w:tabs>
+        <w:ind w:left="2880" w:hanging="360"/>
+      </w:pPr>
+      <w:rPr>
+        <w:rFonts w:ascii="Wingdings" w:hAnsi="Wingdings" w:hint="default"/>
+        <w:sz w:val="20"/>
+      </w:rPr>
+    </w:lvl>
+    <w:lvl w:ilvl="4" w:tplc="1924D69C" w:tentative="1">
+      <w:start w:val="1"/>
+      <w:numFmt w:val="bullet"/>
+      <w:lvlText w:val=""/>
+      <w:lvlJc w:val="left"/>
+      <w:pPr>
+        <w:tabs>
+          <w:tab w:val="num" w:pos="3600"/>
+        </w:tabs>
+        <w:ind w:left="3600" w:hanging="360"/>
+      </w:pPr>
+      <w:rPr>
+        <w:rFonts w:ascii="Wingdings" w:hAnsi="Wingdings" w:hint="default"/>
+        <w:sz w:val="20"/>
+      </w:rPr>
+    </w:lvl>
+    <w:lvl w:ilvl="5" w:tplc="B7AE04E6" w:tentative="1">
+      <w:start w:val="1"/>
+      <w:numFmt w:val="bullet"/>
+      <w:lvlText w:val=""/>
+      <w:lvlJc w:val="left"/>
+      <w:pPr>
+        <w:tabs>
+          <w:tab w:val="num" w:pos="4320"/>
+        </w:tabs>
+        <w:ind w:left="4320" w:hanging="360"/>
+      </w:pPr>
+      <w:rPr>
+        <w:rFonts w:ascii="Wingdings" w:hAnsi="Wingdings" w:hint="default"/>
+        <w:sz w:val="20"/>
+      </w:rPr>
+    </w:lvl>
+    <w:lvl w:ilvl="6" w:tplc="5FC2FE66" w:tentative="1">
+      <w:start w:val="1"/>
+      <w:numFmt w:val="bullet"/>
+      <w:lvlText w:val=""/>
+      <w:lvlJc w:val="left"/>
+      <w:pPr>
+        <w:tabs>
+          <w:tab w:val="num" w:pos="5040"/>
+        </w:tabs>
+        <w:ind w:left="5040" w:hanging="360"/>
+      </w:pPr>
+      <w:rPr>
+        <w:rFonts w:ascii="Wingdings" w:hAnsi="Wingdings" w:hint="default"/>
+        <w:sz w:val="20"/>
+      </w:rPr>
+    </w:lvl>
+    <w:lvl w:ilvl="7" w:tplc="31283550" w:tentative="1">
+      <w:start w:val="1"/>
+      <w:numFmt w:val="bullet"/>
+      <w:lvlText w:val=""/>
+      <w:lvlJc w:val="left"/>
+      <w:pPr>
+        <w:tabs>
+          <w:tab w:val="num" w:pos="5760"/>
+        </w:tabs>
+        <w:ind w:left="5760" w:hanging="360"/>
+      </w:pPr>
+      <w:rPr>
+        <w:rFonts w:ascii="Wingdings" w:hAnsi="Wingdings" w:hint="default"/>
+        <w:sz w:val="20"/>
+      </w:rPr>
+    </w:lvl>
+    <w:lvl w:ilvl="8" w:tplc="9DB0E96C" w:tentative="1">
+      <w:start w:val="1"/>
+      <w:numFmt w:val="bullet"/>
+      <w:lvlText w:val=""/>
+      <w:lvlJc w:val="left"/>
+      <w:pPr>
+        <w:tabs>
+          <w:tab w:val="num" w:pos="6480"/>
+        </w:tabs>
+        <w:ind w:left="6480" w:hanging="360"/>
+      </w:pPr>
+      <w:rPr>
+        <w:rFonts w:ascii="Wingdings" w:hAnsi="Wingdings" w:hint="default"/>
+        <w:sz w:val="20"/>
+      </w:rPr>
+    </w:lvl>
+  </w:abstractNum>
+  <w:abstractNum w:abstractNumId="23" w15:restartNumberingAfterBreak="0">
+    <w:nsid w:val="79AD2AE7"/>
+    <w:multiLevelType w:val="hybridMultilevel"/>
+    <w:tmpl w:val="35BE16EA"/>
+    <w:lvl w:ilvl="0" w:tplc="2C0A0003">
+      <w:start w:val="1"/>
+      <w:numFmt w:val="bullet"/>
+      <w:lvlText w:val="o"/>
+      <w:lvlJc w:val="left"/>
+      <w:pPr>
+        <w:ind w:left="1440" w:hanging="360"/>
+      </w:pPr>
+      <w:rPr>
+        <w:rFonts w:ascii="Courier New" w:hAnsi="Courier New" w:cs="Courier New" w:hint="default"/>
+      </w:rPr>
+    </w:lvl>
+    <w:lvl w:ilvl="1" w:tplc="2C0A0003" w:tentative="1">
+      <w:start w:val="1"/>
+      <w:numFmt w:val="bullet"/>
+      <w:lvlText w:val="o"/>
+      <w:lvlJc w:val="left"/>
+      <w:pPr>
+        <w:ind w:left="2160" w:hanging="360"/>
+      </w:pPr>
+      <w:rPr>
+        <w:rFonts w:ascii="Courier New" w:hAnsi="Courier New" w:cs="Courier New" w:hint="default"/>
+      </w:rPr>
+    </w:lvl>
+    <w:lvl w:ilvl="2" w:tplc="2C0A0005" w:tentative="1">
+      <w:start w:val="1"/>
+      <w:numFmt w:val="bullet"/>
+      <w:lvlText w:val=""/>
+      <w:lvlJc w:val="left"/>
+      <w:pPr>
+        <w:ind w:left="2880" w:hanging="360"/>
+      </w:pPr>
+      <w:rPr>
+        <w:rFonts w:ascii="Wingdings" w:hAnsi="Wingdings" w:hint="default"/>
+      </w:rPr>
+    </w:lvl>
+    <w:lvl w:ilvl="3" w:tplc="2C0A0001" w:tentative="1">
+      <w:start w:val="1"/>
+      <w:numFmt w:val="bullet"/>
+      <w:lvlText w:val=""/>
+      <w:lvlJc w:val="left"/>
+      <w:pPr>
+        <w:ind w:left="3600" w:hanging="360"/>
+      </w:pPr>
+      <w:rPr>
+        <w:rFonts w:ascii="Symbol" w:hAnsi="Symbol" w:hint="default"/>
+      </w:rPr>
+    </w:lvl>
+    <w:lvl w:ilvl="4" w:tplc="2C0A0003" w:tentative="1">
+      <w:start w:val="1"/>
+      <w:numFmt w:val="bullet"/>
+      <w:lvlText w:val="o"/>
+      <w:lvlJc w:val="left"/>
+      <w:pPr>
+        <w:ind w:left="4320" w:hanging="360"/>
+      </w:pPr>
+      <w:rPr>
+        <w:rFonts w:ascii="Courier New" w:hAnsi="Courier New" w:cs="Courier New" w:hint="default"/>
+      </w:rPr>
+    </w:lvl>
+    <w:lvl w:ilvl="5" w:tplc="2C0A0005" w:tentative="1">
+      <w:start w:val="1"/>
+      <w:numFmt w:val="bullet"/>
+      <w:lvlText w:val=""/>
+      <w:lvlJc w:val="left"/>
+      <w:pPr>
+        <w:ind w:left="5040" w:hanging="360"/>
+      </w:pPr>
+      <w:rPr>
+        <w:rFonts w:ascii="Wingdings" w:hAnsi="Wingdings" w:hint="default"/>
+      </w:rPr>
+    </w:lvl>
+    <w:lvl w:ilvl="6" w:tplc="2C0A0001" w:tentative="1">
+      <w:start w:val="1"/>
+      <w:numFmt w:val="bullet"/>
+      <w:lvlText w:val=""/>
+      <w:lvlJc w:val="left"/>
+      <w:pPr>
+        <w:ind w:left="5760" w:hanging="360"/>
+      </w:pPr>
+      <w:rPr>
+        <w:rFonts w:ascii="Symbol" w:hAnsi="Symbol" w:hint="default"/>
+      </w:rPr>
+    </w:lvl>
+    <w:lvl w:ilvl="7" w:tplc="2C0A0003" w:tentative="1">
+      <w:start w:val="1"/>
+      <w:numFmt w:val="bullet"/>
+      <w:lvlText w:val="o"/>
+      <w:lvlJc w:val="left"/>
+      <w:pPr>
+        <w:ind w:left="6480" w:hanging="360"/>
+      </w:pPr>
+      <w:rPr>
+        <w:rFonts w:ascii="Courier New" w:hAnsi="Courier New" w:cs="Courier New" w:hint="default"/>
+      </w:rPr>
+    </w:lvl>
+    <w:lvl w:ilvl="8" w:tplc="2C0A0005" w:tentative="1">
+      <w:start w:val="1"/>
+      <w:numFmt w:val="bullet"/>
+      <w:lvlText w:val=""/>
+      <w:lvlJc w:val="left"/>
+      <w:pPr>
+        <w:ind w:left="7200" w:hanging="360"/>
+      </w:pPr>
+      <w:rPr>
+        <w:rFonts w:ascii="Wingdings" w:hAnsi="Wingdings" w:hint="default"/>
+      </w:rPr>
+    </w:lvl>
+  </w:abstractNum>
   <w:num w:numId="1" w16cid:durableId="307905385">
+    <w:abstractNumId w:val="20"/>
+  </w:num>
+  <w:num w:numId="2" w16cid:durableId="1286304423">
+    <w:abstractNumId w:val="17"/>
+  </w:num>
+  <w:num w:numId="3" w16cid:durableId="2058822278">
+    <w:abstractNumId w:val="11"/>
+  </w:num>
+  <w:num w:numId="4" w16cid:durableId="1708751099">
+    <w:abstractNumId w:val="5"/>
+  </w:num>
+  <w:num w:numId="5" w16cid:durableId="1909728743">
+    <w:abstractNumId w:val="2"/>
+  </w:num>
+  <w:num w:numId="6" w16cid:durableId="416173121">
+    <w:abstractNumId w:val="3"/>
+  </w:num>
+  <w:num w:numId="7" w16cid:durableId="1645046336">
+    <w:abstractNumId w:val="21"/>
+  </w:num>
+  <w:num w:numId="8" w16cid:durableId="785008826">
     <w:abstractNumId w:val="4"/>
   </w:num>
-  <w:num w:numId="2" w16cid:durableId="1286304423">
-    <w:abstractNumId w:val="3"/>
+  <w:num w:numId="9" w16cid:durableId="1134131389">
+    <w:abstractNumId w:val="12"/>
   </w:num>
-  <w:num w:numId="3" w16cid:durableId="2058822278">
-    <w:abstractNumId w:val="2"/>
+  <w:num w:numId="10" w16cid:durableId="427312839">
+    <w:abstractNumId w:val="7"/>
   </w:num>
-  <w:num w:numId="4" w16cid:durableId="1708751099">
+  <w:num w:numId="11" w16cid:durableId="1148131898">
+    <w:abstractNumId w:val="22"/>
+  </w:num>
+  <w:num w:numId="12" w16cid:durableId="1430538014">
+    <w:abstractNumId w:val="15"/>
+  </w:num>
+  <w:num w:numId="13" w16cid:durableId="995299816">
+    <w:abstractNumId w:val="0"/>
+  </w:num>
+  <w:num w:numId="14" w16cid:durableId="74204466">
+    <w:abstractNumId w:val="6"/>
+  </w:num>
+  <w:num w:numId="15" w16cid:durableId="2012947908">
+    <w:abstractNumId w:val="18"/>
+  </w:num>
+  <w:num w:numId="16" w16cid:durableId="1424567188">
     <w:abstractNumId w:val="1"/>
   </w:num>
-  <w:num w:numId="5" w16cid:durableId="1909728743">
-    <w:abstractNumId w:val="0"/>
+  <w:num w:numId="17" w16cid:durableId="438184502">
+    <w:abstractNumId w:val="9"/>
+  </w:num>
+  <w:num w:numId="18" w16cid:durableId="753549325">
+    <w:abstractNumId w:val="23"/>
+  </w:num>
+  <w:num w:numId="19" w16cid:durableId="1293364588">
+    <w:abstractNumId w:val="10"/>
+  </w:num>
+  <w:num w:numId="20" w16cid:durableId="952521038">
+    <w:abstractNumId w:val="16"/>
+  </w:num>
+  <w:num w:numId="21" w16cid:durableId="1089427929">
+    <w:abstractNumId w:val="19"/>
+  </w:num>
+  <w:num w:numId="22" w16cid:durableId="41440223">
+    <w:abstractNumId w:val="8"/>
+  </w:num>
+  <w:num w:numId="23" w16cid:durableId="1969238237">
+    <w:abstractNumId w:val="13"/>
+  </w:num>
+  <w:num w:numId="24" w16cid:durableId="1860392264">
+    <w:abstractNumId w:val="14"/>
   </w:num>
 </w:numbering>
 </file>
@@ -2566,6 +6683,22 @@
       <w:spacing w:val="5"/>
     </w:rPr>
   </w:style>
+  <w:style w:type="paragraph" w:styleId="NormalWeb">
+    <w:name w:val="Normal (Web)"/>
+    <w:basedOn w:val="Normal"/>
+    <w:uiPriority w:val="99"/>
+    <w:unhideWhenUsed/>
+    <w:rsid w:val="00CF7671"/>
+    <w:pPr>
+      <w:spacing w:before="100" w:beforeAutospacing="1" w:after="100" w:afterAutospacing="1" w:line="240" w:lineRule="auto"/>
+    </w:pPr>
+    <w:rPr>
+      <w:rFonts w:ascii="Times New Roman" w:eastAsia="Times New Roman" w:hAnsi="Times New Roman" w:cs="Times New Roman"/>
+      <w:kern w:val="0"/>
+      <w:lang w:eastAsia="es-AR"/>
+      <w14:ligatures w14:val="none"/>
+    </w:rPr>
+  </w:style>
 </w:styles>
 </file>
 

--- a/Proyecto - APP Caja Chica ALM.docx
+++ b/Proyecto - APP Caja Chica ALM.docx
@@ -7,12 +7,18 @@
         <w:rPr>
           <w:b/>
           <w:bCs/>
+          <w:sz w:val="32"/>
+          <w:szCs w:val="32"/>
+          <w:u w:val="single"/>
         </w:rPr>
       </w:pPr>
       <w:r>
         <w:rPr>
           <w:b/>
           <w:bCs/>
+          <w:sz w:val="32"/>
+          <w:szCs w:val="32"/>
+          <w:u w:val="single"/>
         </w:rPr>
         <w:t>Propuesta de Proyecto: Aplicación "Control de Caja Chica"</w:t>
       </w:r>
@@ -209,7 +215,7 @@
     </w:p>
     <w:p>
       <w:r>
-        <w:t>Para los Colaboradores (Cuentadantes)</w:t>
+        <w:t xml:space="preserve">Para los Colaboradores </w:t>
       </w:r>
     </w:p>
     <w:p>
@@ -403,6 +409,9 @@
       <w:r>
         <w:t xml:space="preserve"> de la factura o foto original respaldatoria de cada movimiento financiero.</w:t>
       </w:r>
+      <w:r>
+        <w:t xml:space="preserve"> (a programar)</w:t>
+      </w:r>
     </w:p>
     <w:p>
       <w:pPr>
@@ -494,7 +503,15 @@
         <w:t>Lectura Inteligente (Google ML Kit)</w:t>
       </w:r>
       <w:r>
-        <w:t>: Machine Learning ejecutándose directamente en los dispositivos sin consumo extra de datos.</w:t>
+        <w:t xml:space="preserve">: Machine </w:t>
+      </w:r>
+      <w:proofErr w:type="spellStart"/>
+      <w:r>
+        <w:t>Learning</w:t>
+      </w:r>
+      <w:proofErr w:type="spellEnd"/>
+      <w:r>
+        <w:t xml:space="preserve"> ejecutándose directamente en los dispositivos sin consumo extra de datos.</w:t>
       </w:r>
     </w:p>
     <w:p>
@@ -509,7 +526,23 @@
           <w:b/>
           <w:bCs/>
         </w:rPr>
-        <w:t>6. Identidad Visual (Look and Feel)</w:t>
+        <w:t xml:space="preserve">6. Identidad Visual (Look and </w:t>
+      </w:r>
+      <w:proofErr w:type="spellStart"/>
+      <w:r>
+        <w:rPr>
+          <w:b/>
+          <w:bCs/>
+        </w:rPr>
+        <w:t>Feel</w:t>
+      </w:r>
+      <w:proofErr w:type="spellEnd"/>
+      <w:r>
+        <w:rPr>
+          <w:b/>
+          <w:bCs/>
+        </w:rPr>
+        <w:t>)</w:t>
       </w:r>
     </w:p>
     <w:p>
@@ -606,30 +639,26 @@
           <w:ilvl w:val="0"/>
           <w:numId w:val="5"/>
         </w:numPr>
+      </w:pPr>
+      <w:r>
         <w:rPr>
           <w:b/>
           <w:bCs/>
         </w:rPr>
-      </w:pPr>
+        <w:t>Mejo</w:t>
+      </w:r>
       <w:r>
         <w:rPr>
           <w:b/>
           <w:bCs/>
         </w:rPr>
-        <w:t>Mejo</w:t>
+        <w:t>r</w:t>
       </w:r>
       <w:r>
         <w:rPr>
           <w:b/>
           <w:bCs/>
         </w:rPr>
-        <w:t>r</w:t>
-      </w:r>
-      <w:r>
-        <w:rPr>
-          <w:b/>
-          <w:bCs/>
-        </w:rPr>
         <w:t>a en la Toma de Decisiones</w:t>
       </w:r>
       <w:r>
@@ -643,39 +672,120 @@
       </w:r>
       <w:r>
         <w:br/>
-      </w:r>
-      <w:r>
-        <w:rPr>
-          <w:b/>
-          <w:bCs/>
-        </w:rPr>
-        <w:t xml:space="preserve">visualización a modo de ejemplo de la </w:t>
-      </w:r>
-      <w:r>
-        <w:rPr>
-          <w:b/>
-          <w:bCs/>
-        </w:rPr>
-        <w:t>página</w:t>
-      </w:r>
-      <w:r>
-        <w:rPr>
-          <w:b/>
-          <w:bCs/>
-        </w:rPr>
-        <w:t xml:space="preserve"> web</w:t>
       </w:r>
     </w:p>
     <w:p>
+      <w:pPr>
+        <w:ind w:left="360"/>
+        <w:jc w:val="center"/>
+        <w:rPr>
+          <w:rStyle w:val="Ttulodellibro"/>
+          <w:sz w:val="32"/>
+          <w:szCs w:val="32"/>
+          <w:u w:val="single"/>
+        </w:rPr>
+      </w:pPr>
+      <w:r>
+        <w:rPr>
+          <w:rStyle w:val="Ttulodellibro"/>
+          <w:sz w:val="32"/>
+          <w:szCs w:val="32"/>
+          <w:u w:val="single"/>
+        </w:rPr>
+        <w:t>Visualización de la aplicación</w:t>
+      </w:r>
+    </w:p>
+    <w:p>
+      <w:pPr>
+        <w:rPr>
+          <w:rStyle w:val="Ttulodellibro"/>
+          <w:b w:val="0"/>
+          <w:bCs w:val="0"/>
+          <w:i w:val="0"/>
+          <w:iCs w:val="0"/>
+        </w:rPr>
+      </w:pPr>
+      <w:r>
+        <w:rPr>
+          <w:rStyle w:val="Ttulodellibro"/>
+          <w:b w:val="0"/>
+          <w:bCs w:val="0"/>
+          <w:i w:val="0"/>
+          <w:iCs w:val="0"/>
+        </w:rPr>
+        <w:t>Teléfono Movil</w:t>
+      </w:r>
+      <w:r>
+        <w:rPr>
+          <w:rStyle w:val="Ttulodellibro"/>
+          <w:b w:val="0"/>
+          <w:bCs w:val="0"/>
+          <w:i w:val="0"/>
+          <w:iCs w:val="0"/>
+        </w:rPr>
+        <w:t xml:space="preserve"> y Ordenador</w:t>
+      </w:r>
+      <w:r>
+        <w:rPr>
+          <w:rStyle w:val="Ttulodellibro"/>
+          <w:b w:val="0"/>
+          <w:bCs w:val="0"/>
+          <w:i w:val="0"/>
+          <w:iCs w:val="0"/>
+        </w:rPr>
+        <w:t>:</w:t>
+      </w:r>
+      <w:r>
+        <w:rPr>
+          <w:rStyle w:val="Ttulodellibro"/>
+          <w:b w:val="0"/>
+          <w:bCs w:val="0"/>
+          <w:i w:val="0"/>
+          <w:iCs w:val="0"/>
+        </w:rPr>
+        <w:t xml:space="preserve"> </w:t>
+      </w:r>
+    </w:p>
+    <w:p>
+      <w:pPr>
+        <w:rPr>
+          <w:rStyle w:val="Ttulodellibro"/>
+          <w:b w:val="0"/>
+          <w:bCs w:val="0"/>
+          <w:i w:val="0"/>
+          <w:iCs w:val="0"/>
+        </w:rPr>
+      </w:pPr>
+      <w:r>
+        <w:rPr>
+          <w:rStyle w:val="Ttulodellibro"/>
+          <w:b w:val="0"/>
+          <w:bCs w:val="0"/>
+          <w:i w:val="0"/>
+          <w:iCs w:val="0"/>
+        </w:rPr>
+        <w:t>Usuario</w:t>
+      </w:r>
+      <w:r>
+        <w:rPr>
+          <w:rStyle w:val="Ttulodellibro"/>
+          <w:b w:val="0"/>
+          <w:bCs w:val="0"/>
+          <w:i w:val="0"/>
+          <w:iCs w:val="0"/>
+        </w:rPr>
+        <w:br/>
+      </w:r>
       <w:r>
         <w:rPr>
           <w:noProof/>
+          <w:spacing w:val="5"/>
         </w:rPr>
         <w:drawing>
-          <wp:inline distT="0" distB="0" distL="0" distR="0" wp14:anchorId="68DDCE13" wp14:editId="294B0057">
-            <wp:extent cx="3606393" cy="2547036"/>
+          <wp:inline distT="0" distB="0" distL="0" distR="0" wp14:anchorId="7A94D058" wp14:editId="0DDBD75B">
+            <wp:extent cx="1780674" cy="3956928"/>
             <wp:effectExtent l="0" t="0" r="0" b="5715"/>
-            <wp:docPr id="162569666" name="Imagen 1"/>
+            <wp:docPr id="481543187" name="Imagen 9"/>
             <wp:cNvGraphicFramePr>
               <a:graphicFrameLocks xmlns:a="http://schemas.openxmlformats.org/drawingml/2006/main" noChangeAspect="1"/>
             </wp:cNvGraphicFramePr>
@@ -683,19 +793,25 @@
               <a:graphicData uri="http://schemas.openxmlformats.org/drawingml/2006/picture">
                 <pic:pic xmlns:pic="http://schemas.openxmlformats.org/drawingml/2006/picture">
                   <pic:nvPicPr>
-                    <pic:cNvPr id="162569666" name=""/>
+                    <pic:cNvPr id="481543187" name="Imagen 481543187"/>
                     <pic:cNvPicPr/>
                   </pic:nvPicPr>
                   <pic:blipFill>
-                    <a:blip r:embed="rId5"/>
+                    <a:blip r:embed="rId5" cstate="print">
+                      <a:extLst>
+                        <a:ext uri="{28A0092B-C50C-407E-A947-70E740481C1C}">
+                          <a14:useLocalDpi xmlns:a14="http://schemas.microsoft.com/office/drawing/2010/main" val="0"/>
+                        </a:ext>
+                      </a:extLst>
+                    </a:blip>
                     <a:stretch>
                       <a:fillRect/>
                     </a:stretch>
                   </pic:blipFill>
                   <pic:spPr>
-                    <a:xfrm>
+                    <a:xfrm rot="10800000" flipH="1" flipV="1">
                       <a:off x="0" y="0"/>
-                      <a:ext cx="3621199" cy="2557493"/>
+                      <a:ext cx="1786928" cy="3970826"/>
                     </a:xfrm>
                     <a:prstGeom prst="rect">
                       <a:avLst/>
@@ -708,17 +824,15 @@
         </w:drawing>
       </w:r>
       <w:r>
-        <w:br/>
-      </w:r>
-      <w:r>
         <w:rPr>
           <w:noProof/>
+          <w:spacing w:val="5"/>
         </w:rPr>
         <w:drawing>
-          <wp:inline distT="0" distB="0" distL="0" distR="0" wp14:anchorId="532ADFE2" wp14:editId="73CAB57F">
-            <wp:extent cx="3581606" cy="2538375"/>
-            <wp:effectExtent l="0" t="0" r="0" b="0"/>
-            <wp:docPr id="1106135917" name="Imagen 1"/>
+          <wp:inline distT="0" distB="0" distL="0" distR="0" wp14:anchorId="424428DF" wp14:editId="2AF2BC63">
+            <wp:extent cx="1781093" cy="3957858"/>
+            <wp:effectExtent l="0" t="0" r="0" b="5080"/>
+            <wp:docPr id="1813316371" name="Imagen 8"/>
             <wp:cNvGraphicFramePr>
               <a:graphicFrameLocks xmlns:a="http://schemas.openxmlformats.org/drawingml/2006/main" noChangeAspect="1"/>
             </wp:cNvGraphicFramePr>
@@ -726,11 +840,17 @@
               <a:graphicData uri="http://schemas.openxmlformats.org/drawingml/2006/picture">
                 <pic:pic xmlns:pic="http://schemas.openxmlformats.org/drawingml/2006/picture">
                   <pic:nvPicPr>
-                    <pic:cNvPr id="1106135917" name=""/>
+                    <pic:cNvPr id="1813316371" name="Imagen 1813316371"/>
                     <pic:cNvPicPr/>
                   </pic:nvPicPr>
                   <pic:blipFill>
-                    <a:blip r:embed="rId6"/>
+                    <a:blip r:embed="rId6" cstate="print">
+                      <a:extLst>
+                        <a:ext uri="{28A0092B-C50C-407E-A947-70E740481C1C}">
+                          <a14:useLocalDpi xmlns:a14="http://schemas.microsoft.com/office/drawing/2010/main" val="0"/>
+                        </a:ext>
+                      </a:extLst>
+                    </a:blip>
                     <a:stretch>
                       <a:fillRect/>
                     </a:stretch>
@@ -738,7 +858,7 @@
                   <pic:spPr>
                     <a:xfrm>
                       <a:off x="0" y="0"/>
-                      <a:ext cx="3584283" cy="2540272"/>
+                      <a:ext cx="1788304" cy="3973882"/>
                     </a:xfrm>
                     <a:prstGeom prst="rect">
                       <a:avLst/>
@@ -751,20 +871,15 @@
         </w:drawing>
       </w:r>
       <w:r>
-        <w:br/>
-      </w:r>
-    </w:p>
-    <w:p>
-      <w:r>
         <w:rPr>
           <w:noProof/>
-        </w:rPr>
-        <w:lastRenderedPageBreak/>
+          <w:spacing w:val="5"/>
+        </w:rPr>
         <w:drawing>
-          <wp:inline distT="0" distB="0" distL="0" distR="0" wp14:anchorId="34B5AC6E" wp14:editId="71B452CD">
-            <wp:extent cx="1629724" cy="3211372"/>
-            <wp:effectExtent l="0" t="0" r="8890" b="8255"/>
-            <wp:docPr id="1219306374" name="Imagen 1"/>
+          <wp:inline distT="0" distB="0" distL="0" distR="0" wp14:anchorId="7F691A31" wp14:editId="2A0207D2">
+            <wp:extent cx="1773141" cy="3940190"/>
+            <wp:effectExtent l="0" t="0" r="0" b="3175"/>
+            <wp:docPr id="1987672427" name="Imagen 7"/>
             <wp:cNvGraphicFramePr>
               <a:graphicFrameLocks xmlns:a="http://schemas.openxmlformats.org/drawingml/2006/main" noChangeAspect="1"/>
             </wp:cNvGraphicFramePr>
@@ -772,19 +887,25 @@
               <a:graphicData uri="http://schemas.openxmlformats.org/drawingml/2006/picture">
                 <pic:pic xmlns:pic="http://schemas.openxmlformats.org/drawingml/2006/picture">
                   <pic:nvPicPr>
-                    <pic:cNvPr id="1219306374" name=""/>
+                    <pic:cNvPr id="1987672427" name="Imagen 1987672427"/>
                     <pic:cNvPicPr/>
                   </pic:nvPicPr>
                   <pic:blipFill>
-                    <a:blip r:embed="rId7"/>
+                    <a:blip r:embed="rId7" cstate="print">
+                      <a:extLst>
+                        <a:ext uri="{28A0092B-C50C-407E-A947-70E740481C1C}">
+                          <a14:useLocalDpi xmlns:a14="http://schemas.microsoft.com/office/drawing/2010/main" val="0"/>
+                        </a:ext>
+                      </a:extLst>
+                    </a:blip>
                     <a:stretch>
                       <a:fillRect/>
                     </a:stretch>
                   </pic:blipFill>
                   <pic:spPr>
-                    <a:xfrm>
+                    <a:xfrm rot="10800000" flipH="1" flipV="1">
                       <a:off x="0" y="0"/>
-                      <a:ext cx="1643489" cy="3238495"/>
+                      <a:ext cx="1797515" cy="3994353"/>
                     </a:xfrm>
                     <a:prstGeom prst="rect">
                       <a:avLst/>
@@ -799,12 +920,14 @@
       <w:r>
         <w:rPr>
           <w:noProof/>
-        </w:rPr>
+          <w:spacing w:val="5"/>
+        </w:rPr>
+        <w:lastRenderedPageBreak/>
         <w:drawing>
-          <wp:inline distT="0" distB="0" distL="0" distR="0" wp14:anchorId="574D9896" wp14:editId="602FC713">
-            <wp:extent cx="1645920" cy="3226442"/>
-            <wp:effectExtent l="0" t="0" r="0" b="0"/>
-            <wp:docPr id="2038815429" name="Imagen 1"/>
+          <wp:inline distT="0" distB="0" distL="0" distR="0" wp14:anchorId="5E7B9996" wp14:editId="3634FE06">
+            <wp:extent cx="1780436" cy="3956400"/>
+            <wp:effectExtent l="0" t="0" r="0" b="6350"/>
+            <wp:docPr id="882225170" name="Imagen 6"/>
             <wp:cNvGraphicFramePr>
               <a:graphicFrameLocks xmlns:a="http://schemas.openxmlformats.org/drawingml/2006/main" noChangeAspect="1"/>
             </wp:cNvGraphicFramePr>
@@ -812,19 +935,25 @@
               <a:graphicData uri="http://schemas.openxmlformats.org/drawingml/2006/picture">
                 <pic:pic xmlns:pic="http://schemas.openxmlformats.org/drawingml/2006/picture">
                   <pic:nvPicPr>
-                    <pic:cNvPr id="2038815429" name=""/>
+                    <pic:cNvPr id="882225170" name="Imagen 882225170"/>
                     <pic:cNvPicPr/>
                   </pic:nvPicPr>
                   <pic:blipFill>
-                    <a:blip r:embed="rId8"/>
+                    <a:blip r:embed="rId8" cstate="print">
+                      <a:extLst>
+                        <a:ext uri="{28A0092B-C50C-407E-A947-70E740481C1C}">
+                          <a14:useLocalDpi xmlns:a14="http://schemas.microsoft.com/office/drawing/2010/main" val="0"/>
+                        </a:ext>
+                      </a:extLst>
+                    </a:blip>
                     <a:stretch>
                       <a:fillRect/>
                     </a:stretch>
                   </pic:blipFill>
                   <pic:spPr>
-                    <a:xfrm>
+                    <a:xfrm rot="10800000" flipH="1" flipV="1">
                       <a:off x="0" y="0"/>
-                      <a:ext cx="1663782" cy="3261456"/>
+                      <a:ext cx="1780436" cy="3956400"/>
                     </a:xfrm>
                     <a:prstGeom prst="rect">
                       <a:avLst/>
@@ -836,1394 +965,490 @@
           </wp:inline>
         </w:drawing>
       </w:r>
+      <w:r>
+        <w:rPr>
+          <w:noProof/>
+          <w:spacing w:val="5"/>
+        </w:rPr>
+        <w:drawing>
+          <wp:inline distT="0" distB="0" distL="0" distR="0" wp14:anchorId="634BAF10" wp14:editId="73C06022">
+            <wp:extent cx="1780436" cy="3956400"/>
+            <wp:effectExtent l="0" t="0" r="0" b="6350"/>
+            <wp:docPr id="1514754865" name="Imagen 1"/>
+            <wp:cNvGraphicFramePr>
+              <a:graphicFrameLocks xmlns:a="http://schemas.openxmlformats.org/drawingml/2006/main" noChangeAspect="1"/>
+            </wp:cNvGraphicFramePr>
+            <a:graphic xmlns:a="http://schemas.openxmlformats.org/drawingml/2006/main">
+              <a:graphicData uri="http://schemas.openxmlformats.org/drawingml/2006/picture">
+                <pic:pic xmlns:pic="http://schemas.openxmlformats.org/drawingml/2006/picture">
+                  <pic:nvPicPr>
+                    <pic:cNvPr id="1514754865" name="Imagen 1514754865"/>
+                    <pic:cNvPicPr/>
+                  </pic:nvPicPr>
+                  <pic:blipFill>
+                    <a:blip r:embed="rId9" cstate="print">
+                      <a:extLst>
+                        <a:ext uri="{28A0092B-C50C-407E-A947-70E740481C1C}">
+                          <a14:useLocalDpi xmlns:a14="http://schemas.microsoft.com/office/drawing/2010/main" val="0"/>
+                        </a:ext>
+                      </a:extLst>
+                    </a:blip>
+                    <a:stretch>
+                      <a:fillRect/>
+                    </a:stretch>
+                  </pic:blipFill>
+                  <pic:spPr>
+                    <a:xfrm>
+                      <a:off x="0" y="0"/>
+                      <a:ext cx="1780436" cy="3956400"/>
+                    </a:xfrm>
+                    <a:prstGeom prst="rect">
+                      <a:avLst/>
+                    </a:prstGeom>
+                  </pic:spPr>
+                </pic:pic>
+              </a:graphicData>
+            </a:graphic>
+          </wp:inline>
+        </w:drawing>
+      </w:r>
+      <w:r>
+        <w:rPr>
+          <w:noProof/>
+          <w:spacing w:val="5"/>
+        </w:rPr>
+        <w:drawing>
+          <wp:inline distT="0" distB="0" distL="0" distR="0" wp14:anchorId="05C7B947" wp14:editId="0B5C6CA3">
+            <wp:extent cx="1780439" cy="3956400"/>
+            <wp:effectExtent l="0" t="0" r="0" b="6350"/>
+            <wp:docPr id="834647080" name="Imagen 4"/>
+            <wp:cNvGraphicFramePr>
+              <a:graphicFrameLocks xmlns:a="http://schemas.openxmlformats.org/drawingml/2006/main" noChangeAspect="1"/>
+            </wp:cNvGraphicFramePr>
+            <a:graphic xmlns:a="http://schemas.openxmlformats.org/drawingml/2006/main">
+              <a:graphicData uri="http://schemas.openxmlformats.org/drawingml/2006/picture">
+                <pic:pic xmlns:pic="http://schemas.openxmlformats.org/drawingml/2006/picture">
+                  <pic:nvPicPr>
+                    <pic:cNvPr id="834647080" name="Imagen 834647080"/>
+                    <pic:cNvPicPr/>
+                  </pic:nvPicPr>
+                  <pic:blipFill>
+                    <a:blip r:embed="rId10" cstate="print">
+                      <a:extLst>
+                        <a:ext uri="{28A0092B-C50C-407E-A947-70E740481C1C}">
+                          <a14:useLocalDpi xmlns:a14="http://schemas.microsoft.com/office/drawing/2010/main" val="0"/>
+                        </a:ext>
+                      </a:extLst>
+                    </a:blip>
+                    <a:stretch>
+                      <a:fillRect/>
+                    </a:stretch>
+                  </pic:blipFill>
+                  <pic:spPr>
+                    <a:xfrm>
+                      <a:off x="0" y="0"/>
+                      <a:ext cx="1780439" cy="3956400"/>
+                    </a:xfrm>
+                    <a:prstGeom prst="rect">
+                      <a:avLst/>
+                    </a:prstGeom>
+                  </pic:spPr>
+                </pic:pic>
+              </a:graphicData>
+            </a:graphic>
+          </wp:inline>
+        </w:drawing>
+      </w:r>
+      <w:r>
+        <w:rPr>
+          <w:noProof/>
+          <w:spacing w:val="5"/>
+        </w:rPr>
+        <w:drawing>
+          <wp:inline distT="0" distB="0" distL="0" distR="0" wp14:anchorId="01C559B3" wp14:editId="4DB09BF9">
+            <wp:extent cx="1780438" cy="3956400"/>
+            <wp:effectExtent l="0" t="0" r="0" b="6350"/>
+            <wp:docPr id="665841940" name="Imagen 5"/>
+            <wp:cNvGraphicFramePr>
+              <a:graphicFrameLocks xmlns:a="http://schemas.openxmlformats.org/drawingml/2006/main" noChangeAspect="1"/>
+            </wp:cNvGraphicFramePr>
+            <a:graphic xmlns:a="http://schemas.openxmlformats.org/drawingml/2006/main">
+              <a:graphicData uri="http://schemas.openxmlformats.org/drawingml/2006/picture">
+                <pic:pic xmlns:pic="http://schemas.openxmlformats.org/drawingml/2006/picture">
+                  <pic:nvPicPr>
+                    <pic:cNvPr id="665841940" name="Imagen 665841940"/>
+                    <pic:cNvPicPr/>
+                  </pic:nvPicPr>
+                  <pic:blipFill>
+                    <a:blip r:embed="rId11" cstate="print">
+                      <a:extLst>
+                        <a:ext uri="{28A0092B-C50C-407E-A947-70E740481C1C}">
+                          <a14:useLocalDpi xmlns:a14="http://schemas.microsoft.com/office/drawing/2010/main" val="0"/>
+                        </a:ext>
+                      </a:extLst>
+                    </a:blip>
+                    <a:stretch>
+                      <a:fillRect/>
+                    </a:stretch>
+                  </pic:blipFill>
+                  <pic:spPr>
+                    <a:xfrm>
+                      <a:off x="0" y="0"/>
+                      <a:ext cx="1780438" cy="3956400"/>
+                    </a:xfrm>
+                    <a:prstGeom prst="rect">
+                      <a:avLst/>
+                    </a:prstGeom>
+                  </pic:spPr>
+                </pic:pic>
+              </a:graphicData>
+            </a:graphic>
+          </wp:inline>
+        </w:drawing>
+      </w:r>
+      <w:r>
+        <w:rPr>
+          <w:noProof/>
+          <w:spacing w:val="5"/>
+        </w:rPr>
+        <w:drawing>
+          <wp:inline distT="0" distB="0" distL="0" distR="0" wp14:anchorId="4757E2C5" wp14:editId="3D5DAC87">
+            <wp:extent cx="1780438" cy="3956400"/>
+            <wp:effectExtent l="0" t="0" r="0" b="6350"/>
+            <wp:docPr id="1198951095" name="Imagen 3"/>
+            <wp:cNvGraphicFramePr>
+              <a:graphicFrameLocks xmlns:a="http://schemas.openxmlformats.org/drawingml/2006/main" noChangeAspect="1"/>
+            </wp:cNvGraphicFramePr>
+            <a:graphic xmlns:a="http://schemas.openxmlformats.org/drawingml/2006/main">
+              <a:graphicData uri="http://schemas.openxmlformats.org/drawingml/2006/picture">
+                <pic:pic xmlns:pic="http://schemas.openxmlformats.org/drawingml/2006/picture">
+                  <pic:nvPicPr>
+                    <pic:cNvPr id="1198951095" name="Imagen 1198951095"/>
+                    <pic:cNvPicPr/>
+                  </pic:nvPicPr>
+                  <pic:blipFill>
+                    <a:blip r:embed="rId12" cstate="print">
+                      <a:extLst>
+                        <a:ext uri="{28A0092B-C50C-407E-A947-70E740481C1C}">
+                          <a14:useLocalDpi xmlns:a14="http://schemas.microsoft.com/office/drawing/2010/main" val="0"/>
+                        </a:ext>
+                      </a:extLst>
+                    </a:blip>
+                    <a:stretch>
+                      <a:fillRect/>
+                    </a:stretch>
+                  </pic:blipFill>
+                  <pic:spPr>
+                    <a:xfrm rot="10800000" flipH="1" flipV="1">
+                      <a:off x="0" y="0"/>
+                      <a:ext cx="1780438" cy="3956400"/>
+                    </a:xfrm>
+                    <a:prstGeom prst="rect">
+                      <a:avLst/>
+                    </a:prstGeom>
+                  </pic:spPr>
+                </pic:pic>
+              </a:graphicData>
+            </a:graphic>
+          </wp:inline>
+        </w:drawing>
+      </w:r>
+      <w:r>
+        <w:rPr>
+          <w:noProof/>
+          <w:spacing w:val="5"/>
+        </w:rPr>
+        <w:drawing>
+          <wp:inline distT="0" distB="0" distL="0" distR="0" wp14:anchorId="04FE66E0" wp14:editId="2706725A">
+            <wp:extent cx="1780438" cy="3956400"/>
+            <wp:effectExtent l="0" t="0" r="0" b="6350"/>
+            <wp:docPr id="988162831" name="Imagen 2"/>
+            <wp:cNvGraphicFramePr>
+              <a:graphicFrameLocks xmlns:a="http://schemas.openxmlformats.org/drawingml/2006/main" noChangeAspect="1"/>
+            </wp:cNvGraphicFramePr>
+            <a:graphic xmlns:a="http://schemas.openxmlformats.org/drawingml/2006/main">
+              <a:graphicData uri="http://schemas.openxmlformats.org/drawingml/2006/picture">
+                <pic:pic xmlns:pic="http://schemas.openxmlformats.org/drawingml/2006/picture">
+                  <pic:nvPicPr>
+                    <pic:cNvPr id="988162831" name="Imagen 988162831"/>
+                    <pic:cNvPicPr/>
+                  </pic:nvPicPr>
+                  <pic:blipFill>
+                    <a:blip r:embed="rId13" cstate="print">
+                      <a:extLst>
+                        <a:ext uri="{28A0092B-C50C-407E-A947-70E740481C1C}">
+                          <a14:useLocalDpi xmlns:a14="http://schemas.microsoft.com/office/drawing/2010/main" val="0"/>
+                        </a:ext>
+                      </a:extLst>
+                    </a:blip>
+                    <a:stretch>
+                      <a:fillRect/>
+                    </a:stretch>
+                  </pic:blipFill>
+                  <pic:spPr>
+                    <a:xfrm>
+                      <a:off x="0" y="0"/>
+                      <a:ext cx="1780438" cy="3956400"/>
+                    </a:xfrm>
+                    <a:prstGeom prst="rect">
+                      <a:avLst/>
+                    </a:prstGeom>
+                  </pic:spPr>
+                </pic:pic>
+              </a:graphicData>
+            </a:graphic>
+          </wp:inline>
+        </w:drawing>
+      </w:r>
     </w:p>
     <w:p>
-      <w:r>
-        <w:t>Especificación UI/UX y Funcional</w:t>
-      </w:r>
+      <w:pPr>
+        <w:ind w:left="360"/>
+        <w:rPr>
+          <w:rStyle w:val="Ttulodellibro"/>
+          <w:sz w:val="32"/>
+          <w:szCs w:val="32"/>
+          <w:u w:val="single"/>
+        </w:rPr>
+      </w:pPr>
     </w:p>
     <w:p>
       <w:r>
-        <w:rPr>
-          <w:b/>
-          <w:bCs/>
-        </w:rPr>
-        <w:t>Proyecto:</w:t>
-      </w:r>
-      <w:r>
-        <w:t xml:space="preserve"> App de Gestión de Gastos - Agropecuaria Las Marias </w:t>
-      </w:r>
-      <w:r>
-        <w:br/>
-      </w:r>
-      <w:r>
-        <w:rPr>
-          <w:b/>
-          <w:bCs/>
-        </w:rPr>
-        <w:t>Plataforma:</w:t>
-      </w:r>
-      <w:r>
-        <w:t xml:space="preserve"> Aplicación Móvil (con fase de prueba inicial en entorno Web). </w:t>
-      </w:r>
-      <w:r>
-        <w:br/>
-      </w:r>
-      <w:r>
-        <w:rPr>
-          <w:b/>
-          <w:bCs/>
-        </w:rPr>
-        <w:t>Estado Previo:</w:t>
-      </w:r>
-      <w:r>
-        <w:t xml:space="preserve"> Pantalla de Inicio/Login finalizada y controlada (NO MODIFICAR).</w:t>
+        <w:t>Administrador</w:t>
       </w:r>
     </w:p>
     <w:p>
-      <w:pPr>
-        <w:rPr>
-          <w:b/>
-          <w:bCs/>
-        </w:rPr>
-      </w:pPr>
-      <w:r>
-        <w:rPr>
-          <w:b/>
-          <w:bCs/>
-        </w:rPr>
-        <w:t>1. Guía de Estilo y UI (Interfaz de Usuario)</w:t>
-      </w:r>
-    </w:p>
-    <w:p>
-      <w:pPr>
-        <w:numPr>
-          <w:ilvl w:val="0"/>
-          <w:numId w:val="8"/>
-        </w:numPr>
-      </w:pPr>
-      <w:r>
-        <w:rPr>
-          <w:b/>
-          <w:bCs/>
-        </w:rPr>
-        <w:t>Estética:</w:t>
-      </w:r>
-      <w:r>
-        <w:t xml:space="preserve"> Diseño minimalista, limpio</w:t>
-      </w:r>
-      <w:r>
-        <w:t>,</w:t>
-      </w:r>
-      <w:r>
-        <w:t xml:space="preserve"> amigable</w:t>
-      </w:r>
-      <w:r>
-        <w:t xml:space="preserve"> y profesional</w:t>
-      </w:r>
-      <w:r>
-        <w:t>. Optimizado estrictamente para dimensiones de teléfonos móviles.</w:t>
-      </w:r>
-    </w:p>
-    <w:p>
-      <w:pPr>
-        <w:numPr>
-          <w:ilvl w:val="0"/>
-          <w:numId w:val="8"/>
-        </w:numPr>
-      </w:pPr>
-      <w:r>
-        <w:rPr>
-          <w:b/>
-          <w:bCs/>
-        </w:rPr>
-        <w:t>Paleta de Colores:</w:t>
-      </w:r>
-      <w:r>
-        <w:t xml:space="preserve"> * Primarios: Blanco y Negro.</w:t>
-      </w:r>
-    </w:p>
-    <w:p>
-      <w:pPr>
-        <w:numPr>
-          <w:ilvl w:val="1"/>
-          <w:numId w:val="8"/>
-        </w:numPr>
-      </w:pPr>
-      <w:r>
-        <w:t>Corporativos: Naranja (#ba4817) y Amarillo (#e5a102).</w:t>
-      </w:r>
-    </w:p>
-    <w:p>
-      <w:pPr>
-        <w:numPr>
-          <w:ilvl w:val="0"/>
-          <w:numId w:val="8"/>
-        </w:numPr>
-      </w:pPr>
-      <w:r>
-        <w:rPr>
-          <w:b/>
-          <w:bCs/>
-        </w:rPr>
-        <w:t>Navegación:</w:t>
-      </w:r>
-      <w:r>
-        <w:t xml:space="preserve"> Menú Hamburguesa (esquina superior izquierda).</w:t>
-      </w:r>
-    </w:p>
-    <w:p>
-      <w:pPr>
-        <w:numPr>
-          <w:ilvl w:val="1"/>
-          <w:numId w:val="8"/>
-        </w:numPr>
-      </w:pPr>
-      <w:r>
-        <w:rPr>
-          <w:i/>
-          <w:iCs/>
-        </w:rPr>
-        <w:t>Cabecera del menú:</w:t>
-      </w:r>
-      <w:r>
-        <w:t xml:space="preserve"> Nombre del usuario activo. Avatar circular con las iniciales del usuario (Ej: Javier Cordoba = "JC").</w:t>
-      </w:r>
-    </w:p>
-    <w:p>
-      <w:pPr>
-        <w:numPr>
-          <w:ilvl w:val="1"/>
-          <w:numId w:val="8"/>
-        </w:numPr>
-      </w:pPr>
-      <w:r>
-        <w:rPr>
-          <w:i/>
-          <w:iCs/>
-        </w:rPr>
-        <w:t>Pie del menú:</w:t>
-      </w:r>
-      <w:r>
-        <w:t xml:space="preserve"> Logo/Texto de identidad: "Agropecuaria Las Marias".</w:t>
-      </w:r>
-    </w:p>
-    <w:p>
-      <w:pPr>
-        <w:numPr>
-          <w:ilvl w:val="1"/>
-          <w:numId w:val="8"/>
-        </w:numPr>
-      </w:pPr>
-      <w:r>
-        <w:rPr>
-          <w:i/>
-          <w:iCs/>
-        </w:rPr>
-        <w:t>Opciones del menú:</w:t>
-      </w:r>
-      <w:r>
-        <w:t xml:space="preserve"> Dashboard, Nuevo Registro, Historial, Perfil (cada uno con un icono minimalista representativo).</w:t>
-      </w:r>
-    </w:p>
-    <w:p>
-      <w:pPr>
-        <w:rPr>
-          <w:b/>
-          <w:bCs/>
-        </w:rPr>
-      </w:pPr>
-      <w:r>
-        <w:rPr>
-          <w:b/>
-          <w:bCs/>
-        </w:rPr>
-        <w:t>2. Vistas de la Aplicación (Navegación)</w:t>
-      </w:r>
-    </w:p>
-    <w:p>
-      <w:r>
-        <w:rPr>
-          <w:b/>
-          <w:bCs/>
-        </w:rPr>
-        <w:t>A. Dashboard (Pantalla Principal)</w:t>
-      </w:r>
-    </w:p>
-    <w:p>
-      <w:pPr>
-        <w:numPr>
-          <w:ilvl w:val="0"/>
-          <w:numId w:val="9"/>
-        </w:numPr>
-      </w:pPr>
-      <w:r>
-        <w:rPr>
-          <w:b/>
-          <w:bCs/>
-        </w:rPr>
-        <w:t>Saludo:</w:t>
-      </w:r>
-      <w:r>
-        <w:t xml:space="preserve"> "Hola, [Nombre de Usuario]".</w:t>
-      </w:r>
-    </w:p>
-    <w:p>
-      <w:pPr>
-        <w:numPr>
-          <w:ilvl w:val="0"/>
-          <w:numId w:val="9"/>
-        </w:numPr>
-      </w:pPr>
-      <w:r>
-        <w:rPr>
-          <w:b/>
-          <w:bCs/>
+      <w:r>
+        <w:rPr>
+          <w:noProof/>
         </w:rPr>
         <w:lastRenderedPageBreak/>
-        <w:t>Tarjetas de Saldo (2 columnas):</w:t>
-      </w:r>
-      <w:r>
-        <w:t xml:space="preserve"> Globos/Tarjetas mostrando el saldo disponible en pesos ($), divididos en Efectivo y Tarjeta. Se calculan dinámicamente según los registros.</w:t>
-      </w:r>
-    </w:p>
-    <w:p>
-      <w:pPr>
-        <w:numPr>
-          <w:ilvl w:val="0"/>
-          <w:numId w:val="9"/>
-        </w:numPr>
-      </w:pPr>
-      <w:r>
-        <w:rPr>
-          <w:b/>
-          <w:bCs/>
-        </w:rPr>
-        <w:t>Tarjetas de Resumen (4 cuadrantes):</w:t>
-      </w:r>
-      <w:r>
-        <w:t xml:space="preserve"> Cantidad de movimientos, Dinero Ingresado, Dinero Egresado, Total Gastos. Afectados por un filtro temporal (Diario, Semanal, Mensual</w:t>
-      </w:r>
-      <w:r>
-        <w:t>, Anual</w:t>
-      </w:r>
-      <w:r>
-        <w:t>).</w:t>
-      </w:r>
-    </w:p>
-    <w:p>
-      <w:pPr>
-        <w:numPr>
-          <w:ilvl w:val="0"/>
-          <w:numId w:val="9"/>
-        </w:numPr>
-      </w:pPr>
-      <w:r>
-        <w:rPr>
-          <w:b/>
-          <w:bCs/>
-        </w:rPr>
-        <w:t>Gráfico Analítico:</w:t>
-      </w:r>
-      <w:r>
-        <w:t xml:space="preserve"> Gráfico de barras/columnas de gastos segmentados por establecimiento (ADM, PL, FL, SI, LC, LH, E7, EM). Afectado por filtro temporal (Diario a Anual).</w:t>
-      </w:r>
-    </w:p>
-    <w:p>
-      <w:pPr>
-        <w:numPr>
-          <w:ilvl w:val="0"/>
-          <w:numId w:val="9"/>
-        </w:numPr>
-      </w:pPr>
-      <w:r>
-        <w:rPr>
-          <w:b/>
-          <w:bCs/>
-        </w:rPr>
-        <w:t>Últimos Movimientos:</w:t>
-      </w:r>
-      <w:r>
-        <w:t xml:space="preserve"> Lista resumida.</w:t>
-      </w:r>
-    </w:p>
-    <w:p>
-      <w:pPr>
-        <w:numPr>
-          <w:ilvl w:val="1"/>
-          <w:numId w:val="9"/>
-        </w:numPr>
-      </w:pPr>
-      <w:r>
-        <w:rPr>
-          <w:i/>
-          <w:iCs/>
-        </w:rPr>
-        <w:t>Acción 1:</w:t>
-      </w:r>
-      <w:r>
-        <w:t xml:space="preserve"> Icono de "Tacho de basura" para eliminar el registro (recalcula el saldo automáticamente).</w:t>
-      </w:r>
-    </w:p>
-    <w:p>
-      <w:pPr>
-        <w:numPr>
-          <w:ilvl w:val="1"/>
-          <w:numId w:val="9"/>
-        </w:numPr>
-      </w:pPr>
-      <w:r>
-        <w:rPr>
-          <w:i/>
-          <w:iCs/>
-        </w:rPr>
-        <w:t>Acción 2:</w:t>
-      </w:r>
-      <w:r>
-        <w:t xml:space="preserve"> Icono de "</w:t>
-      </w:r>
-      <w:proofErr w:type="gramStart"/>
-      <w:r>
-        <w:t>Ticket</w:t>
-      </w:r>
-      <w:proofErr w:type="gramEnd"/>
-      <w:r>
-        <w:t>" (solo visible si el registro se hizo vía PDF/PNG). Al presionarlo, abre el comprobante original para visualización e impresión.</w:t>
-      </w:r>
-    </w:p>
-    <w:p>
-      <w:pPr>
-        <w:pStyle w:val="Prrafodelista"/>
-        <w:numPr>
-          <w:ilvl w:val="0"/>
-          <w:numId w:val="9"/>
-        </w:numPr>
-      </w:pPr>
-      <w:r>
-        <w:rPr>
-          <w:b/>
-          <w:bCs/>
-        </w:rPr>
-        <w:t>Nueva Función:</w:t>
-      </w:r>
-      <w:r>
-        <w:t xml:space="preserve"> Exportación de Egresos.</w:t>
-      </w:r>
-      <w:r>
-        <w:t xml:space="preserve"> Debajo del Gráfico Analítico o junto a los filtros de tiempo, se incluirá un botón dual de "Exportar (Excel) / Imprimir".</w:t>
-      </w:r>
-    </w:p>
-    <w:p>
-      <w:pPr>
-        <w:numPr>
-          <w:ilvl w:val="1"/>
-          <w:numId w:val="9"/>
-        </w:numPr>
-      </w:pPr>
-      <w:r>
-        <w:t>Comportamiento:</w:t>
-      </w:r>
-      <w:r>
-        <w:t xml:space="preserve"> Al hacer clic, el sistema compilará únicamente los </w:t>
-      </w:r>
-      <w:r>
-        <w:t>movimientos de salida (gastos)</w:t>
-      </w:r>
-      <w:r>
-        <w:t xml:space="preserve"> correspondientes al filtro temporal activo en ese momento (Diario, Semanal, Mensual o Anual).</w:t>
-      </w:r>
-    </w:p>
-    <w:p>
-      <w:r>
-        <w:rPr>
-          <w:b/>
-          <w:bCs/>
-        </w:rPr>
-        <w:t>B. Nuevo Registro (Ingresos y Egresos)</w:t>
-      </w:r>
-    </w:p>
-    <w:p>
-      <w:pPr>
-        <w:numPr>
-          <w:ilvl w:val="0"/>
-          <w:numId w:val="10"/>
-        </w:numPr>
-      </w:pPr>
-      <w:r>
-        <w:rPr>
-          <w:b/>
-          <w:bCs/>
-        </w:rPr>
-        <w:t>Selector Superior:</w:t>
-      </w:r>
-      <w:r>
-        <w:t xml:space="preserve"> Botón tipo "Toggle" o pestañas redondeadas para elegir entre "Ingreso" o "Egreso". Todo movimiento guarda automáticamente la Fecha y Hora exactas de la carga.</w:t>
-      </w:r>
-    </w:p>
-    <w:p>
-      <w:pPr>
-        <w:numPr>
-          <w:ilvl w:val="0"/>
-          <w:numId w:val="10"/>
-        </w:numPr>
-      </w:pPr>
-      <w:r>
-        <w:rPr>
-          <w:b/>
-          <w:bCs/>
-        </w:rPr>
-        <w:t>Flujo de Ingreso:</w:t>
-      </w:r>
-      <w:r>
-        <w:t xml:space="preserve"> * Campos: Descripción (Texto), Monto (Numérico, sin puntuación), Asignación (Desplegable de los 8 establecimientos).</w:t>
-      </w:r>
-    </w:p>
-    <w:p>
-      <w:pPr>
-        <w:numPr>
-          <w:ilvl w:val="1"/>
-          <w:numId w:val="10"/>
-        </w:numPr>
-      </w:pPr>
-      <w:r>
-        <w:t>Acción: Botón "Registrar". Limpia campos tras el éxito. Valida que no haya campos vacíos.</w:t>
-      </w:r>
-    </w:p>
-    <w:p>
-      <w:pPr>
-        <w:numPr>
-          <w:ilvl w:val="0"/>
-          <w:numId w:val="10"/>
-        </w:numPr>
-      </w:pPr>
-      <w:r>
-        <w:rPr>
-          <w:b/>
-          <w:bCs/>
-        </w:rPr>
-        <w:t>Flujo de Egreso (3 Métodos):</w:t>
-      </w:r>
-    </w:p>
-    <w:p>
-      <w:pPr>
-        <w:numPr>
-          <w:ilvl w:val="1"/>
-          <w:numId w:val="11"/>
-        </w:numPr>
-      </w:pPr>
-      <w:r>
-        <w:rPr>
-          <w:i/>
-          <w:iCs/>
-        </w:rPr>
-        <w:t>Importar PDF.</w:t>
-      </w:r>
-    </w:p>
-    <w:p>
-      <w:pPr>
-        <w:numPr>
-          <w:ilvl w:val="1"/>
-          <w:numId w:val="11"/>
-        </w:numPr>
-      </w:pPr>
-      <w:r>
-        <w:rPr>
-          <w:i/>
-          <w:iCs/>
-        </w:rPr>
-        <w:t>Importar/Tomar Foto (PNG).</w:t>
-      </w:r>
-    </w:p>
-    <w:p>
-      <w:pPr>
-        <w:numPr>
-          <w:ilvl w:val="1"/>
-          <w:numId w:val="11"/>
-        </w:numPr>
-      </w:pPr>
-      <w:r>
-        <w:rPr>
-          <w:i/>
-          <w:iCs/>
-        </w:rPr>
-        <w:t>Registro Manual.</w:t>
-      </w:r>
-    </w:p>
-    <w:p>
-      <w:pPr>
-        <w:numPr>
-          <w:ilvl w:val="0"/>
-          <w:numId w:val="10"/>
-        </w:numPr>
-      </w:pPr>
-      <w:r>
-        <w:rPr>
-          <w:b/>
-          <w:bCs/>
-        </w:rPr>
-        <w:lastRenderedPageBreak/>
-        <w:t>Motor de Extracción Automática (OCR):</w:t>
-      </w:r>
-      <w:r>
-        <w:t xml:space="preserve"> Para los métodos 1 y 2, el sistema debe extraer automáticamente los datos para evitar por completo la carga manual por parte del usuario. </w:t>
-      </w:r>
-      <w:proofErr w:type="gramStart"/>
-      <w:r>
-        <w:t>Los campos a extraer</w:t>
-      </w:r>
-      <w:proofErr w:type="gramEnd"/>
-      <w:r>
-        <w:t>/llenar son:</w:t>
-      </w:r>
-    </w:p>
-    <w:p>
-      <w:pPr>
-        <w:numPr>
-          <w:ilvl w:val="1"/>
-          <w:numId w:val="10"/>
-        </w:numPr>
-      </w:pPr>
-      <w:r>
-        <w:t xml:space="preserve">Tipo de Comprobante (A, B, C o </w:t>
-      </w:r>
-      <w:proofErr w:type="gramStart"/>
-      <w:r>
-        <w:t>Ticket</w:t>
-      </w:r>
-      <w:proofErr w:type="gramEnd"/>
-      <w:r>
-        <w:t>).</w:t>
-      </w:r>
-    </w:p>
-    <w:p>
-      <w:pPr>
-        <w:numPr>
-          <w:ilvl w:val="1"/>
-          <w:numId w:val="10"/>
-        </w:numPr>
-      </w:pPr>
-      <w:r>
-        <w:t>Nº de Factura, Fecha, Descripción, Monto Total, Subtotal.</w:t>
-      </w:r>
-    </w:p>
-    <w:p>
-      <w:pPr>
-        <w:numPr>
-          <w:ilvl w:val="1"/>
-          <w:numId w:val="10"/>
-        </w:numPr>
-      </w:pPr>
-      <w:r>
-        <w:t>IVA (21%, 10.5%, 27%, No Gravado. Capacidad para registrar 2 IVAs simultáneos).</w:t>
-      </w:r>
-    </w:p>
-    <w:p>
-      <w:pPr>
-        <w:numPr>
-          <w:ilvl w:val="1"/>
-          <w:numId w:val="10"/>
-        </w:numPr>
-      </w:pPr>
-      <w:r>
-        <w:rPr>
-          <w:i/>
-          <w:iCs/>
-        </w:rPr>
-        <w:t>Inputs manuales requeridos:</w:t>
-      </w:r>
-      <w:r>
-        <w:t xml:space="preserve"> Forma de pago (Efectivo/Tarjeta) y Establecimiento destino</w:t>
-      </w:r>
-      <w:r>
-        <w:t xml:space="preserve"> a través de una lista desplegable</w:t>
-      </w:r>
-      <w:r>
-        <w:t>.</w:t>
-      </w:r>
-    </w:p>
-    <w:p>
-      <w:pPr>
-        <w:numPr>
-          <w:ilvl w:val="1"/>
-          <w:numId w:val="10"/>
-        </w:numPr>
-      </w:pPr>
-      <w:r>
-        <w:rPr>
-          <w:i/>
-          <w:iCs/>
-        </w:rPr>
-        <w:t>Nota:</w:t>
-      </w:r>
-      <w:r>
-        <w:t xml:space="preserve"> Todos los datos auto-extraídos deben ser editables por el usuario para corregir errores de lectura del OCR.</w:t>
-      </w:r>
-    </w:p>
-    <w:p>
-      <w:pPr>
-        <w:numPr>
-          <w:ilvl w:val="0"/>
-          <w:numId w:val="10"/>
-        </w:numPr>
-      </w:pPr>
-      <w:r>
-        <w:rPr>
-          <w:b/>
-          <w:bCs/>
-        </w:rPr>
-        <w:t>Validación Final:</w:t>
-      </w:r>
-      <w:r>
-        <w:t xml:space="preserve"> Botón "Registrar". Confirma la carga exitosa, limpia los campos y bloquea el envío si faltan datos.</w:t>
-      </w:r>
-    </w:p>
-    <w:p>
-      <w:r>
-        <w:rPr>
-          <w:b/>
-          <w:bCs/>
-        </w:rPr>
-        <w:t>C. Historial</w:t>
-      </w:r>
-    </w:p>
-    <w:p>
-      <w:pPr>
-        <w:numPr>
-          <w:ilvl w:val="0"/>
-          <w:numId w:val="12"/>
-        </w:numPr>
-      </w:pPr>
-      <w:r>
-        <w:rPr>
-          <w:b/>
-          <w:bCs/>
-        </w:rPr>
-        <w:t>Filtros:</w:t>
-      </w:r>
-      <w:r>
-        <w:t xml:space="preserve"> Día, Semana, Mes.</w:t>
-      </w:r>
-    </w:p>
-    <w:p>
-      <w:pPr>
-        <w:numPr>
-          <w:ilvl w:val="0"/>
-          <w:numId w:val="12"/>
-        </w:numPr>
-      </w:pPr>
-      <w:r>
-        <w:rPr>
-          <w:b/>
-          <w:bCs/>
-        </w:rPr>
-        <w:t>Diseño de Lista:</w:t>
-      </w:r>
-      <w:r>
-        <w:t xml:space="preserve"> Tarjetas individuales con bordes redondeados.</w:t>
-      </w:r>
-    </w:p>
-    <w:p>
-      <w:pPr>
-        <w:numPr>
-          <w:ilvl w:val="0"/>
-          <w:numId w:val="12"/>
-        </w:numPr>
-      </w:pPr>
-      <w:r>
-        <w:rPr>
-          <w:b/>
-          <w:bCs/>
-        </w:rPr>
-        <w:t>Datos por Tarjeta:</w:t>
-      </w:r>
-      <w:r>
-        <w:t xml:space="preserve"> Descripción, Monto, Fecha de carga, Método (Efectivo/Tarjeta).</w:t>
-      </w:r>
-    </w:p>
-    <w:p>
-      <w:pPr>
-        <w:numPr>
-          <w:ilvl w:val="0"/>
-          <w:numId w:val="12"/>
-        </w:numPr>
-      </w:pPr>
-      <w:r>
-        <w:rPr>
-          <w:b/>
-          <w:bCs/>
-        </w:rPr>
-        <w:t>Acción Rápida:</w:t>
-      </w:r>
-      <w:r>
-        <w:t xml:space="preserve"> Botón "Nuevo" en la esquina superior derecha que redirige a la vista "Nuevo Registro".</w:t>
-      </w:r>
-    </w:p>
-    <w:p>
-      <w:pPr>
-        <w:pStyle w:val="NormalWeb"/>
-        <w:numPr>
-          <w:ilvl w:val="0"/>
-          <w:numId w:val="12"/>
-        </w:numPr>
-      </w:pPr>
-      <w:r>
-        <w:rPr>
-          <w:b/>
-          <w:bCs/>
-        </w:rPr>
-        <w:t>Nueva Función:</w:t>
-      </w:r>
-      <w:r>
-        <w:t xml:space="preserve"> Reporte General.</w:t>
-      </w:r>
-      <w:r>
-        <w:t xml:space="preserve"> En la parte superior de la vista de Historial, junto al botón de "Nuevo", se agregará un botón de "Exportar (Excel) / Imprimir Reporte".</w:t>
-      </w:r>
-    </w:p>
-    <w:p>
-      <w:pPr>
-        <w:pStyle w:val="NormalWeb"/>
-        <w:numPr>
-          <w:ilvl w:val="0"/>
-          <w:numId w:val="20"/>
-        </w:numPr>
-      </w:pPr>
-      <w:r>
-        <w:t>Comportamiento:</w:t>
-      </w:r>
-      <w:r>
-        <w:t xml:space="preserve"> Esto descargará el listado completo de los movimientos en pantalla, incluyendo </w:t>
-      </w:r>
-      <w:r>
-        <w:t>tanto Ingresos como Egresos</w:t>
-      </w:r>
-      <w:r>
-        <w:t>, filtrados por el rango de tiempo seleccionado (Diario a Anual).</w:t>
-      </w:r>
-    </w:p>
-    <w:p>
-      <w:pPr>
-        <w:ind w:left="720"/>
-      </w:pPr>
-    </w:p>
-    <w:p>
-      <w:r>
-        <w:rPr>
-          <w:b/>
-          <w:bCs/>
-        </w:rPr>
-        <w:t>D. Perfil</w:t>
-      </w:r>
-    </w:p>
-    <w:p>
-      <w:pPr>
-        <w:numPr>
-          <w:ilvl w:val="0"/>
-          <w:numId w:val="13"/>
-        </w:numPr>
-      </w:pPr>
-      <w:r>
-        <w:rPr>
-          <w:b/>
-          <w:bCs/>
-        </w:rPr>
-        <w:t>Visualización:</w:t>
-      </w:r>
-      <w:r>
-        <w:t xml:space="preserve"> Datos cargados en el registro inicial.</w:t>
-      </w:r>
-    </w:p>
-    <w:p>
-      <w:pPr>
-        <w:numPr>
-          <w:ilvl w:val="0"/>
-          <w:numId w:val="13"/>
-        </w:numPr>
-      </w:pPr>
-      <w:r>
-        <w:rPr>
-          <w:b/>
-          <w:bCs/>
-        </w:rPr>
-        <w:t>Edición:</w:t>
-      </w:r>
-      <w:r>
-        <w:t xml:space="preserve"> Permite agregar Número Telefónico, Establecimiento a cargo y un campo de texto libre para "Comentarios".</w:t>
-      </w:r>
-    </w:p>
-    <w:p>
-      <w:pPr>
-        <w:rPr>
-          <w:b/>
-          <w:bCs/>
-        </w:rPr>
-      </w:pPr>
-      <w:r>
-        <w:rPr>
-          <w:b/>
-          <w:bCs/>
-        </w:rPr>
-        <w:t>3. Requisitos Administrativos y de Arquitectura</w:t>
-      </w:r>
-    </w:p>
-    <w:p>
-      <w:pPr>
-        <w:numPr>
-          <w:ilvl w:val="0"/>
-          <w:numId w:val="14"/>
-        </w:numPr>
-      </w:pPr>
-      <w:r>
-        <w:rPr>
-          <w:b/>
-          <w:bCs/>
-        </w:rPr>
-        <w:lastRenderedPageBreak/>
-        <w:t>Entorno de Pruebas:</w:t>
-      </w:r>
-      <w:r>
-        <w:t xml:space="preserve"> El diseño debe renderizarse primero en una versión Web responsiva para que el cliente apruebe la UI y pruebe las funciones antes del empaquetado móvil.</w:t>
-      </w:r>
-    </w:p>
-    <w:p>
-      <w:pPr>
-        <w:numPr>
-          <w:ilvl w:val="0"/>
-          <w:numId w:val="14"/>
-        </w:numPr>
-      </w:pPr>
-      <w:r>
-        <w:rPr>
-          <w:b/>
-          <w:bCs/>
-        </w:rPr>
-        <w:t>Panel de Administrador:</w:t>
-      </w:r>
-      <w:r>
-        <w:t xml:space="preserve"> El rol de administrador debe tener permisos globales para navegar, visualizar y auditar los registros y movimientos de cualquier usuario del sistema.</w:t>
-      </w:r>
-    </w:p>
-    <w:p>
-      <w:pPr>
-        <w:numPr>
-          <w:ilvl w:val="0"/>
-          <w:numId w:val="14"/>
-        </w:numPr>
-      </w:pPr>
-      <w:r>
-        <w:rPr>
-          <w:b/>
-          <w:bCs/>
-        </w:rPr>
-        <w:t>Grabación de Prueba:</w:t>
-      </w:r>
-      <w:r>
-        <w:t xml:space="preserve"> No realizar la grabación de prueba o visualización.</w:t>
-      </w:r>
-    </w:p>
-    <w:p>
-      <w:pPr>
-        <w:rPr>
-          <w:b/>
-          <w:bCs/>
-        </w:rPr>
-      </w:pPr>
-      <w:r>
-        <w:rPr>
-          <w:b/>
-          <w:bCs/>
-        </w:rPr>
-        <w:t>Definiciones Técnicas Finales</w:t>
-      </w:r>
-    </w:p>
-    <w:p>
-      <w:r>
-        <w:rPr>
-          <w:b/>
-          <w:bCs/>
-        </w:rPr>
-        <w:t>1. Motor de Extracción (OCR) Recomendado</w:t>
-      </w:r>
-      <w:r>
-        <w:t xml:space="preserve"> Para lidiar con la complejidad y variabilidad de las facturas argentinas (A, B, C y </w:t>
-      </w:r>
-      <w:proofErr w:type="gramStart"/>
-      <w:r>
-        <w:t>tickets</w:t>
-      </w:r>
-      <w:proofErr w:type="gramEnd"/>
-      <w:r>
-        <w:t xml:space="preserve">), la mejor opción actual en el mercado es utilizar </w:t>
-      </w:r>
-      <w:r>
-        <w:rPr>
-          <w:b/>
-          <w:bCs/>
-        </w:rPr>
-        <w:t>Google Cloud Document AI</w:t>
-      </w:r>
-      <w:r>
-        <w:t xml:space="preserve"> o </w:t>
-      </w:r>
-      <w:r>
-        <w:rPr>
-          <w:b/>
-          <w:bCs/>
-        </w:rPr>
-        <w:t>AWS Textract</w:t>
-      </w:r>
-      <w:r>
-        <w:t>.</w:t>
-      </w:r>
-    </w:p>
-    <w:p>
-      <w:pPr>
-        <w:numPr>
-          <w:ilvl w:val="0"/>
-          <w:numId w:val="15"/>
-        </w:numPr>
-      </w:pPr>
-      <w:r>
-        <w:rPr>
-          <w:b/>
-          <w:bCs/>
-        </w:rPr>
-        <w:t>¿Por qué?</w:t>
-      </w:r>
-      <w:r>
-        <w:t xml:space="preserve"> A diferencia de un OCR tradicional que solo lee texto suelto, estas son herramientas de Inteligencia Artificial entrenadas específicamente para "entender" facturas. Buscan automáticamente pares de datos (ejemplo: encuentran la palabra "Total" o "IVA" y capturan el número que está al lado, sin importar el formato de la imprenta).</w:t>
-      </w:r>
-    </w:p>
-    <w:p>
-      <w:r>
-        <w:rPr>
-          <w:b/>
-          <w:bCs/>
-        </w:rPr>
-        <w:t>2. Experiencia de Carga (UI/UX) y Procesamiento</w:t>
-      </w:r>
-      <w:r>
-        <w:t xml:space="preserve"> El procesamiento de imágenes y lectura de PDFs tomará unos segundos. Para manejar esto, el escaneo se ejecutará en un proceso en segundo plano (background thread). En la interfaz se mostrará un indicador de carga animado (un </w:t>
-      </w:r>
-      <w:r>
-        <w:rPr>
-          <w:i/>
-          <w:iCs/>
-        </w:rPr>
-        <w:t>spinner</w:t>
-      </w:r>
-      <w:r>
-        <w:t xml:space="preserve"> o barra de progreso) acompañado de un texto como </w:t>
-      </w:r>
-      <w:r>
-        <w:rPr>
-          <w:i/>
-          <w:iCs/>
-        </w:rPr>
-        <w:t>"Analizando comprobante..."</w:t>
-      </w:r>
-      <w:r>
-        <w:t>. Esto asegurará que la interfaz siga respondiendo a las interacciones del sistema y evitará por completo que la pantalla colapse o se quede congelada de forma permanente esperando el resultado. Además, se incluirá un límite de tiempo (timeout): si el archivo es ilegible o el servicio tarda demasiado, el proceso se interrumpirá mostrando un mensaje de error amigable para que el usuario pueda hacer la carga manual, asegurando que la aplicación nunca quede tildada.</w:t>
-      </w:r>
-    </w:p>
-    <w:p>
-      <w:r>
-        <w:rPr>
-          <w:b/>
-          <w:bCs/>
-        </w:rPr>
-        <w:t>3. Sistema de Roles y Base de Datos</w:t>
-      </w:r>
-      <w:r>
-        <w:t xml:space="preserve"> Se implementará un sistema de permisos basado en atributos en la base de datos central. Cada cuenta creada tendrá un campo oculto (por ejemplo: rol: "usuario" o rol: "administrador"). Al iniciar sesión con tu cuenta de administrador, la aplicación leerá este permiso y desbloqueará dinámicamente una vista especial en el Dashboard que te permitirá desplegar una lista de todos los usuarios, entrar a sus perfiles y auditar o editar sus movimientos.</w:t>
-      </w:r>
-    </w:p>
-    <w:p>
-      <w:r>
-        <w:rPr>
-          <w:b/>
-          <w:bCs/>
-        </w:rPr>
-        <w:t>4. Política de Retención de Archivos</w:t>
-      </w:r>
-      <w:r>
-        <w:t xml:space="preserve"> Para optimizar costos de servidor y liberar espacio, se programará una tarea automatizada (conocida como </w:t>
-      </w:r>
-      <w:r>
-        <w:rPr>
-          <w:i/>
-          <w:iCs/>
-        </w:rPr>
-        <w:t>Cron Job</w:t>
-      </w:r>
-      <w:r>
-        <w:t xml:space="preserve">) en el servidor (backend). Este proceso se ejecutará de forma silenciosa todos los días a la madrugada. Su función será escanear el almacenamiento en la nube, identificar </w:t>
-      </w:r>
-      <w:r>
-        <w:lastRenderedPageBreak/>
-        <w:t>todas las imágenes y PDFs cuya fecha de subida sea mayor a 60 días (2 meses) y eliminarlos permanentemente. Los datos de texto del gasto (monto, fecha, descripción) permanecerán intactos en el historial.</w:t>
-      </w:r>
-    </w:p>
-    <w:p>
-      <w:r>
-        <w:rPr>
-          <w:b/>
-          <w:bCs/>
-        </w:rPr>
-        <w:t>5. Arquitectura "Offline-First" (Sin Conexión)</w:t>
-      </w:r>
-      <w:r>
-        <w:t xml:space="preserve"> Dado que los establecimientos tienen nula o baja conectividad, la aplicación se programará bajo una arquitectura "Primero Fuera de Línea".</w:t>
-      </w:r>
-    </w:p>
-    <w:p>
-      <w:pPr>
-        <w:numPr>
-          <w:ilvl w:val="0"/>
-          <w:numId w:val="16"/>
-        </w:numPr>
-      </w:pPr>
-      <w:r>
-        <w:rPr>
-          <w:b/>
-          <w:bCs/>
-        </w:rPr>
-        <w:t>Funcionamiento:</w:t>
-      </w:r>
-      <w:r>
-        <w:t xml:space="preserve"> La </w:t>
-      </w:r>
-      <w:proofErr w:type="gramStart"/>
-      <w:r>
-        <w:t>app</w:t>
-      </w:r>
-      <w:proofErr w:type="gramEnd"/>
-      <w:r>
-        <w:t xml:space="preserve"> tendrá una base de datos local (dentro del mismo teléfono). Cuando un usuario registre un gasto en "El Moro", la </w:t>
-      </w:r>
-      <w:proofErr w:type="gramStart"/>
-      <w:r>
-        <w:t>app</w:t>
-      </w:r>
-      <w:proofErr w:type="gramEnd"/>
-      <w:r>
-        <w:t xml:space="preserve"> lo guardará instantáneamente en el teléfono con un estado de </w:t>
-      </w:r>
-      <w:r>
-        <w:rPr>
-          <w:i/>
-          <w:iCs/>
-        </w:rPr>
-        <w:t>"Pendiente de sincronización"</w:t>
-      </w:r>
-      <w:r>
-        <w:t>, permitiendo al usuario seguir trabajando sin interrupciones ni errores de conexión.</w:t>
-      </w:r>
-    </w:p>
-    <w:p>
-      <w:pPr>
-        <w:numPr>
-          <w:ilvl w:val="0"/>
-          <w:numId w:val="16"/>
-        </w:numPr>
-      </w:pPr>
-      <w:r>
-        <w:rPr>
-          <w:b/>
-          <w:bCs/>
-        </w:rPr>
-        <w:t>Sincronización Automática:</w:t>
-      </w:r>
-      <w:r>
-        <w:t xml:space="preserve"> Un servicio en segundo plano monitoreará constantemente el estado de la red. En el momento en que el teléfono detecte señal de internet (3G/4G o Wi-Fi), la aplicación enviará automáticamente los registros pendientes a la base de datos principal en la nube.</w:t>
-      </w:r>
-    </w:p>
-    <w:p>
-      <w:pPr>
-        <w:pStyle w:val="Prrafodelista"/>
-        <w:numPr>
-          <w:ilvl w:val="0"/>
-          <w:numId w:val="7"/>
-        </w:numPr>
-      </w:pPr>
-      <w:r>
-        <w:rPr>
-          <w:b/>
-          <w:bCs/>
-        </w:rPr>
-        <w:t xml:space="preserve">Impresión o exportación a Excel: </w:t>
-      </w:r>
-      <w:r>
-        <w:t>Para que esta función sea realmente útil, el Excel resultante se estructurará como una base de datos limpia (con columnas separadas para fechas, montos, establecimientos y categorías). Esta estructura tabular ordenada es ideal para que los datos queden listos por si más adelante querés aplicarles macros o cruzar información rápidamente sin tener que andar acomodando celdas a mano.</w:t>
-      </w:r>
-    </w:p>
-    <w:p>
-      <w:pPr>
-        <w:pStyle w:val="Prrafodelista"/>
-      </w:pPr>
-      <w:r>
-        <w:t xml:space="preserve">Además, compilar meses o años enteros de historial en un archivo puede tomar un par de segundos. Para evitar el problema de que la pantalla de carga quede tildada o el usuario piense que la </w:t>
-      </w:r>
-      <w:proofErr w:type="gramStart"/>
-      <w:r>
-        <w:t>app</w:t>
-      </w:r>
-      <w:proofErr w:type="gramEnd"/>
-      <w:r>
-        <w:t xml:space="preserve"> se trabó, esta acción mostrará un indicador de "Generando archivo..." claro y animado, manteniendo la interfaz fluida en todo momento.</w:t>
-      </w:r>
-    </w:p>
-    <w:p>
-      <w:pPr>
-        <w:pStyle w:val="Prrafodelista"/>
-      </w:pPr>
-    </w:p>
-    <w:p>
-      <w:pPr>
-        <w:pStyle w:val="Prrafodelista"/>
-        <w:rPr>
-          <w:b/>
-          <w:bCs/>
-        </w:rPr>
-      </w:pPr>
-      <w:r>
-        <w:rPr>
-          <w:b/>
-          <w:bCs/>
-        </w:rPr>
-        <w:t>Actualizaciones Finales al Documento de Diseño</w:t>
-      </w:r>
-    </w:p>
-    <w:p>
-      <w:pPr>
-        <w:pStyle w:val="Prrafodelista"/>
-      </w:pPr>
-      <w:r>
-        <w:rPr>
-          <w:b/>
-          <w:bCs/>
-        </w:rPr>
-        <w:t>1. Formato de Exportación a Excel (Diseño Híbrido)</w:t>
-      </w:r>
-    </w:p>
-    <w:p>
-      <w:pPr>
-        <w:pStyle w:val="Prrafodelista"/>
-        <w:numPr>
-          <w:ilvl w:val="0"/>
-          <w:numId w:val="21"/>
-        </w:numPr>
-      </w:pPr>
-      <w:r>
-        <w:t>Al seleccionar la opción "Exportar (Excel)", el sistema generará un archivo .xlsx estructurado en dos solapas (hojas) para satisfacer ambas necesidades:</w:t>
-      </w:r>
-    </w:p>
-    <w:p>
-      <w:pPr>
-        <w:pStyle w:val="Prrafodelista"/>
-        <w:numPr>
-          <w:ilvl w:val="1"/>
-          <w:numId w:val="21"/>
-        </w:numPr>
-      </w:pPr>
-      <w:r>
-        <w:rPr>
-          <w:b/>
-          <w:bCs/>
-        </w:rPr>
-        <w:t>Hoja 1 - Reporte Ejecutivo:</w:t>
-      </w:r>
-      <w:r>
-        <w:t xml:space="preserve"> Contendrá un diseño visual atractivo con el logo de "Agropecuaria Las Marias", los colores corporativos (Naranja y Amarillo), la fecha de emisión, el rango del filtro aplicado y los totales sumariados al final de la tabla.</w:t>
-      </w:r>
-    </w:p>
-    <w:p>
-      <w:pPr>
-        <w:pStyle w:val="Prrafodelista"/>
-        <w:numPr>
-          <w:ilvl w:val="1"/>
-          <w:numId w:val="21"/>
-        </w:numPr>
-      </w:pPr>
-      <w:r>
-        <w:rPr>
-          <w:b/>
-          <w:bCs/>
-        </w:rPr>
-        <w:t>Hoja 2 - Base de Datos Plana:</w:t>
-      </w:r>
-      <w:r>
-        <w:t xml:space="preserve"> Contendrá los mismos </w:t>
-      </w:r>
-      <w:proofErr w:type="gramStart"/>
-      <w:r>
-        <w:t>datos</w:t>
-      </w:r>
-      <w:proofErr w:type="gramEnd"/>
-      <w:r>
-        <w:t xml:space="preserve"> pero en un formato de tabla cruda (sin estilos visuales complejos ni celdas </w:t>
-      </w:r>
-      <w:r>
-        <w:lastRenderedPageBreak/>
-        <w:t>combinadas), lista para ser importada a otros sistemas, utilizar macros o facilitar el trabajo contable.</w:t>
-      </w:r>
-    </w:p>
-    <w:p>
-      <w:pPr>
-        <w:pStyle w:val="Prrafodelista"/>
-      </w:pPr>
-      <w:r>
-        <w:rPr>
-          <w:b/>
-          <w:bCs/>
-        </w:rPr>
-        <w:t>2. Formato de Impresión (PDF A4)</w:t>
-      </w:r>
-    </w:p>
-    <w:p>
-      <w:pPr>
-        <w:pStyle w:val="Prrafodelista"/>
-        <w:numPr>
-          <w:ilvl w:val="0"/>
-          <w:numId w:val="22"/>
-        </w:numPr>
-      </w:pPr>
-      <w:r>
-        <w:t xml:space="preserve">Al presionar el botón "Imprimir", la aplicación no dependerá del Excel. En su lugar, generará automáticamente un documento </w:t>
-      </w:r>
-      <w:r>
-        <w:rPr>
-          <w:b/>
-          <w:bCs/>
-        </w:rPr>
-        <w:t>PDF maquetado específicamente para tamaño de hoja A4</w:t>
-      </w:r>
-      <w:r>
-        <w:t>.</w:t>
-      </w:r>
-    </w:p>
-    <w:p>
-      <w:pPr>
-        <w:pStyle w:val="Prrafodelista"/>
-        <w:numPr>
-          <w:ilvl w:val="0"/>
-          <w:numId w:val="22"/>
-        </w:numPr>
-      </w:pPr>
-      <w:r>
-        <w:t>Este PDF incluirá el membrete de la empresa, el detalle de los movimientos (Ingresos/Egresos según el filtro) y estará optimizado en blanco, negro y escala de grises para no gastar tinta innecesariamente, manteniendo detalles sutiles en los colores corporativos.</w:t>
-      </w:r>
-    </w:p>
-    <w:p>
-      <w:pPr>
-        <w:pStyle w:val="Prrafodelista"/>
-      </w:pPr>
-      <w:r>
-        <w:rPr>
-          <w:b/>
-          <w:bCs/>
-        </w:rPr>
-        <w:t>3. Permisos de Exportación e Impresión</w:t>
-      </w:r>
-    </w:p>
-    <w:p>
-      <w:pPr>
-        <w:pStyle w:val="Prrafodelista"/>
-        <w:numPr>
-          <w:ilvl w:val="0"/>
-          <w:numId w:val="23"/>
-        </w:numPr>
-      </w:pPr>
-      <w:r>
-        <w:rPr>
-          <w:b/>
-          <w:bCs/>
-        </w:rPr>
-        <w:t>Acceso Universal:</w:t>
-      </w:r>
-      <w:r>
-        <w:t xml:space="preserve"> La función de exportar a Excel y generar el PDF de impresión estará habilitada para todos los usuarios.</w:t>
-      </w:r>
-    </w:p>
-    <w:p>
-      <w:pPr>
-        <w:pStyle w:val="Prrafodelista"/>
-        <w:numPr>
-          <w:ilvl w:val="0"/>
-          <w:numId w:val="23"/>
-        </w:numPr>
-      </w:pPr>
-      <w:r>
-        <w:rPr>
-          <w:b/>
-          <w:bCs/>
-        </w:rPr>
-        <w:t>Lógica de Datos:</w:t>
-      </w:r>
-      <w:r>
-        <w:t xml:space="preserve"> Los empleados estándar solo podrán generar reportes y descargar la información correspondiente a </w:t>
-      </w:r>
-      <w:r>
-        <w:rPr>
-          <w:i/>
-          <w:iCs/>
-        </w:rPr>
-        <w:t>sus propios</w:t>
-      </w:r>
-      <w:r>
-        <w:t xml:space="preserve"> movimientos cargados. El usuario Administrador, desde su vista global, podrá generar reportes que incluyan los movimientos de todos los empleados y establecimientos.</w:t>
-      </w:r>
-    </w:p>
-    <w:p>
-      <w:pPr>
-        <w:pStyle w:val="Prrafodelista"/>
-      </w:pPr>
-      <w:r>
-        <w:rPr>
-          <w:b/>
-          <w:bCs/>
-        </w:rPr>
-        <w:t>4. Nota Técnica de Rendimiento (Prevención de Cuelgues)</w:t>
-      </w:r>
-    </w:p>
-    <w:p>
-      <w:pPr>
-        <w:pStyle w:val="Prrafodelista"/>
-        <w:numPr>
-          <w:ilvl w:val="0"/>
-          <w:numId w:val="24"/>
-        </w:numPr>
-      </w:pPr>
-      <w:r>
-        <w:t>Tanto la generación de reportes (Excel/PDF) como la extracción automática de datos (OCR) de facturas son procesos pesados. Para asegurar el rendimiento óptimo, estas tareas se ejecutarán de forma asíncrona.</w:t>
-      </w:r>
-    </w:p>
-    <w:p>
-      <w:pPr>
-        <w:pStyle w:val="Prrafodelista"/>
-        <w:numPr>
-          <w:ilvl w:val="0"/>
-          <w:numId w:val="24"/>
-        </w:numPr>
-      </w:pPr>
-      <w:r>
-        <w:t xml:space="preserve">Esto garantiza que la pantalla de carga se mantenga siempre fluida con su respectivo símbolo animado, </w:t>
-      </w:r>
-      <w:r>
-        <w:rPr>
-          <w:b/>
-          <w:bCs/>
-        </w:rPr>
-        <w:t>solucionando y previniendo definitivamente que la pantalla quede tildada o congelada</w:t>
-      </w:r>
-      <w:r>
-        <w:t xml:space="preserve"> mientras el sistema procesa la información</w:t>
-      </w:r>
-    </w:p>
-    <w:p>
-      <w:pPr>
-        <w:pStyle w:val="Prrafodelista"/>
-      </w:pPr>
+        <w:drawing>
+          <wp:inline distT="0" distB="0" distL="0" distR="0" wp14:anchorId="21994BD0" wp14:editId="40801CC0">
+            <wp:extent cx="1780437" cy="3956400"/>
+            <wp:effectExtent l="0" t="0" r="0" b="6350"/>
+            <wp:docPr id="442810455" name="Imagen 14"/>
+            <wp:cNvGraphicFramePr>
+              <a:graphicFrameLocks xmlns:a="http://schemas.openxmlformats.org/drawingml/2006/main" noChangeAspect="1"/>
+            </wp:cNvGraphicFramePr>
+            <a:graphic xmlns:a="http://schemas.openxmlformats.org/drawingml/2006/main">
+              <a:graphicData uri="http://schemas.openxmlformats.org/drawingml/2006/picture">
+                <pic:pic xmlns:pic="http://schemas.openxmlformats.org/drawingml/2006/picture">
+                  <pic:nvPicPr>
+                    <pic:cNvPr id="442810455" name="Imagen 442810455"/>
+                    <pic:cNvPicPr/>
+                  </pic:nvPicPr>
+                  <pic:blipFill>
+                    <a:blip r:embed="rId14" cstate="print">
+                      <a:extLst>
+                        <a:ext uri="{28A0092B-C50C-407E-A947-70E740481C1C}">
+                          <a14:useLocalDpi xmlns:a14="http://schemas.microsoft.com/office/drawing/2010/main" val="0"/>
+                        </a:ext>
+                      </a:extLst>
+                    </a:blip>
+                    <a:stretch>
+                      <a:fillRect/>
+                    </a:stretch>
+                  </pic:blipFill>
+                  <pic:spPr>
+                    <a:xfrm>
+                      <a:off x="0" y="0"/>
+                      <a:ext cx="1780437" cy="3956400"/>
+                    </a:xfrm>
+                    <a:prstGeom prst="rect">
+                      <a:avLst/>
+                    </a:prstGeom>
+                  </pic:spPr>
+                </pic:pic>
+              </a:graphicData>
+            </a:graphic>
+          </wp:inline>
+        </w:drawing>
+      </w:r>
+      <w:r>
+        <w:rPr>
+          <w:noProof/>
+        </w:rPr>
+        <w:drawing>
+          <wp:inline distT="0" distB="0" distL="0" distR="0" wp14:anchorId="744D16AD" wp14:editId="3B6F864D">
+            <wp:extent cx="1780437" cy="3956400"/>
+            <wp:effectExtent l="0" t="0" r="0" b="6350"/>
+            <wp:docPr id="1580528063" name="Imagen 13"/>
+            <wp:cNvGraphicFramePr>
+              <a:graphicFrameLocks xmlns:a="http://schemas.openxmlformats.org/drawingml/2006/main" noChangeAspect="1"/>
+            </wp:cNvGraphicFramePr>
+            <a:graphic xmlns:a="http://schemas.openxmlformats.org/drawingml/2006/main">
+              <a:graphicData uri="http://schemas.openxmlformats.org/drawingml/2006/picture">
+                <pic:pic xmlns:pic="http://schemas.openxmlformats.org/drawingml/2006/picture">
+                  <pic:nvPicPr>
+                    <pic:cNvPr id="1580528063" name="Imagen 1580528063"/>
+                    <pic:cNvPicPr/>
+                  </pic:nvPicPr>
+                  <pic:blipFill>
+                    <a:blip r:embed="rId15" cstate="print">
+                      <a:extLst>
+                        <a:ext uri="{28A0092B-C50C-407E-A947-70E740481C1C}">
+                          <a14:useLocalDpi xmlns:a14="http://schemas.microsoft.com/office/drawing/2010/main" val="0"/>
+                        </a:ext>
+                      </a:extLst>
+                    </a:blip>
+                    <a:stretch>
+                      <a:fillRect/>
+                    </a:stretch>
+                  </pic:blipFill>
+                  <pic:spPr>
+                    <a:xfrm>
+                      <a:off x="0" y="0"/>
+                      <a:ext cx="1780437" cy="3956400"/>
+                    </a:xfrm>
+                    <a:prstGeom prst="rect">
+                      <a:avLst/>
+                    </a:prstGeom>
+                  </pic:spPr>
+                </pic:pic>
+              </a:graphicData>
+            </a:graphic>
+          </wp:inline>
+        </w:drawing>
+      </w:r>
+      <w:r>
+        <w:rPr>
+          <w:noProof/>
+        </w:rPr>
+        <w:drawing>
+          <wp:inline distT="0" distB="0" distL="0" distR="0" wp14:anchorId="39A265A1" wp14:editId="09CDE8FA">
+            <wp:extent cx="1780437" cy="3956400"/>
+            <wp:effectExtent l="0" t="0" r="0" b="6350"/>
+            <wp:docPr id="5435406" name="Imagen 12"/>
+            <wp:cNvGraphicFramePr>
+              <a:graphicFrameLocks xmlns:a="http://schemas.openxmlformats.org/drawingml/2006/main" noChangeAspect="1"/>
+            </wp:cNvGraphicFramePr>
+            <a:graphic xmlns:a="http://schemas.openxmlformats.org/drawingml/2006/main">
+              <a:graphicData uri="http://schemas.openxmlformats.org/drawingml/2006/picture">
+                <pic:pic xmlns:pic="http://schemas.openxmlformats.org/drawingml/2006/picture">
+                  <pic:nvPicPr>
+                    <pic:cNvPr id="5435406" name="Imagen 5435406"/>
+                    <pic:cNvPicPr/>
+                  </pic:nvPicPr>
+                  <pic:blipFill>
+                    <a:blip r:embed="rId16" cstate="print">
+                      <a:extLst>
+                        <a:ext uri="{28A0092B-C50C-407E-A947-70E740481C1C}">
+                          <a14:useLocalDpi xmlns:a14="http://schemas.microsoft.com/office/drawing/2010/main" val="0"/>
+                        </a:ext>
+                      </a:extLst>
+                    </a:blip>
+                    <a:stretch>
+                      <a:fillRect/>
+                    </a:stretch>
+                  </pic:blipFill>
+                  <pic:spPr>
+                    <a:xfrm>
+                      <a:off x="0" y="0"/>
+                      <a:ext cx="1780437" cy="3956400"/>
+                    </a:xfrm>
+                    <a:prstGeom prst="rect">
+                      <a:avLst/>
+                    </a:prstGeom>
+                  </pic:spPr>
+                </pic:pic>
+              </a:graphicData>
+            </a:graphic>
+          </wp:inline>
+        </w:drawing>
+      </w:r>
+      <w:r>
+        <w:rPr>
+          <w:noProof/>
+        </w:rPr>
+        <w:drawing>
+          <wp:inline distT="0" distB="0" distL="0" distR="0" wp14:anchorId="08F1E66A" wp14:editId="214FB48A">
+            <wp:extent cx="1780437" cy="3956400"/>
+            <wp:effectExtent l="0" t="0" r="0" b="6350"/>
+            <wp:docPr id="1624631675" name="Imagen 11"/>
+            <wp:cNvGraphicFramePr>
+              <a:graphicFrameLocks xmlns:a="http://schemas.openxmlformats.org/drawingml/2006/main" noChangeAspect="1"/>
+            </wp:cNvGraphicFramePr>
+            <a:graphic xmlns:a="http://schemas.openxmlformats.org/drawingml/2006/main">
+              <a:graphicData uri="http://schemas.openxmlformats.org/drawingml/2006/picture">
+                <pic:pic xmlns:pic="http://schemas.openxmlformats.org/drawingml/2006/picture">
+                  <pic:nvPicPr>
+                    <pic:cNvPr id="1624631675" name="Imagen 1624631675"/>
+                    <pic:cNvPicPr/>
+                  </pic:nvPicPr>
+                  <pic:blipFill>
+                    <a:blip r:embed="rId17" cstate="print">
+                      <a:extLst>
+                        <a:ext uri="{28A0092B-C50C-407E-A947-70E740481C1C}">
+                          <a14:useLocalDpi xmlns:a14="http://schemas.microsoft.com/office/drawing/2010/main" val="0"/>
+                        </a:ext>
+                      </a:extLst>
+                    </a:blip>
+                    <a:stretch>
+                      <a:fillRect/>
+                    </a:stretch>
+                  </pic:blipFill>
+                  <pic:spPr>
+                    <a:xfrm>
+                      <a:off x="0" y="0"/>
+                      <a:ext cx="1780437" cy="3956400"/>
+                    </a:xfrm>
+                    <a:prstGeom prst="rect">
+                      <a:avLst/>
+                    </a:prstGeom>
+                  </pic:spPr>
+                </pic:pic>
+              </a:graphicData>
+            </a:graphic>
+          </wp:inline>
+        </w:drawing>
+      </w:r>
+      <w:r>
+        <w:rPr>
+          <w:noProof/>
+        </w:rPr>
+        <w:drawing>
+          <wp:inline distT="0" distB="0" distL="0" distR="0" wp14:anchorId="4375A1A4" wp14:editId="6F68C4B8">
+            <wp:extent cx="1780437" cy="3956400"/>
+            <wp:effectExtent l="0" t="0" r="0" b="6350"/>
+            <wp:docPr id="1177271268" name="Imagen 10"/>
+            <wp:cNvGraphicFramePr>
+              <a:graphicFrameLocks xmlns:a="http://schemas.openxmlformats.org/drawingml/2006/main" noChangeAspect="1"/>
+            </wp:cNvGraphicFramePr>
+            <a:graphic xmlns:a="http://schemas.openxmlformats.org/drawingml/2006/main">
+              <a:graphicData uri="http://schemas.openxmlformats.org/drawingml/2006/picture">
+                <pic:pic xmlns:pic="http://schemas.openxmlformats.org/drawingml/2006/picture">
+                  <pic:nvPicPr>
+                    <pic:cNvPr id="1177271268" name="Imagen 1177271268"/>
+                    <pic:cNvPicPr/>
+                  </pic:nvPicPr>
+                  <pic:blipFill>
+                    <a:blip r:embed="rId18" cstate="print">
+                      <a:extLst>
+                        <a:ext uri="{28A0092B-C50C-407E-A947-70E740481C1C}">
+                          <a14:useLocalDpi xmlns:a14="http://schemas.microsoft.com/office/drawing/2010/main" val="0"/>
+                        </a:ext>
+                      </a:extLst>
+                    </a:blip>
+                    <a:stretch>
+                      <a:fillRect/>
+                    </a:stretch>
+                  </pic:blipFill>
+                  <pic:spPr>
+                    <a:xfrm>
+                      <a:off x="0" y="0"/>
+                      <a:ext cx="1780437" cy="3956400"/>
+                    </a:xfrm>
+                    <a:prstGeom prst="rect">
+                      <a:avLst/>
+                    </a:prstGeom>
+                  </pic:spPr>
+                </pic:pic>
+              </a:graphicData>
+            </a:graphic>
+          </wp:inline>
+        </w:drawing>
+      </w:r>
     </w:p>
     <w:p>
       <w:pPr>
@@ -6370,6 +5595,7 @@
   <w:style w:type="character" w:default="1" w:styleId="Fuentedeprrafopredeter">
     <w:name w:val="Default Paragraph Font"/>
     <w:uiPriority w:val="1"/>
+    <w:semiHidden/>
     <w:unhideWhenUsed/>
   </w:style>
   <w:style w:type="table" w:default="1" w:styleId="Tablanormal">
@@ -6699,6 +5925,20 @@
       <w14:ligatures w14:val="none"/>
     </w:rPr>
   </w:style>
+  <w:style w:type="character" w:styleId="Ttulodellibro">
+    <w:name w:val="Book Title"/>
+    <w:basedOn w:val="Fuentedeprrafopredeter"/>
+    <w:uiPriority w:val="33"/>
+    <w:qFormat/>
+    <w:rsid w:val="00E9171D"/>
+    <w:rPr>
+      <w:b/>
+      <w:bCs/>
+      <w:i/>
+      <w:iCs/>
+      <w:spacing w:val="5"/>
+    </w:rPr>
+  </w:style>
 </w:styles>
 </file>
 
